--- a/תיק פרוייקט.docx
+++ b/תיק פרוייקט.docx
@@ -466,7 +466,6 @@
         <w:t>פרק א - 'שם המערכת' - ייזום</w:t>
       </w:r>
     </w:p>
-    <w:p/>
     <w:p>
       <w:pPr>
         <w:numPr>
@@ -504,36 +503,53 @@
           <w:rFonts w:ascii="David" w:hAnsi="David" w:cs="David"/>
         </w:rPr>
       </w:pPr>
+      <w:proofErr w:type="spellStart"/>
       <w:r>
         <w:rPr>
           <w:rFonts w:ascii="David" w:hAnsi="David" w:cs="David"/>
         </w:rPr>
-        <w:t>SAFE</w:t>
-      </w:r>
-      <w:r>
+        <w:t>safe_home</w:t>
+      </w:r>
+      <w:proofErr w:type="spellEnd"/>
+      <w:r>
+        <w:rPr>
+          <w:rFonts w:ascii="David" w:hAnsi="David" w:cs="David"/>
+        </w:rPr>
         <w:t xml:space="preserve"> </w:t>
       </w:r>
-      <w:proofErr w:type="gramStart"/>
       <w:r>
         <w:rPr>
           <w:rFonts w:ascii="David" w:hAnsi="David" w:cs="David"/>
-        </w:rPr>
-        <w:t xml:space="preserve">HOME </w:t>
+          <w:rtl/>
+        </w:rPr>
+        <w:t xml:space="preserve"> זוהי מערכת אבטחה לבית אשר מפעילים כאשר אנו לא נמצאים בבית. בבית מותקנות מצלמות בכמה מקומות (סלון, מטבח, חצר....). כאשר המערכת מופעלת והיא מזהה</w:t>
+      </w:r>
+      <w:r>
+        <w:rPr>
+          <w:rFonts w:ascii="David" w:hAnsi="David" w:cs="David" w:hint="cs"/>
+          <w:rtl/>
+        </w:rPr>
+        <w:t xml:space="preserve"> תנועה, היא בודקת בעזרת </w:t>
       </w:r>
       <w:r>
         <w:rPr>
           <w:rFonts w:ascii="David" w:hAnsi="David" w:cs="David"/>
-          <w:rtl/>
-        </w:rPr>
-        <w:t xml:space="preserve"> זוהי</w:t>
-      </w:r>
-      <w:proofErr w:type="gramEnd"/>
+        </w:rPr>
+        <w:t xml:space="preserve">ai </w:t>
+      </w:r>
+      <w:r>
+        <w:rPr>
+          <w:rFonts w:ascii="David" w:hAnsi="David" w:cs="David" w:hint="cs"/>
+          <w:rtl/>
+        </w:rPr>
+        <w:t xml:space="preserve"> האם התנועה שזוהתה היא של בעל חיים או של בן אדם. אם התנועה שזוהתה היא של בן אדם (או שהמערכת לא הצליחה לקבוע של מה התנועה), </w:t>
+      </w:r>
       <w:r>
         <w:rPr>
           <w:rFonts w:ascii="David" w:hAnsi="David" w:cs="David"/>
           <w:rtl/>
         </w:rPr>
-        <w:t xml:space="preserve"> מערכת אבטחה לבית אשר מפעילים כאשר אנו לא נמצאים בבית. בבית מותקנות מצלמות בכמה מקומות (סלון, מטבח, חצר....). כאשר המערכת מופעלת והיא מזהה תנועה, היא שולחת למשתמש הודעה שזוהתה תנועה ואיפה התנועה זוהתה. למשתמש יש אופציה לבקשת מהמערכת לשלוח לו תמונה מאיזו מצלמה שהוא רוצה (סלון \ מטבח....)</w:t>
+        <w:t>היא שולחת למשתמש הודעה שזוהתה תנועה ואיפה התנועה זוהתה. למשתמש יש אופציה לבקשת מהמערכת לשלוח לו תמונה מאיזו מצלמה שהוא רוצה (סלון \ מטבח....)</w:t>
       </w:r>
     </w:p>
     <w:p>
@@ -556,161 +572,147 @@
           <w:rFonts w:ascii="David" w:hAnsi="David" w:cs="David"/>
           <w:rtl/>
         </w:rPr>
-        <w:t>שתהיה למשתמשים</w:t>
+        <w:t>שתהיה למשתמשים תחושת ביטחון אשר תעזור להם לעזוב את הבית בבטחה מבלי לפחד  (</w:t>
       </w:r>
       <w:r>
         <w:rPr>
           <w:rFonts w:ascii="David" w:hAnsi="David" w:cs="David"/>
           <w:rtl/>
         </w:rPr>
-        <w:t xml:space="preserve"> תחושת ביטחון אשר תעזור להם לעזוב את הבית בבטחה מבלי לפחד</w:t>
+        <w:t>תהיה לאנשים אפשרות לדעת מה קורה בביתם גם כאשר הם לא נמצאים בו, ולקבל מידע על תזוזות שיש בו. כך הם יוכלו לבדוק את המצב בבית ולקבל החלטות בהתאם למידע המוצג לה</w:t>
       </w:r>
       <w:r>
         <w:rPr>
           <w:rFonts w:ascii="David" w:hAnsi="David" w:cs="David"/>
           <w:rtl/>
         </w:rPr>
-        <w:t xml:space="preserve">  (</w:t>
+        <w:t>ם</w:t>
       </w:r>
       <w:r>
         <w:rPr>
           <w:rFonts w:ascii="David" w:hAnsi="David" w:cs="David"/>
           <w:rtl/>
         </w:rPr>
-        <w:t>תהיה ל</w:t>
+        <w:t xml:space="preserve"> וכך ירגישו יותר בטוחים)</w:t>
       </w:r>
       <w:r>
         <w:rPr>
           <w:rFonts w:ascii="David" w:hAnsi="David" w:cs="David"/>
-          <w:rtl/>
-        </w:rPr>
-        <w:t>אנשים</w:t>
-      </w:r>
-      <w:r>
+        </w:rPr>
+        <w:t>.</w:t>
+      </w:r>
+    </w:p>
+    <w:p>
+      <w:pPr>
+        <w:ind w:left="720"/>
         <w:rPr>
           <w:rFonts w:ascii="David" w:hAnsi="David" w:cs="David"/>
-          <w:rtl/>
-        </w:rPr>
-        <w:t xml:space="preserve"> אפשרות לדעת מה קורה בביתם גם כאשר הם לא נמצאים בו, ולקבל מידע על תזוזות שיש בו. כך </w:t>
-      </w:r>
+        </w:rPr>
+      </w:pPr>
       <w:r>
         <w:rPr>
           <w:rFonts w:ascii="David" w:hAnsi="David" w:cs="David"/>
           <w:rtl/>
         </w:rPr>
-        <w:t>הם</w:t>
+        <w:t xml:space="preserve">האתגרים </w:t>
       </w:r>
       <w:r>
         <w:rPr>
           <w:rFonts w:ascii="David" w:hAnsi="David" w:cs="David"/>
           <w:rtl/>
         </w:rPr>
-        <w:t xml:space="preserve"> יוכלו לבדוק את המצב בבית ולקבל החלטות בהתאם למידע המוצג לה</w:t>
+        <w:t>ה</w:t>
       </w:r>
       <w:r>
         <w:rPr>
           <w:rFonts w:ascii="David" w:hAnsi="David" w:cs="David"/>
           <w:rtl/>
         </w:rPr>
-        <w:t>ם</w:t>
+        <w:t xml:space="preserve">צפויים לי בפרויקט הם זיהוי תנועה, </w:t>
       </w:r>
       <w:r>
         <w:rPr>
           <w:rFonts w:ascii="David" w:hAnsi="David" w:cs="David"/>
           <w:rtl/>
         </w:rPr>
-        <w:t xml:space="preserve"> וכך ירגישו יותר בטוחים)</w:t>
+        <w:t>לשלוח התר</w:t>
+      </w:r>
+      <w:r>
+        <w:rPr>
+          <w:rFonts w:ascii="David" w:hAnsi="David" w:cs="David" w:hint="cs"/>
+          <w:rtl/>
+        </w:rPr>
+        <w:t>ע</w:t>
       </w:r>
       <w:r>
         <w:rPr>
           <w:rFonts w:ascii="David" w:hAnsi="David" w:cs="David"/>
-        </w:rPr>
-        <w:t>.</w:t>
-      </w:r>
-    </w:p>
-    <w:p>
-      <w:pPr>
-        <w:ind w:left="720"/>
+          <w:rtl/>
+        </w:rPr>
+        <w:t>ה אחת עבור כל תנועה</w:t>
+      </w:r>
+      <w:r>
         <w:rPr>
           <w:rFonts w:ascii="David" w:hAnsi="David" w:cs="David"/>
-        </w:rPr>
-      </w:pPr>
+          <w:rtl/>
+        </w:rPr>
+        <w:t xml:space="preserve"> (ולא לשלוח כמה התר</w:t>
+      </w:r>
+      <w:r>
+        <w:rPr>
+          <w:rFonts w:ascii="David" w:hAnsi="David" w:cs="David" w:hint="cs"/>
+          <w:rtl/>
+        </w:rPr>
+        <w:t>ע</w:t>
+      </w:r>
       <w:r>
         <w:rPr>
           <w:rFonts w:ascii="David" w:hAnsi="David" w:cs="David"/>
           <w:rtl/>
         </w:rPr>
-        <w:t xml:space="preserve">האתגרים </w:t>
+        <w:t>ות עבור אותה תנועה מתמשכת)</w:t>
       </w:r>
       <w:r>
         <w:rPr>
           <w:rFonts w:ascii="David" w:hAnsi="David" w:cs="David"/>
           <w:rtl/>
         </w:rPr>
-        <w:t>ה</w:t>
+        <w:t xml:space="preserve"> ו</w:t>
       </w:r>
       <w:r>
         <w:rPr>
           <w:rFonts w:ascii="David" w:hAnsi="David" w:cs="David"/>
           <w:rtl/>
         </w:rPr>
-        <w:t xml:space="preserve">צפויים לי בפרויקט הם זיהוי תנועה, </w:t>
+        <w:t>טיפול בכמה לקוחות במקביל (כאשר לכל לקוח יש את המצלמות שלו ו</w:t>
       </w:r>
       <w:r>
         <w:rPr>
           <w:rFonts w:ascii="David" w:hAnsi="David" w:cs="David"/>
           <w:rtl/>
         </w:rPr>
-        <w:t>לשלוח התר</w:t>
+        <w:t xml:space="preserve">את </w:t>
       </w:r>
       <w:r>
         <w:rPr>
           <w:rFonts w:ascii="David" w:hAnsi="David" w:cs="David"/>
           <w:rtl/>
         </w:rPr>
-        <w:t>א</w:t>
+        <w:t>ההתר</w:t>
+      </w:r>
+      <w:r>
+        <w:rPr>
+          <w:rFonts w:ascii="David" w:hAnsi="David" w:cs="David" w:hint="cs"/>
+          <w:rtl/>
+        </w:rPr>
+        <w:t>ע</w:t>
       </w:r>
       <w:r>
         <w:rPr>
           <w:rFonts w:ascii="David" w:hAnsi="David" w:cs="David"/>
           <w:rtl/>
         </w:rPr>
-        <w:t>ה אחת עבור כל תנועה</w:t>
-      </w:r>
-      <w:r>
-        <w:rPr>
-          <w:rFonts w:ascii="David" w:hAnsi="David" w:cs="David"/>
-          <w:rtl/>
-        </w:rPr>
-        <w:t xml:space="preserve"> (ולא לשלוח כמה התראות עבור אותה תנועה מתמשכת)</w:t>
-      </w:r>
-      <w:r>
-        <w:rPr>
-          <w:rFonts w:ascii="David" w:hAnsi="David" w:cs="David"/>
-          <w:rtl/>
-        </w:rPr>
-        <w:t xml:space="preserve"> ו</w:t>
-      </w:r>
-      <w:r>
-        <w:rPr>
-          <w:rFonts w:ascii="David" w:hAnsi="David" w:cs="David"/>
-          <w:rtl/>
-        </w:rPr>
-        <w:t>טיפול בכמה לקוחות במקביל (כאשר לכל לקוח יש את המצלמות שלו ו</w:t>
-      </w:r>
-      <w:r>
-        <w:rPr>
-          <w:rFonts w:ascii="David" w:hAnsi="David" w:cs="David"/>
-          <w:rtl/>
-        </w:rPr>
-        <w:t xml:space="preserve">את </w:t>
-      </w:r>
-      <w:r>
-        <w:rPr>
-          <w:rFonts w:ascii="David" w:hAnsi="David" w:cs="David"/>
-          <w:rtl/>
-        </w:rPr>
-        <w:t>ההתראות שלו).</w:t>
+        <w:t>ות שלו).</w:t>
       </w:r>
     </w:p>
     <w:p>
@@ -757,6 +759,7 @@
         <w:rPr>
           <w:rFonts w:ascii="David" w:hAnsi="David" w:cs="David"/>
           <w:color w:val="000000"/>
+          <w:rtl/>
         </w:rPr>
       </w:pPr>
       <w:r>
@@ -767,6 +770,23 @@
         </w:rPr>
         <w:t>המערכת מיועדת לבעלי בתים ולדיירים אשר רוצים לפקח על ביתם מרחוק ולדעת על תזוזות שקורות בביתם גם בזמן שהם לא שם.</w:t>
       </w:r>
+    </w:p>
+    <w:p>
+      <w:pPr>
+        <w:pBdr>
+          <w:top w:val="nil"/>
+          <w:left w:val="nil"/>
+          <w:bottom w:val="nil"/>
+          <w:right w:val="nil"/>
+          <w:between w:val="nil"/>
+        </w:pBdr>
+        <w:spacing w:after="0"/>
+        <w:ind w:left="720"/>
+        <w:rPr>
+          <w:rFonts w:ascii="David" w:hAnsi="David" w:cs="David"/>
+          <w:color w:val="000000"/>
+        </w:rPr>
+      </w:pPr>
     </w:p>
     <w:p>
       <w:pPr>
@@ -851,10 +871,6 @@
     </w:p>
     <w:p>
       <w:pPr>
-        <w:numPr>
-          <w:ilvl w:val="0"/>
-          <w:numId w:val="12"/>
-        </w:numPr>
         <w:pBdr>
           <w:top w:val="nil"/>
           <w:left w:val="nil"/>
@@ -863,40 +879,127 @@
           <w:between w:val="nil"/>
         </w:pBdr>
         <w:spacing w:after="0"/>
-        <w:rPr>
-          <w:color w:val="000000"/>
-        </w:rPr>
-      </w:pPr>
-      <w:r>
-        <w:rPr>
-          <w:color w:val="000000"/>
-          <w:rtl/>
-        </w:rPr>
-        <w:t>מה הבעיה/</w:t>
-      </w:r>
-      <w:proofErr w:type="spellStart"/>
-      <w:r>
-        <w:rPr>
-          <w:color w:val="000000"/>
-          <w:rtl/>
-        </w:rPr>
-        <w:t>יות</w:t>
-      </w:r>
-      <w:proofErr w:type="spellEnd"/>
-      <w:r>
-        <w:rPr>
-          <w:color w:val="000000"/>
-          <w:rtl/>
-        </w:rPr>
-        <w:t xml:space="preserve"> ומה אנחנו מנסים להשיג? </w:t>
-      </w:r>
-    </w:p>
-    <w:p>
-      <w:pPr>
-        <w:numPr>
-          <w:ilvl w:val="0"/>
-          <w:numId w:val="13"/>
-        </w:numPr>
+        <w:ind w:left="720"/>
+        <w:rPr>
+          <w:rFonts w:ascii="David" w:hAnsi="David" w:cs="David"/>
+          <w:color w:val="000000"/>
+          <w:rtl/>
+        </w:rPr>
+      </w:pPr>
+      <w:r>
+        <w:rPr>
+          <w:rFonts w:ascii="David" w:hAnsi="David" w:cs="David" w:hint="cs"/>
+          <w:color w:val="000000"/>
+          <w:rtl/>
+        </w:rPr>
+        <w:t xml:space="preserve">הבעיה </w:t>
+      </w:r>
+      <w:r>
+        <w:rPr>
+          <w:rFonts w:ascii="David" w:hAnsi="David" w:cs="David" w:hint="cs"/>
+          <w:color w:val="000000"/>
+          <w:rtl/>
+        </w:rPr>
+        <w:t xml:space="preserve">שהמערכת תנסה לפתור </w:t>
+      </w:r>
+      <w:r>
+        <w:rPr>
+          <w:rFonts w:ascii="David" w:hAnsi="David" w:cs="David" w:hint="cs"/>
+          <w:color w:val="000000"/>
+          <w:rtl/>
+        </w:rPr>
+        <w:t xml:space="preserve">היא שאנשים לא יודעים מה קורה בביתם כאשר הם נמצאים מחוץ לבית. </w:t>
+      </w:r>
+      <w:r>
+        <w:rPr>
+          <w:rFonts w:ascii="David" w:hAnsi="David" w:cs="David" w:hint="cs"/>
+          <w:color w:val="000000"/>
+          <w:rtl/>
+        </w:rPr>
+        <w:t>המערכת תשיג</w:t>
+      </w:r>
+      <w:r>
+        <w:rPr>
+          <w:rFonts w:ascii="David" w:hAnsi="David" w:cs="David" w:hint="cs"/>
+          <w:color w:val="000000"/>
+          <w:rtl/>
+        </w:rPr>
+        <w:t xml:space="preserve"> אפשרות מעקב אחר תנועות בבית כאשר לא נמצאים בו. התועלת שסביר לצפות מהמערכת היא </w:t>
+      </w:r>
+      <w:r>
+        <w:rPr>
+          <w:rFonts w:ascii="David" w:hAnsi="David" w:cs="David" w:hint="cs"/>
+          <w:color w:val="000000"/>
+          <w:rtl/>
+        </w:rPr>
+        <w:t xml:space="preserve">הענקת </w:t>
+      </w:r>
+      <w:r>
+        <w:rPr>
+          <w:rFonts w:ascii="David" w:hAnsi="David" w:cs="David" w:hint="cs"/>
+          <w:color w:val="000000"/>
+          <w:rtl/>
+        </w:rPr>
+        <w:t>תחושת ביטחון למשתמשים</w:t>
+      </w:r>
+      <w:r>
+        <w:rPr>
+          <w:rFonts w:ascii="David" w:hAnsi="David" w:cs="David" w:hint="cs"/>
+          <w:color w:val="000000"/>
+          <w:rtl/>
+        </w:rPr>
+        <w:t xml:space="preserve"> באמצעות </w:t>
+      </w:r>
+      <w:r>
+        <w:rPr>
+          <w:rFonts w:ascii="David" w:hAnsi="David" w:cs="David" w:hint="cs"/>
+          <w:color w:val="000000"/>
+          <w:rtl/>
+        </w:rPr>
+        <w:t>ה</w:t>
+      </w:r>
+      <w:r>
+        <w:rPr>
+          <w:rFonts w:ascii="David" w:hAnsi="David" w:cs="David" w:hint="cs"/>
+          <w:color w:val="000000"/>
+          <w:rtl/>
+        </w:rPr>
+        <w:t>אפשרות לבדוק את המתרחש בבית מרחוק. השירותים שהמערכת תיתן הם זיהוי תנועה ומיקומה בבית (מאיזו מצלמה היא זוהתה), שליחת התרעה על תנועה בבית (רק אם זה בן אדם או שה</w:t>
+      </w:r>
+      <w:r>
+        <w:rPr>
+          <w:rFonts w:ascii="David" w:hAnsi="David" w:cs="David"/>
+          <w:color w:val="000000"/>
+        </w:rPr>
+        <w:t xml:space="preserve">ai </w:t>
+      </w:r>
+      <w:r>
+        <w:rPr>
+          <w:rFonts w:ascii="David" w:hAnsi="David" w:cs="David" w:hint="cs"/>
+          <w:color w:val="000000"/>
+          <w:rtl/>
+        </w:rPr>
+        <w:t xml:space="preserve"> לא הצליח לקבוע האם זה בן אדם או חיה) ו</w:t>
+      </w:r>
+      <w:r>
+        <w:rPr>
+          <w:rFonts w:ascii="David" w:hAnsi="David" w:cs="David"/>
+          <w:color w:val="000000"/>
+          <w:rtl/>
+        </w:rPr>
+        <w:t>שליחת תמונה ממצלמה שהמשתמש בוחר</w:t>
+      </w:r>
+      <w:r>
+        <w:rPr>
+          <w:rFonts w:ascii="David" w:hAnsi="David" w:cs="David" w:hint="cs"/>
+          <w:color w:val="000000"/>
+          <w:rtl/>
+        </w:rPr>
+        <w:t>.</w:t>
+      </w:r>
+    </w:p>
+    <w:p>
+      <w:pPr>
         <w:pBdr>
           <w:top w:val="nil"/>
           <w:left w:val="nil"/>
@@ -905,21 +1008,24 @@
           <w:between w:val="nil"/>
         </w:pBdr>
         <w:spacing w:after="0"/>
-      </w:pPr>
-      <w:r>
-        <w:rPr>
-          <w:color w:val="000000"/>
-          <w:rtl/>
-        </w:rPr>
-        <w:t>מה התועלות שסביר לצפות מהמערכת?</w:t>
-      </w:r>
-    </w:p>
-    <w:p>
-      <w:pPr>
-        <w:numPr>
-          <w:ilvl w:val="0"/>
-          <w:numId w:val="13"/>
-        </w:numPr>
+        <w:ind w:left="720"/>
+        <w:rPr>
+          <w:rFonts w:ascii="David" w:hAnsi="David" w:cs="David"/>
+          <w:color w:val="000000"/>
+          <w:rtl/>
+        </w:rPr>
+      </w:pPr>
+      <w:r>
+        <w:rPr>
+          <w:rFonts w:ascii="David" w:hAnsi="David" w:cs="David" w:hint="cs"/>
+          <w:color w:val="000000"/>
+          <w:rtl/>
+        </w:rPr>
+        <w:t>פתרונות קיימים לבעיה הם:</w:t>
+      </w:r>
+    </w:p>
+    <w:p>
+      <w:pPr>
         <w:pBdr>
           <w:top w:val="nil"/>
           <w:left w:val="nil"/>
@@ -928,21 +1034,113 @@
           <w:between w:val="nil"/>
         </w:pBdr>
         <w:spacing w:after="0"/>
-      </w:pPr>
-      <w:r>
-        <w:rPr>
-          <w:color w:val="000000"/>
-          <w:rtl/>
-        </w:rPr>
-        <w:t>אלו שירותים המערכת תיתן?</w:t>
-      </w:r>
-    </w:p>
-    <w:p>
-      <w:pPr>
-        <w:numPr>
-          <w:ilvl w:val="0"/>
-          <w:numId w:val="13"/>
-        </w:numPr>
+        <w:ind w:left="720"/>
+        <w:rPr>
+          <w:rFonts w:ascii="David" w:hAnsi="David" w:cs="David"/>
+          <w:color w:val="000000"/>
+          <w:rtl/>
+          <w:lang w:val="en-IL"/>
+        </w:rPr>
+      </w:pPr>
+      <w:r>
+        <w:rPr>
+          <w:rFonts w:ascii="David" w:hAnsi="David" w:cs="David"/>
+          <w:color w:val="000000"/>
+        </w:rPr>
+        <w:t>-</w:t>
+      </w:r>
+      <w:r>
+        <w:rPr>
+          <w:rFonts w:ascii="David" w:hAnsi="David" w:cs="David"/>
+          <w:color w:val="000000"/>
+        </w:rPr>
+        <w:t xml:space="preserve"> </w:t>
+      </w:r>
+      <w:r>
+        <w:rPr>
+          <w:rFonts w:ascii="David" w:hAnsi="David" w:cs="David"/>
+          <w:color w:val="000000"/>
+        </w:rPr>
+        <w:t>Google Home</w:t>
+      </w:r>
+      <w:r>
+        <w:rPr>
+          <w:rFonts w:ascii="David" w:hAnsi="David" w:cs="David" w:hint="cs"/>
+          <w:color w:val="000000"/>
+          <w:rtl/>
+        </w:rPr>
+        <w:t xml:space="preserve"> </w:t>
+      </w:r>
+      <w:r>
+        <w:rPr>
+          <w:rFonts w:ascii="David" w:hAnsi="David" w:cs="David"/>
+          <w:color w:val="000000"/>
+          <w:rtl/>
+          <w:lang w:val="en-IL"/>
+        </w:rPr>
+        <w:t xml:space="preserve">אפליקציה לניהול מצלמות אבטחה של </w:t>
+      </w:r>
+      <w:r>
+        <w:rPr>
+          <w:rFonts w:ascii="David" w:hAnsi="David" w:cs="David"/>
+          <w:color w:val="000000"/>
+        </w:rPr>
+        <w:t xml:space="preserve"> </w:t>
+      </w:r>
+      <w:r>
+        <w:rPr>
+          <w:rFonts w:ascii="David" w:hAnsi="David" w:cs="David"/>
+          <w:color w:val="000000"/>
+        </w:rPr>
+        <w:t xml:space="preserve">Google Nest </w:t>
+      </w:r>
+      <w:r>
+        <w:rPr>
+          <w:rFonts w:ascii="David" w:hAnsi="David" w:cs="David"/>
+          <w:color w:val="000000"/>
+          <w:rtl/>
+          <w:lang w:val="en-IL"/>
+        </w:rPr>
+        <w:t>שמאפשרת לצפות במצלמות ולקבל התרעות על תנועה</w:t>
+      </w:r>
+      <w:r>
+        <w:rPr>
+          <w:rFonts w:ascii="David" w:hAnsi="David" w:cs="David"/>
+          <w:color w:val="000000"/>
+        </w:rPr>
+        <w:t xml:space="preserve">, </w:t>
+      </w:r>
+      <w:r>
+        <w:rPr>
+          <w:rFonts w:ascii="David" w:hAnsi="David" w:cs="David"/>
+          <w:color w:val="000000"/>
+          <w:rtl/>
+          <w:lang w:val="en-IL"/>
+        </w:rPr>
+        <w:t xml:space="preserve">אנשים ובעלי חיים </w:t>
+      </w:r>
+      <w:r>
+        <w:rPr>
+          <w:rFonts w:ascii="David" w:hAnsi="David" w:cs="David" w:hint="cs"/>
+          <w:color w:val="000000"/>
+          <w:rtl/>
+          <w:lang w:val="en-IL"/>
+        </w:rPr>
+        <w:t xml:space="preserve">- </w:t>
+      </w:r>
+      <w:hyperlink r:id="rId9" w:history="1">
+        <w:r>
+          <w:rPr>
+            <w:rStyle w:val="Hyperlink"/>
+            <w:rFonts w:ascii="David" w:hAnsi="David" w:cs="David"/>
+            <w:lang w:val="en-IL"/>
+          </w:rPr>
+          <w:t>https://support.google.com/googlehome/answer/11444456?hl=en-GB&amp;utm_source=chatgpt.com</w:t>
+        </w:r>
+      </w:hyperlink>
+    </w:p>
+    <w:p>
+      <w:pPr>
         <w:pBdr>
           <w:top w:val="nil"/>
           <w:left w:val="nil"/>
@@ -951,14 +1149,317 @@
           <w:between w:val="nil"/>
         </w:pBdr>
         <w:spacing w:after="0"/>
-      </w:pPr>
-      <w:r>
-        <w:rPr>
-          <w:color w:val="000000"/>
-          <w:rtl/>
-        </w:rPr>
-        <w:t>השוואת העבודה עם פתרונות ויישומים קיימים (למצוא לפחות שניים שעונים על אותו הצורך לאו דווקא במדויק ולתאר את הפתרון שלהם – אפשר ורצוי לצרף קישורים)</w:t>
-      </w:r>
+        <w:ind w:left="720"/>
+        <w:rPr>
+          <w:rtl/>
+        </w:rPr>
+      </w:pPr>
+      <w:r>
+        <w:rPr>
+          <w:rFonts w:ascii="David" w:hAnsi="David" w:cs="David"/>
+          <w:color w:val="000000"/>
+          <w:lang w:val="en-IL"/>
+        </w:rPr>
+        <w:t xml:space="preserve"> Ring</w:t>
+      </w:r>
+      <w:r>
+        <w:rPr>
+          <w:rFonts w:ascii="David" w:hAnsi="David" w:cs="David" w:hint="cs"/>
+          <w:color w:val="000000"/>
+          <w:rtl/>
+          <w:lang w:val="en-IL"/>
+        </w:rPr>
+        <w:t xml:space="preserve"> -</w:t>
+      </w:r>
+      <w:r>
+        <w:rPr>
+          <w:rFonts w:ascii="David" w:hAnsi="David" w:cs="David" w:hint="cs"/>
+          <w:b/>
+          <w:bCs/>
+          <w:color w:val="000000"/>
+          <w:rtl/>
+          <w:lang w:val="en-IL"/>
+        </w:rPr>
+        <w:t xml:space="preserve"> </w:t>
+      </w:r>
+      <w:r>
+        <w:rPr>
+          <w:rFonts w:ascii="David" w:hAnsi="David" w:cs="David"/>
+          <w:color w:val="000000"/>
+          <w:rtl/>
+        </w:rPr>
+        <w:t>מערכת אבטחה הכוללת זיהוי אנשים והתרעות חכמות</w:t>
+      </w:r>
+      <w:r>
+        <w:rPr>
+          <w:rFonts w:ascii="David" w:hAnsi="David" w:cs="David" w:hint="cs"/>
+          <w:color w:val="000000"/>
+          <w:rtl/>
+        </w:rPr>
+        <w:t xml:space="preserve"> - </w:t>
+      </w:r>
+      <w:hyperlink r:id="rId10" w:history="1">
+        <w:r>
+          <w:rPr>
+            <w:rStyle w:val="Hyperlink"/>
+            <w:rFonts w:ascii="David" w:hAnsi="David" w:cs="David"/>
+          </w:rPr>
+          <w:t>https://ring.com/gb/en/support/articles/9qnpt/person-alerts-vehicle-alerts-smart-alerts?utm_source=chatgpt.com</w:t>
+        </w:r>
+      </w:hyperlink>
+    </w:p>
+    <w:p>
+      <w:pPr>
+        <w:pBdr>
+          <w:top w:val="nil"/>
+          <w:left w:val="nil"/>
+          <w:bottom w:val="nil"/>
+          <w:right w:val="nil"/>
+          <w:between w:val="nil"/>
+        </w:pBdr>
+        <w:spacing w:after="0"/>
+        <w:ind w:left="720"/>
+        <w:rPr>
+          <w:rFonts w:ascii="David" w:hAnsi="David" w:cs="David"/>
+          <w:color w:val="000000"/>
+          <w:lang w:val="en-IL"/>
+        </w:rPr>
+      </w:pPr>
+      <w:r>
+        <w:rPr>
+          <w:rFonts w:ascii="David" w:hAnsi="David" w:cs="David"/>
+          <w:color w:val="000000"/>
+          <w:rtl/>
+        </w:rPr>
+        <w:t>בדומה למערכות</w:t>
+      </w:r>
+      <w:r>
+        <w:rPr>
+          <w:rFonts w:ascii="David" w:hAnsi="David" w:cs="David"/>
+          <w:color w:val="000000"/>
+          <w:lang w:val="en-IL"/>
+        </w:rPr>
+        <w:t xml:space="preserve"> Google </w:t>
+      </w:r>
+      <w:r>
+        <w:rPr>
+          <w:rFonts w:ascii="David" w:hAnsi="David" w:cs="David"/>
+          <w:color w:val="000000"/>
+          <w:lang w:val="en-IL"/>
+        </w:rPr>
+        <w:t>H</w:t>
+      </w:r>
+      <w:proofErr w:type="spellStart"/>
+      <w:r>
+        <w:rPr>
+          <w:rFonts w:ascii="David" w:hAnsi="David" w:cs="David"/>
+          <w:color w:val="000000"/>
+        </w:rPr>
+        <w:t>ome</w:t>
+      </w:r>
+      <w:proofErr w:type="spellEnd"/>
+      <w:r>
+        <w:rPr>
+          <w:rFonts w:ascii="David" w:hAnsi="David" w:cs="David"/>
+          <w:color w:val="000000"/>
+        </w:rPr>
+        <w:t xml:space="preserve"> </w:t>
+      </w:r>
+      <w:r>
+        <w:rPr>
+          <w:rFonts w:ascii="David" w:hAnsi="David" w:cs="David"/>
+          <w:color w:val="000000"/>
+          <w:rtl/>
+        </w:rPr>
+        <w:t>ו</w:t>
+      </w:r>
+      <w:r>
+        <w:rPr>
+          <w:rFonts w:ascii="David" w:hAnsi="David" w:cs="David"/>
+          <w:color w:val="000000"/>
+          <w:lang w:val="en-IL"/>
+        </w:rPr>
+        <w:t>Ring</w:t>
+      </w:r>
+      <w:r>
+        <w:rPr>
+          <w:rFonts w:ascii="David" w:hAnsi="David" w:cs="David" w:hint="cs"/>
+          <w:color w:val="000000"/>
+          <w:rtl/>
+          <w:lang w:val="en-IL"/>
+        </w:rPr>
+        <w:t xml:space="preserve">, </w:t>
+      </w:r>
+      <w:r>
+        <w:rPr>
+          <w:rFonts w:ascii="David" w:hAnsi="David" w:cs="David"/>
+          <w:color w:val="000000"/>
+          <w:rtl/>
+        </w:rPr>
+        <w:t>גם</w:t>
+      </w:r>
+      <w:r>
+        <w:rPr>
+          <w:rFonts w:ascii="David" w:hAnsi="David" w:cs="David"/>
+          <w:color w:val="000000"/>
+          <w:lang w:val="en-IL"/>
+        </w:rPr>
+        <w:t xml:space="preserve"> </w:t>
+      </w:r>
+      <w:proofErr w:type="spellStart"/>
+      <w:r>
+        <w:rPr>
+          <w:rFonts w:ascii="David" w:hAnsi="David" w:cs="David"/>
+          <w:color w:val="000000"/>
+          <w:lang w:val="en-IL"/>
+        </w:rPr>
+        <w:t>safe_home</w:t>
+      </w:r>
+      <w:proofErr w:type="spellEnd"/>
+      <w:r>
+        <w:rPr>
+          <w:rFonts w:ascii="David" w:hAnsi="David" w:cs="David"/>
+          <w:color w:val="000000"/>
+          <w:lang w:val="en-IL"/>
+        </w:rPr>
+        <w:t xml:space="preserve"> </w:t>
+      </w:r>
+      <w:r>
+        <w:rPr>
+          <w:rFonts w:ascii="David" w:hAnsi="David" w:cs="David"/>
+          <w:color w:val="000000"/>
+          <w:rtl/>
+        </w:rPr>
+        <w:t>תאפשר לזהות תנועה בבית ולשלוח התרעות למשתמשים. בפרויקט שלי אני אפתח מערכת שרת</w:t>
+      </w:r>
+      <w:r>
+        <w:rPr>
+          <w:rFonts w:ascii="David" w:hAnsi="David" w:cs="David"/>
+          <w:color w:val="000000"/>
+        </w:rPr>
+        <w:t xml:space="preserve"> </w:t>
+      </w:r>
+      <w:r>
+        <w:rPr>
+          <w:rFonts w:ascii="David" w:hAnsi="David" w:cs="David"/>
+          <w:color w:val="000000"/>
+          <w:rtl/>
+        </w:rPr>
+        <w:t xml:space="preserve">לקוח שתוכל לטפל בכמה לקוחות במקביל, כאשר לכל לקוח יהיו </w:t>
+      </w:r>
+      <w:r>
+        <w:rPr>
+          <w:rFonts w:ascii="David" w:hAnsi="David" w:cs="David" w:hint="cs"/>
+          <w:color w:val="000000"/>
+          <w:rtl/>
+        </w:rPr>
+        <w:t xml:space="preserve">את </w:t>
+      </w:r>
+      <w:r>
+        <w:rPr>
+          <w:rFonts w:ascii="David" w:hAnsi="David" w:cs="David"/>
+          <w:color w:val="000000"/>
+          <w:rtl/>
+        </w:rPr>
+        <w:t>המצלמות וההתרעות שלו. בנוסף, המערכת תשתמ</w:t>
+      </w:r>
+      <w:r>
+        <w:rPr>
+          <w:rFonts w:ascii="David" w:hAnsi="David" w:cs="David" w:hint="cs"/>
+          <w:color w:val="000000"/>
+          <w:rtl/>
+        </w:rPr>
+        <w:t>ש ב</w:t>
+      </w:r>
+      <w:r>
+        <w:rPr>
+          <w:rFonts w:ascii="David" w:hAnsi="David" w:cs="David"/>
+          <w:color w:val="000000"/>
+        </w:rPr>
+        <w:t>ai</w:t>
+      </w:r>
+      <w:r>
+        <w:rPr>
+          <w:rFonts w:ascii="David" w:hAnsi="David" w:cs="David" w:hint="cs"/>
+          <w:color w:val="000000"/>
+          <w:rtl/>
+        </w:rPr>
+        <w:t xml:space="preserve"> </w:t>
+      </w:r>
+      <w:r>
+        <w:rPr>
+          <w:rFonts w:ascii="David" w:hAnsi="David" w:cs="David"/>
+          <w:color w:val="000000"/>
+          <w:lang w:val="en-IL"/>
+        </w:rPr>
+        <w:t xml:space="preserve"> </w:t>
+      </w:r>
+      <w:r>
+        <w:rPr>
+          <w:rFonts w:ascii="David" w:hAnsi="David" w:cs="David"/>
+          <w:color w:val="000000"/>
+          <w:rtl/>
+        </w:rPr>
+        <w:t>כדי לזהות אם התנועה נגרמה על ידי בן אדם או בעל חיים</w:t>
+      </w:r>
+      <w:r>
+        <w:rPr>
+          <w:rFonts w:ascii="David" w:hAnsi="David" w:cs="David" w:hint="cs"/>
+          <w:color w:val="000000"/>
+          <w:rtl/>
+        </w:rPr>
+        <w:t xml:space="preserve"> </w:t>
+      </w:r>
+      <w:r>
+        <w:rPr>
+          <w:rFonts w:ascii="David" w:hAnsi="David" w:cs="David"/>
+          <w:color w:val="000000"/>
+          <w:rtl/>
+        </w:rPr>
+        <w:t xml:space="preserve">וכך </w:t>
+      </w:r>
+      <w:r>
+        <w:rPr>
+          <w:rFonts w:ascii="David" w:hAnsi="David" w:cs="David" w:hint="cs"/>
+          <w:color w:val="000000"/>
+          <w:rtl/>
+        </w:rPr>
+        <w:t>זה יצמצם</w:t>
+      </w:r>
+      <w:r>
+        <w:rPr>
+          <w:rFonts w:ascii="David" w:hAnsi="David" w:cs="David"/>
+          <w:color w:val="000000"/>
+          <w:rtl/>
+        </w:rPr>
+        <w:t xml:space="preserve"> התרעות מיותרות</w:t>
+      </w:r>
+      <w:r>
+        <w:rPr>
+          <w:rFonts w:ascii="David" w:hAnsi="David" w:cs="David"/>
+          <w:color w:val="000000"/>
+          <w:lang w:val="en-IL"/>
+        </w:rPr>
+        <w:t>.</w:t>
+      </w:r>
+    </w:p>
+    <w:p>
+      <w:pPr>
+        <w:pBdr>
+          <w:top w:val="nil"/>
+          <w:left w:val="nil"/>
+          <w:bottom w:val="nil"/>
+          <w:right w:val="nil"/>
+          <w:between w:val="nil"/>
+        </w:pBdr>
+        <w:spacing w:after="0"/>
+        <w:rPr>
+          <w:rFonts w:ascii="David" w:hAnsi="David" w:cs="David"/>
+          <w:color w:val="000000"/>
+          <w:rtl/>
+          <w:lang w:val="en-IL"/>
+        </w:rPr>
+      </w:pPr>
     </w:p>
     <w:p>
       <w:pPr>
@@ -992,10 +1493,6 @@
     </w:p>
     <w:p>
       <w:pPr>
-        <w:numPr>
-          <w:ilvl w:val="0"/>
-          <w:numId w:val="1"/>
-        </w:numPr>
         <w:pBdr>
           <w:top w:val="nil"/>
           <w:left w:val="nil"/>
@@ -1004,21 +1501,39 @@
           <w:between w:val="nil"/>
         </w:pBdr>
         <w:spacing w:after="0"/>
-      </w:pPr>
-      <w:r>
-        <w:rPr>
-          <w:color w:val="000000"/>
-          <w:rtl/>
-        </w:rPr>
-        <w:t>האם מדובר בטכנולוגיה חדשה ובלתי מוכרת?</w:t>
-      </w:r>
-    </w:p>
-    <w:p>
-      <w:pPr>
-        <w:numPr>
-          <w:ilvl w:val="0"/>
-          <w:numId w:val="1"/>
-        </w:numPr>
+        <w:ind w:left="720"/>
+        <w:rPr>
+          <w:rFonts w:ascii="David" w:hAnsi="David" w:cs="David"/>
+          <w:color w:val="000000"/>
+          <w:rtl/>
+        </w:rPr>
+      </w:pPr>
+      <w:r>
+        <w:rPr>
+          <w:rFonts w:ascii="David" w:hAnsi="David" w:cs="David" w:hint="cs"/>
+          <w:color w:val="000000"/>
+          <w:rtl/>
+        </w:rPr>
+        <w:t xml:space="preserve">הטכנולוגיות החדשות והלא מוכרות שאני אתמודד איתן הן חיבור למצלמות ושילוב </w:t>
+      </w:r>
+      <w:r>
+        <w:rPr>
+          <w:rFonts w:ascii="David" w:hAnsi="David" w:cs="David"/>
+          <w:color w:val="000000"/>
+        </w:rPr>
+        <w:t>ai</w:t>
+      </w:r>
+      <w:r>
+        <w:rPr>
+          <w:rFonts w:ascii="David" w:hAnsi="David" w:cs="David" w:hint="cs"/>
+          <w:color w:val="000000"/>
+          <w:rtl/>
+        </w:rPr>
+        <w:t>.</w:t>
+      </w:r>
+    </w:p>
+    <w:p>
+      <w:pPr>
         <w:pBdr>
           <w:top w:val="nil"/>
           <w:left w:val="nil"/>
@@ -1027,14 +1542,69 @@
           <w:between w:val="nil"/>
         </w:pBdr>
         <w:spacing w:after="0"/>
-      </w:pPr>
-      <w:r>
-        <w:rPr>
-          <w:color w:val="000000"/>
-          <w:rtl/>
-        </w:rPr>
-        <w:t>האם קיימים סייגים בהגדרת המערכת? (הגבלות שנובעות מבעיות/כשלים/צרכים/ציוד מיוחד... וכו')</w:t>
-      </w:r>
+        <w:ind w:left="720"/>
+        <w:rPr>
+          <w:rFonts w:ascii="David" w:hAnsi="David" w:cs="David"/>
+          <w:color w:val="000000"/>
+          <w:rtl/>
+        </w:rPr>
+      </w:pPr>
+      <w:r>
+        <w:rPr>
+          <w:rFonts w:ascii="David" w:hAnsi="David" w:cs="David" w:hint="cs"/>
+          <w:color w:val="000000"/>
+          <w:rtl/>
+        </w:rPr>
+        <w:t>הסייגים הקיימים בהגדרת המערכת הם שה</w:t>
+      </w:r>
+      <w:r>
+        <w:rPr>
+          <w:rFonts w:ascii="David" w:hAnsi="David" w:cs="David"/>
+          <w:color w:val="000000"/>
+        </w:rPr>
+        <w:t>ai</w:t>
+      </w:r>
+      <w:r>
+        <w:rPr>
+          <w:rFonts w:ascii="David" w:hAnsi="David" w:cs="David" w:hint="cs"/>
+          <w:color w:val="000000"/>
+          <w:rtl/>
+        </w:rPr>
+        <w:t xml:space="preserve"> יכול לטעות בזיהוי בן אדם </w:t>
+      </w:r>
+      <w:r>
+        <w:rPr>
+          <w:rFonts w:ascii="David" w:hAnsi="David" w:cs="David"/>
+          <w:color w:val="000000"/>
+        </w:rPr>
+        <w:t>/</w:t>
+      </w:r>
+      <w:r>
+        <w:rPr>
+          <w:rFonts w:ascii="David" w:hAnsi="David" w:cs="David" w:hint="cs"/>
+          <w:color w:val="000000"/>
+          <w:rtl/>
+        </w:rPr>
+        <w:t xml:space="preserve"> בעל חיים.</w:t>
+      </w:r>
+    </w:p>
+    <w:p>
+      <w:pPr>
+        <w:pBdr>
+          <w:top w:val="nil"/>
+          <w:left w:val="nil"/>
+          <w:bottom w:val="nil"/>
+          <w:right w:val="nil"/>
+          <w:between w:val="nil"/>
+        </w:pBdr>
+        <w:spacing w:after="0"/>
+        <w:ind w:left="720"/>
+        <w:rPr>
+          <w:rFonts w:ascii="David" w:hAnsi="David" w:cs="David"/>
+          <w:color w:val="000000"/>
+          <w:rtl/>
+        </w:rPr>
+      </w:pPr>
     </w:p>
     <w:p>
       <w:pPr>
@@ -1068,10 +1638,6 @@
     </w:p>
     <w:p>
       <w:pPr>
-        <w:numPr>
-          <w:ilvl w:val="0"/>
-          <w:numId w:val="1"/>
-        </w:numPr>
         <w:pBdr>
           <w:top w:val="nil"/>
           <w:left w:val="nil"/>
@@ -1080,74 +1646,188 @@
           <w:between w:val="nil"/>
         </w:pBdr>
         <w:spacing w:after="0"/>
-      </w:pPr>
-      <w:r>
-        <w:rPr>
-          <w:color w:val="000000"/>
-          <w:rtl/>
-        </w:rPr>
-        <w:t>יש לתאר את התחומים בהם הפרויקט עוסק (בדגש על רשתות ומערכות הפעלה)</w:t>
-      </w:r>
-    </w:p>
-    <w:p>
-      <w:pPr>
-        <w:numPr>
-          <w:ilvl w:val="0"/>
-          <w:numId w:val="1"/>
-        </w:numPr>
-        <w:pBdr>
-          <w:top w:val="nil"/>
-          <w:left w:val="nil"/>
-          <w:bottom w:val="nil"/>
-          <w:right w:val="nil"/>
-          <w:between w:val="nil"/>
-        </w:pBdr>
-      </w:pPr>
-      <w:r>
-        <w:rPr>
-          <w:color w:val="000000"/>
-          <w:rtl/>
-        </w:rPr>
-        <w:t xml:space="preserve">יש </w:t>
-      </w:r>
-      <w:r>
-        <w:rPr>
-          <w:b/>
-          <w:color w:val="000000"/>
-          <w:rtl/>
-        </w:rPr>
-        <w:t>להדגיש</w:t>
-      </w:r>
-      <w:r>
-        <w:rPr>
-          <w:color w:val="000000"/>
-          <w:rtl/>
-        </w:rPr>
-        <w:t xml:space="preserve"> את התחומים בהם המערכת לא מטפלת </w:t>
-      </w:r>
-    </w:p>
-    <w:p>
-      <w:pPr>
-        <w:rPr>
-          <w:b/>
-          <w:sz w:val="28"/>
-          <w:szCs w:val="28"/>
-        </w:rPr>
-      </w:pPr>
+        <w:ind w:left="720"/>
+        <w:rPr>
+          <w:rFonts w:ascii="David" w:hAnsi="David" w:cs="David"/>
+          <w:color w:val="000000"/>
+          <w:lang w:val="en-IL"/>
+        </w:rPr>
+      </w:pPr>
+      <w:r>
+        <w:rPr>
+          <w:rFonts w:ascii="David" w:hAnsi="David" w:cs="David" w:hint="cs"/>
+          <w:color w:val="000000"/>
+          <w:rtl/>
+          <w:lang w:val="en-IL"/>
+        </w:rPr>
+        <w:t xml:space="preserve">הפרויקט עוסק </w:t>
+      </w:r>
+      <w:r>
+        <w:rPr>
+          <w:rFonts w:ascii="David" w:hAnsi="David" w:cs="David" w:hint="cs"/>
+          <w:color w:val="000000"/>
+          <w:rtl/>
+          <w:lang w:val="en-IL"/>
+        </w:rPr>
+        <w:t xml:space="preserve">בפיתוח מערכת אבטחה לבית הכוללת תקשורת בין לקוחות לשרת באמצעות </w:t>
+      </w:r>
+      <w:r>
+        <w:rPr>
+          <w:rFonts w:ascii="David" w:hAnsi="David" w:cs="David"/>
+          <w:color w:val="000000"/>
+        </w:rPr>
+        <w:t>socke</w:t>
+      </w:r>
+      <w:r>
+        <w:rPr>
+          <w:rFonts w:ascii="David" w:hAnsi="David" w:cs="David"/>
+          <w:color w:val="000000"/>
+        </w:rPr>
+        <w:t>ts</w:t>
+      </w:r>
+      <w:r>
+        <w:rPr>
+          <w:rFonts w:ascii="David" w:hAnsi="David" w:cs="David" w:hint="cs"/>
+          <w:color w:val="000000"/>
+          <w:rtl/>
+        </w:rPr>
+        <w:t>, טיפול במספר לקוחות במקביל</w:t>
+      </w:r>
+      <w:r>
+        <w:rPr>
+          <w:rFonts w:ascii="David" w:hAnsi="David" w:cs="David" w:hint="cs"/>
+          <w:color w:val="000000"/>
+          <w:rtl/>
+        </w:rPr>
+        <w:t xml:space="preserve"> באמצעות </w:t>
+      </w:r>
+      <w:r>
+        <w:rPr>
+          <w:rFonts w:ascii="David" w:hAnsi="David" w:cs="David"/>
+          <w:color w:val="000000"/>
+        </w:rPr>
+        <w:t>threads</w:t>
+      </w:r>
+      <w:r>
+        <w:rPr>
+          <w:rFonts w:ascii="David" w:hAnsi="David" w:cs="David" w:hint="cs"/>
+          <w:color w:val="000000"/>
+          <w:rtl/>
+        </w:rPr>
+        <w:t xml:space="preserve"> או </w:t>
+      </w:r>
+      <w:r>
+        <w:rPr>
+          <w:rFonts w:ascii="David" w:hAnsi="David" w:cs="David"/>
+          <w:color w:val="000000"/>
+        </w:rPr>
+        <w:t>processes</w:t>
+      </w:r>
+      <w:r>
+        <w:rPr>
+          <w:rFonts w:ascii="David" w:hAnsi="David" w:cs="David" w:hint="cs"/>
+          <w:color w:val="000000"/>
+          <w:rtl/>
+        </w:rPr>
+        <w:t>, זיהוי תנועה באמצעות מצלמות</w:t>
+      </w:r>
+      <w:r>
+        <w:rPr>
+          <w:rFonts w:ascii="David" w:hAnsi="David" w:cs="David" w:hint="cs"/>
+          <w:color w:val="000000"/>
+          <w:rtl/>
+        </w:rPr>
+        <w:t xml:space="preserve"> ושילוב </w:t>
+      </w:r>
+      <w:r>
+        <w:rPr>
+          <w:rFonts w:ascii="David" w:hAnsi="David" w:cs="David"/>
+          <w:color w:val="000000"/>
+        </w:rPr>
+        <w:t>ai</w:t>
+      </w:r>
+      <w:r>
+        <w:rPr>
+          <w:rFonts w:ascii="David" w:hAnsi="David" w:cs="David" w:hint="cs"/>
+          <w:color w:val="000000"/>
+          <w:rtl/>
+        </w:rPr>
+        <w:t xml:space="preserve"> לצורך זיהוי האם התנועה נגרמה על ידי בן אדם/חיה/לא ידוע.</w:t>
+      </w:r>
+      <w:r>
+        <w:rPr>
+          <w:rFonts w:ascii="Times New Roman" w:eastAsia="Times New Roman" w:hAnsi="Times New Roman" w:cs="Times New Roman"/>
+          <w:sz w:val="24"/>
+          <w:szCs w:val="24"/>
+          <w:rtl/>
+          <w:lang w:val="en-IL" w:eastAsia="en-IL"/>
+        </w:rPr>
+        <w:t xml:space="preserve"> </w:t>
+      </w:r>
+      <w:r>
+        <w:rPr>
+          <w:rFonts w:ascii="David" w:hAnsi="David" w:cs="David"/>
+          <w:color w:val="000000"/>
+          <w:rtl/>
+        </w:rPr>
+        <w:t>המערכת תאפשר קבלת התרעות ובקשת תמונות מהמצלמות</w:t>
+      </w:r>
+      <w:r>
+        <w:rPr>
+          <w:rFonts w:ascii="David" w:hAnsi="David" w:cs="David" w:hint="cs"/>
+          <w:color w:val="000000"/>
+          <w:rtl/>
+        </w:rPr>
+        <w:t>.</w:t>
+      </w:r>
+      <w:r>
+        <w:rPr>
+          <w:rFonts w:ascii="David" w:hAnsi="David" w:cs="David" w:hint="cs"/>
+          <w:color w:val="000000"/>
+          <w:rtl/>
+          <w:lang w:val="en-IL"/>
+        </w:rPr>
+        <w:t xml:space="preserve"> המערכת לא</w:t>
+      </w:r>
+      <w:r>
+        <w:rPr>
+          <w:rFonts w:ascii="David" w:hAnsi="David" w:cs="David" w:hint="cs"/>
+          <w:color w:val="000000"/>
+          <w:rtl/>
+          <w:lang w:val="en-IL"/>
+        </w:rPr>
+        <w:t xml:space="preserve"> תכלול זיהוי פנים</w:t>
+      </w:r>
+      <w:r>
+        <w:rPr>
+          <w:rFonts w:ascii="David" w:hAnsi="David" w:cs="David" w:hint="cs"/>
+          <w:color w:val="000000"/>
+          <w:rtl/>
+          <w:lang w:val="en-IL"/>
+        </w:rPr>
+        <w:t xml:space="preserve"> ו</w:t>
+      </w:r>
+      <w:r>
+        <w:rPr>
+          <w:rFonts w:ascii="David" w:hAnsi="David" w:cs="David" w:hint="cs"/>
+          <w:color w:val="000000"/>
+          <w:rtl/>
+          <w:lang w:val="en-IL"/>
+        </w:rPr>
+        <w:t>הזעקת עזרה (כגון משטרה)</w:t>
+      </w:r>
+      <w:r>
+        <w:rPr>
+          <w:rFonts w:ascii="David" w:hAnsi="David" w:cs="David" w:hint="cs"/>
+          <w:color w:val="000000"/>
+          <w:rtl/>
+          <w:lang w:val="en-IL"/>
+        </w:rPr>
+        <w:t>.</w:t>
+      </w:r>
       <w:r>
         <w:br w:type="page"/>
       </w:r>
-    </w:p>
-    <w:p>
-      <w:pPr>
-        <w:jc w:val="center"/>
-        <w:rPr>
-          <w:b/>
-          <w:sz w:val="28"/>
-          <w:szCs w:val="28"/>
-          <w:u w:val="single"/>
-        </w:rPr>
-      </w:pPr>
       <w:r>
         <w:rPr>
           <w:b/>
@@ -1192,10 +1872,6 @@
     </w:p>
     <w:p>
       <w:pPr>
-        <w:numPr>
-          <w:ilvl w:val="0"/>
-          <w:numId w:val="11"/>
-        </w:numPr>
         <w:pBdr>
           <w:top w:val="nil"/>
           <w:left w:val="nil"/>
@@ -1204,21 +1880,188 @@
           <w:between w:val="nil"/>
         </w:pBdr>
         <w:spacing w:after="0"/>
-      </w:pPr>
-      <w:r>
-        <w:rPr>
-          <w:color w:val="000000"/>
-          <w:rtl/>
-        </w:rPr>
-        <w:t>תיאור מפורט יותר של המערכת (להרחיב את הכתוב בייזום)</w:t>
-      </w:r>
-    </w:p>
-    <w:p>
-      <w:pPr>
-        <w:numPr>
-          <w:ilvl w:val="0"/>
-          <w:numId w:val="11"/>
-        </w:numPr>
+        <w:ind w:left="720"/>
+        <w:rPr>
+          <w:rFonts w:ascii="David" w:hAnsi="David" w:cs="David"/>
+          <w:color w:val="000000"/>
+          <w:rtl/>
+          <w:lang w:val="en-IL"/>
+        </w:rPr>
+      </w:pPr>
+      <w:proofErr w:type="spellStart"/>
+      <w:r>
+        <w:rPr>
+          <w:rFonts w:ascii="David" w:hAnsi="David" w:cs="David"/>
+          <w:color w:val="000000"/>
+        </w:rPr>
+        <w:t>Safe_home</w:t>
+      </w:r>
+      <w:proofErr w:type="spellEnd"/>
+      <w:r>
+        <w:rPr>
+          <w:rFonts w:ascii="David" w:hAnsi="David" w:cs="David" w:hint="cs"/>
+          <w:color w:val="000000"/>
+          <w:rtl/>
+        </w:rPr>
+        <w:t xml:space="preserve"> זוהי מערכת אבטחה לבית שהדיירים מפעילים כאשר הם לא נמצאים בבית</w:t>
+      </w:r>
+      <w:r>
+        <w:rPr>
+          <w:rFonts w:ascii="David" w:hAnsi="David" w:cs="David" w:hint="cs"/>
+          <w:color w:val="000000"/>
+          <w:rtl/>
+        </w:rPr>
+        <w:t xml:space="preserve"> ורוצים לדעת מה קורה בו גם מרחוק. בבית יהיו מצלמות שמותקנות במיקומים שונים (סלון, מטבח, חצר...)</w:t>
+      </w:r>
+      <w:r>
+        <w:rPr>
+          <w:rFonts w:ascii="David" w:hAnsi="David" w:cs="David" w:hint="cs"/>
+          <w:color w:val="000000"/>
+          <w:rtl/>
+        </w:rPr>
+        <w:t>.</w:t>
+      </w:r>
+      <w:r>
+        <w:rPr>
+          <w:rFonts w:ascii="David" w:hAnsi="David" w:cs="David" w:hint="cs"/>
+          <w:color w:val="000000"/>
+          <w:rtl/>
+        </w:rPr>
+        <w:t xml:space="preserve"> כאשר המשתמש עזב את הבית והפעיל את המערכת, המערכת בודקת מתי יש תנועות.</w:t>
+      </w:r>
+      <w:r>
+        <w:rPr>
+          <w:rFonts w:ascii="David" w:hAnsi="David" w:cs="David" w:hint="cs"/>
+          <w:color w:val="000000"/>
+          <w:rtl/>
+        </w:rPr>
+        <w:t xml:space="preserve"> </w:t>
+      </w:r>
+      <w:r>
+        <w:rPr>
+          <w:rFonts w:ascii="David" w:hAnsi="David" w:cs="David" w:hint="cs"/>
+          <w:color w:val="000000"/>
+          <w:rtl/>
+        </w:rPr>
+        <w:t xml:space="preserve">כאשר המערכת מזהה תנועה, היא </w:t>
+      </w:r>
+      <w:r>
+        <w:rPr>
+          <w:rFonts w:ascii="David" w:hAnsi="David" w:cs="David" w:hint="cs"/>
+          <w:color w:val="000000"/>
+          <w:rtl/>
+        </w:rPr>
+        <w:t xml:space="preserve">תעביר לסוכן </w:t>
+      </w:r>
+      <w:r>
+        <w:rPr>
+          <w:rFonts w:ascii="David" w:hAnsi="David" w:cs="David"/>
+          <w:color w:val="000000"/>
+        </w:rPr>
+        <w:t>ai</w:t>
+      </w:r>
+      <w:r>
+        <w:rPr>
+          <w:rFonts w:ascii="David" w:hAnsi="David" w:cs="David" w:hint="cs"/>
+          <w:color w:val="000000"/>
+          <w:rtl/>
+        </w:rPr>
+        <w:t xml:space="preserve"> א התמונה שינתח אותה ויחזיר תשובה האם מדובר בבן אדם / חיה / לא יכול לקבוע.</w:t>
+      </w:r>
+      <w:r>
+        <w:rPr>
+          <w:rFonts w:ascii="David" w:hAnsi="David" w:cs="David" w:hint="cs"/>
+          <w:color w:val="000000"/>
+          <w:rtl/>
+        </w:rPr>
+        <w:t xml:space="preserve"> אם המערכת תזהה שמדובר בחיה, המערכת לא תשלח התרעה. לעומת זאת, אם המערכת תזהה שמדובר בבן אדם או שהסוכן </w:t>
+      </w:r>
+      <w:r>
+        <w:rPr>
+          <w:rFonts w:ascii="David" w:hAnsi="David" w:cs="David"/>
+          <w:color w:val="000000"/>
+        </w:rPr>
+        <w:t>ai</w:t>
+      </w:r>
+      <w:r>
+        <w:rPr>
+          <w:rFonts w:ascii="David" w:hAnsi="David" w:cs="David" w:hint="cs"/>
+          <w:color w:val="000000"/>
+          <w:rtl/>
+        </w:rPr>
+        <w:t xml:space="preserve"> לא הצליח לקבוע</w:t>
+      </w:r>
+      <w:r>
+        <w:rPr>
+          <w:rFonts w:ascii="David" w:hAnsi="David" w:cs="David" w:hint="cs"/>
+          <w:color w:val="000000"/>
+          <w:rtl/>
+        </w:rPr>
+        <w:t>, היא תשלח התרעה.</w:t>
+      </w:r>
+      <w:r>
+        <w:rPr>
+          <w:rFonts w:ascii="David" w:hAnsi="David" w:cs="David" w:hint="cs"/>
+          <w:color w:val="000000"/>
+          <w:rtl/>
+        </w:rPr>
+        <w:t xml:space="preserve"> </w:t>
+      </w:r>
+      <w:r>
+        <w:rPr>
+          <w:rFonts w:ascii="David" w:hAnsi="David" w:cs="David"/>
+          <w:color w:val="000000"/>
+          <w:rtl/>
+        </w:rPr>
+        <w:t>בנוסף, המשתמש יוכל לבקש מהמערכת תמונה ממצלמה מסוימת, למשל מהסלון או מהמטבח, וכך לבדוק בעצמו מה מתרחש באותו אזור בבית</w:t>
+      </w:r>
+      <w:r>
+        <w:rPr>
+          <w:rFonts w:ascii="David" w:hAnsi="David" w:cs="David"/>
+          <w:color w:val="000000"/>
+          <w:lang w:val="en-IL"/>
+        </w:rPr>
+        <w:t>.</w:t>
+      </w:r>
+      <w:r>
+        <w:rPr>
+          <w:rFonts w:ascii="David" w:hAnsi="David" w:cs="David" w:hint="cs"/>
+          <w:color w:val="000000"/>
+          <w:rtl/>
+          <w:lang w:val="en-IL"/>
+        </w:rPr>
+        <w:t xml:space="preserve"> המערכת תאפשר למספר לקוחות להשתמש בה למקביל, כאשר לכל לקוח יש את המצלמות שלו ואת ההתרעות שלו. מטרת המערכת </w:t>
+      </w:r>
+      <w:r>
+        <w:rPr>
+          <w:rFonts w:ascii="David" w:hAnsi="David" w:cs="David" w:hint="cs"/>
+          <w:color w:val="000000"/>
+          <w:rtl/>
+          <w:lang w:val="en-IL"/>
+        </w:rPr>
+        <w:t xml:space="preserve">היא לאפשר למשתמשים להרגיש בטוחים יותר כשהם עוזבים את הבית, לקבל מידע על אירועים שמתרחשים בו ולבדוק </w:t>
+      </w:r>
+      <w:r>
+        <w:rPr>
+          <w:rFonts w:ascii="David" w:hAnsi="David" w:cs="David" w:hint="cs"/>
+          <w:color w:val="000000"/>
+          <w:rtl/>
+          <w:lang w:val="en-IL"/>
+        </w:rPr>
+        <w:t>מה קורה בבית מרחוק במקרה של התרעה</w:t>
+      </w:r>
+      <w:r>
+        <w:rPr>
+          <w:rFonts w:ascii="David" w:hAnsi="David" w:cs="David" w:hint="cs"/>
+          <w:color w:val="000000"/>
+          <w:rtl/>
+          <w:lang w:val="en-IL"/>
+        </w:rPr>
+        <w:t>.</w:t>
+      </w:r>
+    </w:p>
+    <w:p>
+      <w:pPr>
         <w:pBdr>
           <w:top w:val="nil"/>
           <w:left w:val="nil"/>
@@ -1227,14 +2070,12 @@
           <w:between w:val="nil"/>
         </w:pBdr>
         <w:spacing w:after="0"/>
-      </w:pPr>
-      <w:r>
-        <w:rPr>
-          <w:color w:val="000000"/>
-          <w:rtl/>
-        </w:rPr>
-        <w:t>מה היא אמורה לעשות (להרחיב את הכתוב בייזום)</w:t>
-      </w:r>
+        <w:rPr>
+          <w:rFonts w:ascii="David" w:hAnsi="David" w:cs="David" w:hint="cs"/>
+          <w:color w:val="000000"/>
+          <w:rtl/>
+        </w:rPr>
+      </w:pPr>
     </w:p>
     <w:p>
       <w:pPr>
@@ -1251,44 +2092,22 @@
         </w:pBdr>
         <w:spacing w:after="0"/>
         <w:rPr>
+          <w:rFonts w:ascii="David" w:hAnsi="David" w:cs="David"/>
+          <w:color w:val="000000"/>
+        </w:rPr>
+      </w:pPr>
+      <w:r>
+        <w:rPr>
           <w:color w:val="000000"/>
           <w:sz w:val="28"/>
           <w:szCs w:val="28"/>
-        </w:rPr>
-      </w:pPr>
-      <w:r>
-        <w:rPr>
-          <w:color w:val="000000"/>
-          <w:sz w:val="28"/>
-          <w:szCs w:val="28"/>
-          <w:rtl/>
-        </w:rPr>
-        <w:t>מה היכולות שהיא תעניק למשתמש , פירוט היכולות (</w:t>
-      </w:r>
-      <w:r>
-        <w:rPr>
-          <w:color w:val="000000"/>
-          <w:sz w:val="24"/>
-          <w:szCs w:val="24"/>
-          <w:rtl/>
-        </w:rPr>
-        <w:t>במידה ויש משתמשים שונים, לפרט לפי כל משתמש</w:t>
-      </w:r>
-      <w:r>
-        <w:rPr>
-          <w:color w:val="000000"/>
-          <w:sz w:val="28"/>
-          <w:szCs w:val="28"/>
-        </w:rPr>
-        <w:t>):</w:t>
-      </w:r>
-    </w:p>
-    <w:p>
-      <w:pPr>
-        <w:numPr>
-          <w:ilvl w:val="1"/>
-          <w:numId w:val="2"/>
-        </w:numPr>
+          <w:rtl/>
+        </w:rPr>
+        <w:t xml:space="preserve">מה היכולות שהיא תעניק למשתמש , פירוט היכולות </w:t>
+      </w:r>
+    </w:p>
+    <w:p>
+      <w:pPr>
         <w:pBdr>
           <w:top w:val="nil"/>
           <w:left w:val="nil"/>
@@ -1297,21 +2116,54 @@
           <w:between w:val="nil"/>
         </w:pBdr>
         <w:spacing w:after="0"/>
-      </w:pPr>
-      <w:r>
-        <w:rPr>
-          <w:color w:val="000000"/>
-          <w:rtl/>
-        </w:rPr>
-        <w:t>יכולת...תיאור</w:t>
-      </w:r>
-    </w:p>
-    <w:p>
-      <w:pPr>
-        <w:numPr>
-          <w:ilvl w:val="1"/>
-          <w:numId w:val="2"/>
-        </w:numPr>
+        <w:ind w:left="720"/>
+        <w:rPr>
+          <w:rFonts w:ascii="David" w:hAnsi="David" w:cs="David"/>
+          <w:color w:val="000000"/>
+          <w:rtl/>
+        </w:rPr>
+      </w:pPr>
+      <w:r>
+        <w:rPr>
+          <w:rFonts w:ascii="David" w:hAnsi="David" w:cs="David" w:hint="cs"/>
+          <w:b/>
+          <w:bCs/>
+          <w:color w:val="000000"/>
+          <w:rtl/>
+        </w:rPr>
+        <w:t xml:space="preserve">יכולת </w:t>
+      </w:r>
+      <w:r>
+        <w:rPr>
+          <w:rFonts w:ascii="David" w:hAnsi="David" w:cs="David" w:hint="cs"/>
+          <w:b/>
+          <w:bCs/>
+          <w:color w:val="000000"/>
+          <w:rtl/>
+        </w:rPr>
+        <w:t>1</w:t>
+      </w:r>
+      <w:r>
+        <w:rPr>
+          <w:rFonts w:ascii="David" w:hAnsi="David" w:cs="David" w:hint="cs"/>
+          <w:b/>
+          <w:bCs/>
+          <w:color w:val="000000"/>
+          <w:rtl/>
+        </w:rPr>
+        <w:t>:</w:t>
+      </w:r>
+      <w:r>
+        <w:rPr>
+          <w:rFonts w:ascii="David" w:hAnsi="David" w:cs="David" w:hint="cs"/>
+          <w:color w:val="000000"/>
+          <w:rtl/>
+        </w:rPr>
+        <w:t xml:space="preserve"> הפעלת מערכת האבטחה</w:t>
+      </w:r>
+    </w:p>
+    <w:p>
+      <w:pPr>
         <w:pBdr>
           <w:top w:val="nil"/>
           <w:left w:val="nil"/>
@@ -1320,21 +2172,34 @@
           <w:between w:val="nil"/>
         </w:pBdr>
         <w:spacing w:after="0"/>
-      </w:pPr>
-      <w:r>
-        <w:rPr>
-          <w:color w:val="000000"/>
-          <w:rtl/>
-        </w:rPr>
-        <w:t>יכולת...תיאור</w:t>
-      </w:r>
-    </w:p>
-    <w:p>
-      <w:pPr>
-        <w:numPr>
-          <w:ilvl w:val="1"/>
-          <w:numId w:val="2"/>
-        </w:numPr>
+        <w:ind w:left="720"/>
+        <w:rPr>
+          <w:rFonts w:ascii="David" w:hAnsi="David" w:cs="David"/>
+          <w:color w:val="000000"/>
+          <w:rtl/>
+        </w:rPr>
+      </w:pPr>
+      <w:r>
+        <w:rPr>
+          <w:rFonts w:ascii="David" w:hAnsi="David" w:cs="David" w:hint="cs"/>
+          <w:b/>
+          <w:bCs/>
+          <w:color w:val="000000"/>
+          <w:rtl/>
+        </w:rPr>
+        <w:t>תיאור:</w:t>
+      </w:r>
+      <w:r>
+        <w:rPr>
+          <w:rFonts w:ascii="David" w:hAnsi="David" w:cs="David" w:hint="cs"/>
+          <w:color w:val="000000"/>
+          <w:rtl/>
+        </w:rPr>
+        <w:t xml:space="preserve"> המשתמש יכול להפעיל את מערכת האבטחה כשהוא יוצא מהבית, כדי שהמערכת תוכל לזהות תנועות שמתרחשות בבית בזמן שהוא לא נמצא בו</w:t>
+      </w:r>
+    </w:p>
+    <w:p>
+      <w:pPr>
         <w:pBdr>
           <w:top w:val="nil"/>
           <w:left w:val="nil"/>
@@ -1343,14 +2208,506 @@
           <w:between w:val="nil"/>
         </w:pBdr>
         <w:spacing w:after="0"/>
-      </w:pPr>
-      <w:r>
-        <w:rPr>
-          <w:color w:val="000000"/>
-          <w:rtl/>
-        </w:rPr>
-        <w:t>יכולת...תיאור</w:t>
-      </w:r>
+        <w:ind w:left="720"/>
+        <w:rPr>
+          <w:rFonts w:ascii="David" w:hAnsi="David" w:cs="David"/>
+          <w:color w:val="000000"/>
+          <w:rtl/>
+        </w:rPr>
+      </w:pPr>
+      <w:r>
+        <w:rPr>
+          <w:rFonts w:ascii="David" w:hAnsi="David" w:cs="David" w:hint="cs"/>
+          <w:b/>
+          <w:bCs/>
+          <w:color w:val="000000"/>
+          <w:rtl/>
+        </w:rPr>
+        <w:t xml:space="preserve">יכולת </w:t>
+      </w:r>
+      <w:r>
+        <w:rPr>
+          <w:rFonts w:ascii="David" w:hAnsi="David" w:cs="David" w:hint="cs"/>
+          <w:b/>
+          <w:bCs/>
+          <w:color w:val="000000"/>
+          <w:rtl/>
+        </w:rPr>
+        <w:t>2</w:t>
+      </w:r>
+      <w:r>
+        <w:rPr>
+          <w:rFonts w:ascii="David" w:hAnsi="David" w:cs="David" w:hint="cs"/>
+          <w:b/>
+          <w:bCs/>
+          <w:color w:val="000000"/>
+          <w:rtl/>
+        </w:rPr>
+        <w:t>:</w:t>
+      </w:r>
+      <w:r>
+        <w:rPr>
+          <w:rFonts w:ascii="David" w:hAnsi="David" w:cs="David" w:hint="cs"/>
+          <w:b/>
+          <w:bCs/>
+          <w:color w:val="000000"/>
+          <w:rtl/>
+        </w:rPr>
+        <w:t xml:space="preserve"> </w:t>
+      </w:r>
+      <w:r>
+        <w:rPr>
+          <w:rFonts w:ascii="David" w:hAnsi="David" w:cs="David" w:hint="cs"/>
+          <w:color w:val="000000"/>
+          <w:rtl/>
+        </w:rPr>
+        <w:t>זיהוי תנועה באמצעות המצלמות</w:t>
+      </w:r>
+    </w:p>
+    <w:p>
+      <w:pPr>
+        <w:pBdr>
+          <w:top w:val="nil"/>
+          <w:left w:val="nil"/>
+          <w:bottom w:val="nil"/>
+          <w:right w:val="nil"/>
+          <w:between w:val="nil"/>
+        </w:pBdr>
+        <w:spacing w:after="0"/>
+        <w:ind w:left="720"/>
+        <w:rPr>
+          <w:rFonts w:ascii="David" w:hAnsi="David" w:cs="David"/>
+          <w:color w:val="000000"/>
+          <w:rtl/>
+        </w:rPr>
+      </w:pPr>
+      <w:r>
+        <w:rPr>
+          <w:rFonts w:ascii="David" w:hAnsi="David" w:cs="David" w:hint="cs"/>
+          <w:b/>
+          <w:bCs/>
+          <w:color w:val="000000"/>
+          <w:rtl/>
+        </w:rPr>
+        <w:t>תיאור:</w:t>
+      </w:r>
+      <w:r>
+        <w:rPr>
+          <w:rFonts w:ascii="David" w:hAnsi="David" w:cs="David" w:hint="cs"/>
+          <w:b/>
+          <w:bCs/>
+          <w:color w:val="000000"/>
+          <w:rtl/>
+        </w:rPr>
+        <w:t xml:space="preserve"> </w:t>
+      </w:r>
+      <w:r>
+        <w:rPr>
+          <w:rFonts w:ascii="David" w:hAnsi="David" w:cs="David" w:hint="cs"/>
+          <w:color w:val="000000"/>
+          <w:rtl/>
+        </w:rPr>
+        <w:t xml:space="preserve">המערכת תזהה תנועה באמצעות המצלמות שמותקנות בבית ותזהה </w:t>
+      </w:r>
+      <w:r>
+        <w:rPr>
+          <w:rFonts w:ascii="David" w:hAnsi="David" w:cs="David" w:hint="cs"/>
+          <w:color w:val="000000"/>
+          <w:rtl/>
+        </w:rPr>
+        <w:t>באיזו מצלמה זוהתה התנועה</w:t>
+      </w:r>
+    </w:p>
+    <w:p>
+      <w:pPr>
+        <w:pBdr>
+          <w:top w:val="nil"/>
+          <w:left w:val="nil"/>
+          <w:bottom w:val="nil"/>
+          <w:right w:val="nil"/>
+          <w:between w:val="nil"/>
+        </w:pBdr>
+        <w:spacing w:after="0"/>
+        <w:ind w:left="720"/>
+        <w:rPr>
+          <w:rFonts w:ascii="David" w:hAnsi="David" w:cs="David"/>
+          <w:color w:val="000000"/>
+          <w:rtl/>
+        </w:rPr>
+      </w:pPr>
+      <w:r>
+        <w:rPr>
+          <w:rFonts w:ascii="David" w:hAnsi="David" w:cs="David" w:hint="cs"/>
+          <w:b/>
+          <w:bCs/>
+          <w:color w:val="000000"/>
+          <w:rtl/>
+        </w:rPr>
+        <w:t xml:space="preserve">יכולת </w:t>
+      </w:r>
+      <w:r>
+        <w:rPr>
+          <w:rFonts w:ascii="David" w:hAnsi="David" w:cs="David" w:hint="cs"/>
+          <w:b/>
+          <w:bCs/>
+          <w:color w:val="000000"/>
+          <w:rtl/>
+        </w:rPr>
+        <w:t>3</w:t>
+      </w:r>
+      <w:r>
+        <w:rPr>
+          <w:rFonts w:ascii="David" w:hAnsi="David" w:cs="David" w:hint="cs"/>
+          <w:b/>
+          <w:bCs/>
+          <w:color w:val="000000"/>
+          <w:rtl/>
+        </w:rPr>
+        <w:t>:</w:t>
+      </w:r>
+      <w:r>
+        <w:rPr>
+          <w:rFonts w:ascii="David" w:hAnsi="David" w:cs="David" w:hint="cs"/>
+          <w:b/>
+          <w:bCs/>
+          <w:color w:val="000000"/>
+          <w:rtl/>
+        </w:rPr>
+        <w:t xml:space="preserve"> </w:t>
+      </w:r>
+      <w:r>
+        <w:rPr>
+          <w:rFonts w:ascii="David" w:hAnsi="David" w:cs="David" w:hint="cs"/>
+          <w:color w:val="000000"/>
+          <w:rtl/>
+        </w:rPr>
+        <w:t>זיהוי הגורם לתנועה</w:t>
+      </w:r>
+    </w:p>
+    <w:p>
+      <w:pPr>
+        <w:pBdr>
+          <w:top w:val="nil"/>
+          <w:left w:val="nil"/>
+          <w:bottom w:val="nil"/>
+          <w:right w:val="nil"/>
+          <w:between w:val="nil"/>
+        </w:pBdr>
+        <w:spacing w:after="0"/>
+        <w:ind w:left="720"/>
+        <w:rPr>
+          <w:rFonts w:ascii="David" w:hAnsi="David" w:cs="David"/>
+          <w:color w:val="000000"/>
+          <w:rtl/>
+        </w:rPr>
+      </w:pPr>
+      <w:r>
+        <w:rPr>
+          <w:rFonts w:ascii="David" w:hAnsi="David" w:cs="David" w:hint="cs"/>
+          <w:b/>
+          <w:bCs/>
+          <w:color w:val="000000"/>
+          <w:rtl/>
+        </w:rPr>
+        <w:t>תיאור:</w:t>
+      </w:r>
+      <w:r>
+        <w:rPr>
+          <w:rFonts w:ascii="David" w:hAnsi="David" w:cs="David" w:hint="cs"/>
+          <w:b/>
+          <w:bCs/>
+          <w:color w:val="000000"/>
+          <w:rtl/>
+        </w:rPr>
+        <w:t xml:space="preserve"> </w:t>
+      </w:r>
+      <w:r>
+        <w:rPr>
+          <w:rFonts w:ascii="David" w:hAnsi="David" w:cs="David" w:hint="cs"/>
+          <w:color w:val="000000"/>
+          <w:rtl/>
+        </w:rPr>
+        <w:t xml:space="preserve">כאשר המערכת תזהה תנועה, היא תשלח תמונה לסוכן </w:t>
+      </w:r>
+      <w:r>
+        <w:rPr>
+          <w:rFonts w:ascii="David" w:hAnsi="David" w:cs="David"/>
+          <w:color w:val="000000"/>
+        </w:rPr>
+        <w:t>ai</w:t>
+      </w:r>
+      <w:r>
+        <w:rPr>
+          <w:rFonts w:ascii="David" w:hAnsi="David" w:cs="David" w:hint="cs"/>
+          <w:color w:val="000000"/>
+          <w:rtl/>
+        </w:rPr>
+        <w:t xml:space="preserve"> שיבדוק מה הגורם לתנועה (חיה </w:t>
+      </w:r>
+      <w:r>
+        <w:rPr>
+          <w:rFonts w:ascii="David" w:hAnsi="David" w:cs="David" w:hint="cs"/>
+          <w:color w:val="000000"/>
+          <w:rtl/>
+        </w:rPr>
+        <w:t xml:space="preserve">/ בן אדם). אם המערכת תזהה בעל חיים, היא לא תשלח התרעה אך אם היא תזהה בן אדם או שהיא לא תצליח לקבוע ממה נגרמה התנועה, </w:t>
+      </w:r>
+      <w:r>
+        <w:rPr>
+          <w:rFonts w:ascii="David" w:hAnsi="David" w:cs="David" w:hint="cs"/>
+          <w:color w:val="000000"/>
+          <w:rtl/>
+        </w:rPr>
+        <w:t>היא תשלח התרעה.</w:t>
+      </w:r>
+    </w:p>
+    <w:p>
+      <w:pPr>
+        <w:pBdr>
+          <w:top w:val="nil"/>
+          <w:left w:val="nil"/>
+          <w:bottom w:val="nil"/>
+          <w:right w:val="nil"/>
+          <w:between w:val="nil"/>
+        </w:pBdr>
+        <w:spacing w:after="0"/>
+        <w:ind w:left="720"/>
+        <w:rPr>
+          <w:rFonts w:ascii="David" w:hAnsi="David" w:cs="David"/>
+          <w:color w:val="000000"/>
+          <w:rtl/>
+        </w:rPr>
+      </w:pPr>
+      <w:r>
+        <w:rPr>
+          <w:rFonts w:ascii="David" w:hAnsi="David" w:cs="David" w:hint="cs"/>
+          <w:b/>
+          <w:bCs/>
+          <w:color w:val="000000"/>
+          <w:rtl/>
+        </w:rPr>
+        <w:t>יכולת 4:</w:t>
+      </w:r>
+      <w:r>
+        <w:rPr>
+          <w:rFonts w:ascii="David" w:hAnsi="David" w:cs="David" w:hint="cs"/>
+          <w:color w:val="000000"/>
+          <w:rtl/>
+        </w:rPr>
+        <w:t xml:space="preserve"> קבלת התרעות</w:t>
+      </w:r>
+    </w:p>
+    <w:p>
+      <w:pPr>
+        <w:pBdr>
+          <w:top w:val="nil"/>
+          <w:left w:val="nil"/>
+          <w:bottom w:val="nil"/>
+          <w:right w:val="nil"/>
+          <w:between w:val="nil"/>
+        </w:pBdr>
+        <w:spacing w:after="0"/>
+        <w:ind w:left="720"/>
+        <w:rPr>
+          <w:rFonts w:ascii="David" w:hAnsi="David" w:cs="David"/>
+          <w:color w:val="000000"/>
+          <w:rtl/>
+        </w:rPr>
+      </w:pPr>
+      <w:r>
+        <w:rPr>
+          <w:rFonts w:ascii="David" w:hAnsi="David" w:cs="David" w:hint="cs"/>
+          <w:b/>
+          <w:bCs/>
+          <w:color w:val="000000"/>
+          <w:rtl/>
+        </w:rPr>
+        <w:t>תיאור:</w:t>
+      </w:r>
+      <w:r>
+        <w:rPr>
+          <w:rFonts w:ascii="David" w:hAnsi="David" w:cs="David" w:hint="cs"/>
+          <w:color w:val="000000"/>
+          <w:rtl/>
+        </w:rPr>
+        <w:t xml:space="preserve"> </w:t>
+      </w:r>
+      <w:r>
+        <w:rPr>
+          <w:rFonts w:ascii="David" w:hAnsi="David" w:cs="David"/>
+          <w:color w:val="000000"/>
+          <w:rtl/>
+        </w:rPr>
+        <w:t xml:space="preserve">המשתמש יקבל התרעה כאשר המערכת תזהה </w:t>
+      </w:r>
+      <w:r>
+        <w:rPr>
+          <w:rFonts w:ascii="David" w:hAnsi="David" w:cs="David" w:hint="cs"/>
+          <w:color w:val="000000"/>
+          <w:rtl/>
+        </w:rPr>
+        <w:t xml:space="preserve">בן </w:t>
+      </w:r>
+      <w:r>
+        <w:rPr>
+          <w:rFonts w:ascii="David" w:hAnsi="David" w:cs="David"/>
+          <w:color w:val="000000"/>
+          <w:rtl/>
+        </w:rPr>
+        <w:t xml:space="preserve">אדם או </w:t>
+      </w:r>
+      <w:r>
+        <w:rPr>
+          <w:rFonts w:ascii="David" w:hAnsi="David" w:cs="David" w:hint="cs"/>
+          <w:color w:val="000000"/>
+          <w:rtl/>
+        </w:rPr>
+        <w:t>ש</w:t>
+      </w:r>
+      <w:r>
+        <w:rPr>
+          <w:rFonts w:ascii="David" w:hAnsi="David" w:cs="David"/>
+          <w:color w:val="000000"/>
+          <w:rtl/>
+        </w:rPr>
+        <w:t>היא לא תצליח לקבוע</w:t>
+      </w:r>
+      <w:r>
+        <w:rPr>
+          <w:rFonts w:ascii="David" w:hAnsi="David" w:cs="David" w:hint="cs"/>
+          <w:color w:val="000000"/>
+          <w:rtl/>
+        </w:rPr>
+        <w:t xml:space="preserve"> </w:t>
+      </w:r>
+      <w:r>
+        <w:rPr>
+          <w:rFonts w:ascii="David" w:hAnsi="David" w:cs="David"/>
+          <w:color w:val="000000"/>
+          <w:rtl/>
+        </w:rPr>
+        <w:t xml:space="preserve">מה גרם לתנועה. </w:t>
+      </w:r>
+      <w:r>
+        <w:rPr>
+          <w:rFonts w:ascii="David" w:hAnsi="David" w:cs="David" w:hint="cs"/>
+          <w:color w:val="000000"/>
+          <w:rtl/>
+        </w:rPr>
+        <w:t xml:space="preserve">היא תשלח </w:t>
+      </w:r>
+      <w:r>
+        <w:rPr>
+          <w:rFonts w:ascii="David" w:hAnsi="David" w:cs="David" w:hint="cs"/>
+          <w:color w:val="000000"/>
+          <w:rtl/>
+        </w:rPr>
+        <w:t>שהתרעה גם מאיזו מצלמה זוהתה התנועה.</w:t>
+      </w:r>
+    </w:p>
+    <w:p>
+      <w:pPr>
+        <w:pBdr>
+          <w:top w:val="nil"/>
+          <w:left w:val="nil"/>
+          <w:bottom w:val="nil"/>
+          <w:right w:val="nil"/>
+          <w:between w:val="nil"/>
+        </w:pBdr>
+        <w:spacing w:after="0"/>
+        <w:ind w:left="720"/>
+        <w:rPr>
+          <w:rFonts w:ascii="David" w:hAnsi="David" w:cs="David"/>
+          <w:color w:val="000000"/>
+          <w:rtl/>
+          <w:lang w:val="en-IL"/>
+        </w:rPr>
+      </w:pPr>
+      <w:r>
+        <w:rPr>
+          <w:rFonts w:ascii="David" w:hAnsi="David" w:cs="David" w:hint="cs"/>
+          <w:b/>
+          <w:bCs/>
+          <w:color w:val="000000"/>
+          <w:rtl/>
+        </w:rPr>
+        <w:t>יכולת 5:</w:t>
+      </w:r>
+      <w:r>
+        <w:rPr>
+          <w:rFonts w:ascii="David" w:hAnsi="David" w:cs="David" w:hint="cs"/>
+          <w:color w:val="000000"/>
+          <w:rtl/>
+          <w:lang w:val="en-IL"/>
+        </w:rPr>
+        <w:t xml:space="preserve"> בקשת תמונה ממצלמה מסוימת</w:t>
+      </w:r>
+    </w:p>
+    <w:p>
+      <w:pPr>
+        <w:pBdr>
+          <w:top w:val="nil"/>
+          <w:left w:val="nil"/>
+          <w:bottom w:val="nil"/>
+          <w:right w:val="nil"/>
+          <w:between w:val="nil"/>
+        </w:pBdr>
+        <w:spacing w:after="0"/>
+        <w:ind w:left="720"/>
+        <w:rPr>
+          <w:rFonts w:ascii="David" w:hAnsi="David" w:cs="David" w:hint="cs"/>
+          <w:color w:val="000000"/>
+          <w:rtl/>
+          <w:lang w:val="en-IL"/>
+        </w:rPr>
+      </w:pPr>
+      <w:r>
+        <w:rPr>
+          <w:rFonts w:ascii="David" w:hAnsi="David" w:cs="David" w:hint="cs"/>
+          <w:b/>
+          <w:bCs/>
+          <w:color w:val="000000"/>
+          <w:rtl/>
+        </w:rPr>
+        <w:t>תיאור:</w:t>
+      </w:r>
+      <w:r>
+        <w:rPr>
+          <w:rFonts w:ascii="David" w:hAnsi="David" w:cs="David" w:hint="cs"/>
+          <w:color w:val="000000"/>
+          <w:rtl/>
+          <w:lang w:val="en-IL"/>
+        </w:rPr>
+        <w:t xml:space="preserve"> </w:t>
+      </w:r>
+      <w:r>
+        <w:rPr>
+          <w:rFonts w:ascii="David" w:hAnsi="David" w:cs="David" w:hint="cs"/>
+          <w:color w:val="000000"/>
+          <w:rtl/>
+          <w:lang w:val="en-IL"/>
+        </w:rPr>
+        <w:t>המשתמש יכול לבקש תמונה ממצלמה מסוימת בבית (לדוגמה מהסלון, מטבח...) כדי להבין מה מתרחש באזור הזה.</w:t>
+      </w:r>
+    </w:p>
+    <w:p>
+      <w:pPr>
+        <w:pBdr>
+          <w:top w:val="nil"/>
+          <w:left w:val="nil"/>
+          <w:bottom w:val="nil"/>
+          <w:right w:val="nil"/>
+          <w:between w:val="nil"/>
+        </w:pBdr>
+        <w:spacing w:after="0"/>
+        <w:ind w:left="720"/>
+        <w:rPr>
+          <w:rFonts w:ascii="David" w:hAnsi="David" w:cs="David" w:hint="cs"/>
+          <w:color w:val="000000"/>
+          <w:rtl/>
+          <w:lang w:val="en-IL"/>
+        </w:rPr>
+      </w:pPr>
     </w:p>
     <w:p>
       <w:pPr>
@@ -1634,34 +2991,6 @@
     </w:p>
     <w:p>
       <w:pPr>
-        <w:numPr>
-          <w:ilvl w:val="0"/>
-          <w:numId w:val="11"/>
-        </w:numPr>
-        <w:pBdr>
-          <w:top w:val="nil"/>
-          <w:left w:val="nil"/>
-          <w:bottom w:val="nil"/>
-          <w:right w:val="nil"/>
-          <w:between w:val="nil"/>
-        </w:pBdr>
-        <w:spacing w:after="0"/>
-        <w:ind w:left="1440"/>
-      </w:pPr>
-      <w:r>
-        <w:rPr>
-          <w:color w:val="000000"/>
-          <w:rtl/>
-        </w:rPr>
-        <w:t>תכנון לוח זמנים ראשוני</w:t>
-      </w:r>
-    </w:p>
-    <w:p>
-      <w:pPr>
-        <w:numPr>
-          <w:ilvl w:val="0"/>
-          <w:numId w:val="11"/>
-        </w:numPr>
         <w:pBdr>
           <w:top w:val="nil"/>
           <w:left w:val="nil"/>
@@ -1671,13 +3000,6 @@
         </w:pBdr>
         <w:ind w:left="1440"/>
       </w:pPr>
-      <w:r>
-        <w:rPr>
-          <w:color w:val="000000"/>
-          <w:rtl/>
-        </w:rPr>
-        <w:t>עבור כל פעילות בלוח:  זמן התחלה מתוכנן, זמן סיום מתוכנן , זמן התחלה בפועל, זמן סיום בפועל והערות. יש לכלול את התאריכים שניתנו לכם עבור כל פרק כ'זמן סיום מתוכנן' ואת החודש של הקידוד לפרק לאבנים גדולות ולתת להן זמנים</w:t>
-      </w:r>
     </w:p>
     <w:tbl>
       <w:tblPr>
@@ -1831,8 +3153,14 @@
             <w:tcW w:w="1393" w:type="dxa"/>
           </w:tcPr>
           <w:p>
+            <w:pPr>
+              <w:rPr>
+                <w:rFonts w:ascii="David" w:hAnsi="David" w:cs="David"/>
+              </w:rPr>
+            </w:pPr>
             <w:r>
               <w:rPr>
+                <w:rFonts w:ascii="David" w:hAnsi="David" w:cs="David"/>
                 <w:rtl/>
               </w:rPr>
               <w:t>יזום</w:t>
@@ -1843,31 +3171,87 @@
           <w:tcPr>
             <w:tcW w:w="1384" w:type="dxa"/>
           </w:tcPr>
-          <w:p/>
+          <w:p>
+            <w:pPr>
+              <w:rPr>
+                <w:rFonts w:ascii="David" w:hAnsi="David" w:cs="David"/>
+              </w:rPr>
+            </w:pPr>
+            <w:r>
+              <w:rPr>
+                <w:rFonts w:ascii="David" w:hAnsi="David" w:cs="David"/>
+                <w:rtl/>
+              </w:rPr>
+              <w:t>2/11/2026</w:t>
+            </w:r>
+          </w:p>
         </w:tc>
         <w:tc>
           <w:tcPr>
             <w:tcW w:w="1379" w:type="dxa"/>
           </w:tcPr>
-          <w:p/>
+          <w:p>
+            <w:pPr>
+              <w:rPr>
+                <w:rFonts w:ascii="David" w:hAnsi="David" w:cs="David"/>
+              </w:rPr>
+            </w:pPr>
+            <w:r>
+              <w:rPr>
+                <w:rFonts w:ascii="David" w:hAnsi="David" w:cs="David"/>
+                <w:rtl/>
+              </w:rPr>
+              <w:t>16/11/2026</w:t>
+            </w:r>
+          </w:p>
         </w:tc>
         <w:tc>
           <w:tcPr>
             <w:tcW w:w="1384" w:type="dxa"/>
           </w:tcPr>
-          <w:p/>
+          <w:p>
+            <w:pPr>
+              <w:rPr>
+                <w:rFonts w:ascii="David" w:hAnsi="David" w:cs="David"/>
+              </w:rPr>
+            </w:pPr>
+            <w:r>
+              <w:rPr>
+                <w:rFonts w:ascii="David" w:hAnsi="David" w:cs="David"/>
+              </w:rPr>
+              <w:t>21/10/2026</w:t>
+            </w:r>
+          </w:p>
         </w:tc>
         <w:tc>
           <w:tcPr>
             <w:tcW w:w="1377" w:type="dxa"/>
           </w:tcPr>
-          <w:p/>
+          <w:p>
+            <w:pPr>
+              <w:rPr>
+                <w:rFonts w:ascii="David" w:hAnsi="David" w:cs="David"/>
+              </w:rPr>
+            </w:pPr>
+            <w:r>
+              <w:rPr>
+                <w:rFonts w:ascii="David" w:hAnsi="David" w:cs="David"/>
+              </w:rPr>
+              <w:t>25/10/2026</w:t>
+            </w:r>
+          </w:p>
         </w:tc>
         <w:tc>
           <w:tcPr>
             <w:tcW w:w="1379" w:type="dxa"/>
           </w:tcPr>
-          <w:p/>
+          <w:p>
+            <w:pPr>
+              <w:rPr>
+                <w:rFonts w:ascii="David" w:hAnsi="David" w:cs="David"/>
+              </w:rPr>
+            </w:pPr>
+          </w:p>
         </w:tc>
       </w:tr>
       <w:tr>
@@ -1876,8 +3260,14 @@
             <w:tcW w:w="1393" w:type="dxa"/>
           </w:tcPr>
           <w:p>
+            <w:pPr>
+              <w:rPr>
+                <w:rFonts w:ascii="David" w:hAnsi="David" w:cs="David"/>
+              </w:rPr>
+            </w:pPr>
             <w:r>
               <w:rPr>
+                <w:rFonts w:ascii="David" w:hAnsi="David" w:cs="David"/>
                 <w:rtl/>
               </w:rPr>
               <w:t>אפיון</w:t>
@@ -1888,31 +3278,82 @@
           <w:tcPr>
             <w:tcW w:w="1384" w:type="dxa"/>
           </w:tcPr>
-          <w:p/>
+          <w:p>
+            <w:pPr>
+              <w:rPr>
+                <w:rFonts w:ascii="David" w:hAnsi="David" w:cs="David"/>
+              </w:rPr>
+            </w:pPr>
+            <w:r>
+              <w:rPr>
+                <w:rFonts w:ascii="David" w:hAnsi="David" w:cs="David"/>
+                <w:rtl/>
+              </w:rPr>
+              <w:t>17/11/2026</w:t>
+            </w:r>
+          </w:p>
         </w:tc>
         <w:tc>
           <w:tcPr>
             <w:tcW w:w="1379" w:type="dxa"/>
           </w:tcPr>
-          <w:p/>
+          <w:p>
+            <w:pPr>
+              <w:rPr>
+                <w:rFonts w:ascii="David" w:hAnsi="David" w:cs="David"/>
+              </w:rPr>
+            </w:pPr>
+            <w:r>
+              <w:rPr>
+                <w:rFonts w:ascii="David" w:hAnsi="David" w:cs="David"/>
+                <w:rtl/>
+              </w:rPr>
+              <w:t>30/11/2026</w:t>
+            </w:r>
+          </w:p>
         </w:tc>
         <w:tc>
           <w:tcPr>
             <w:tcW w:w="1384" w:type="dxa"/>
           </w:tcPr>
-          <w:p/>
+          <w:p>
+            <w:pPr>
+              <w:rPr>
+                <w:rFonts w:ascii="David" w:hAnsi="David" w:cs="David"/>
+              </w:rPr>
+            </w:pPr>
+            <w:r>
+              <w:rPr>
+                <w:rFonts w:ascii="David" w:hAnsi="David" w:cs="David"/>
+                <w:rtl/>
+              </w:rPr>
+              <w:t>30/10/2026</w:t>
+            </w:r>
+          </w:p>
         </w:tc>
         <w:tc>
           <w:tcPr>
             <w:tcW w:w="1377" w:type="dxa"/>
           </w:tcPr>
-          <w:p/>
+          <w:p>
+            <w:pPr>
+              <w:rPr>
+                <w:rFonts w:ascii="David" w:hAnsi="David" w:cs="David"/>
+              </w:rPr>
+            </w:pPr>
+          </w:p>
         </w:tc>
         <w:tc>
           <w:tcPr>
             <w:tcW w:w="1379" w:type="dxa"/>
           </w:tcPr>
-          <w:p/>
+          <w:p>
+            <w:pPr>
+              <w:rPr>
+                <w:rFonts w:ascii="David" w:hAnsi="David" w:cs="David"/>
+              </w:rPr>
+            </w:pPr>
+          </w:p>
         </w:tc>
       </w:tr>
       <w:tr>
@@ -1921,10 +3362,17 @@
             <w:tcW w:w="1393" w:type="dxa"/>
           </w:tcPr>
           <w:p>
+            <w:pPr>
+              <w:rPr>
+                <w:rFonts w:ascii="David" w:hAnsi="David" w:cs="David"/>
+              </w:rPr>
+            </w:pPr>
             <w:r>
               <w:rPr>
+                <w:rFonts w:ascii="David" w:hAnsi="David" w:cs="David"/>
                 <w:rtl/>
               </w:rPr>
+              <w:lastRenderedPageBreak/>
               <w:t>ניתוח</w:t>
             </w:r>
           </w:p>
@@ -1933,31 +3381,75 @@
           <w:tcPr>
             <w:tcW w:w="1384" w:type="dxa"/>
           </w:tcPr>
-          <w:p/>
+          <w:p>
+            <w:pPr>
+              <w:rPr>
+                <w:rFonts w:ascii="David" w:hAnsi="David" w:cs="David"/>
+              </w:rPr>
+            </w:pPr>
+            <w:r>
+              <w:rPr>
+                <w:rFonts w:ascii="David" w:hAnsi="David" w:cs="David"/>
+                <w:rtl/>
+              </w:rPr>
+              <w:t>1/12/2026</w:t>
+            </w:r>
+          </w:p>
         </w:tc>
         <w:tc>
           <w:tcPr>
             <w:tcW w:w="1379" w:type="dxa"/>
           </w:tcPr>
-          <w:p/>
+          <w:p>
+            <w:pPr>
+              <w:rPr>
+                <w:rFonts w:ascii="David" w:hAnsi="David" w:cs="David"/>
+              </w:rPr>
+            </w:pPr>
+            <w:r>
+              <w:rPr>
+                <w:rFonts w:ascii="David" w:hAnsi="David" w:cs="David"/>
+                <w:rtl/>
+              </w:rPr>
+              <w:t>21/12/2026</w:t>
+            </w:r>
+          </w:p>
         </w:tc>
         <w:tc>
           <w:tcPr>
             <w:tcW w:w="1384" w:type="dxa"/>
           </w:tcPr>
-          <w:p/>
+          <w:p>
+            <w:pPr>
+              <w:rPr>
+                <w:rFonts w:ascii="David" w:hAnsi="David" w:cs="David"/>
+              </w:rPr>
+            </w:pPr>
+          </w:p>
         </w:tc>
         <w:tc>
           <w:tcPr>
             <w:tcW w:w="1377" w:type="dxa"/>
           </w:tcPr>
-          <w:p/>
+          <w:p>
+            <w:pPr>
+              <w:rPr>
+                <w:rFonts w:ascii="David" w:hAnsi="David" w:cs="David"/>
+              </w:rPr>
+            </w:pPr>
+          </w:p>
         </w:tc>
         <w:tc>
           <w:tcPr>
             <w:tcW w:w="1379" w:type="dxa"/>
           </w:tcPr>
-          <w:p/>
+          <w:p>
+            <w:pPr>
+              <w:rPr>
+                <w:rFonts w:ascii="David" w:hAnsi="David" w:cs="David"/>
+              </w:rPr>
+            </w:pPr>
+          </w:p>
         </w:tc>
       </w:tr>
       <w:tr>
@@ -1966,8 +3458,14 @@
             <w:tcW w:w="1393" w:type="dxa"/>
           </w:tcPr>
           <w:p>
+            <w:pPr>
+              <w:rPr>
+                <w:rFonts w:ascii="David" w:hAnsi="David" w:cs="David"/>
+              </w:rPr>
+            </w:pPr>
             <w:r>
               <w:rPr>
+                <w:rFonts w:ascii="David" w:hAnsi="David" w:cs="David"/>
                 <w:rtl/>
               </w:rPr>
               <w:t>עיצוב</w:t>
@@ -1978,31 +3476,75 @@
           <w:tcPr>
             <w:tcW w:w="1384" w:type="dxa"/>
           </w:tcPr>
-          <w:p/>
+          <w:p>
+            <w:pPr>
+              <w:rPr>
+                <w:rFonts w:ascii="David" w:hAnsi="David" w:cs="David"/>
+              </w:rPr>
+            </w:pPr>
+            <w:r>
+              <w:rPr>
+                <w:rFonts w:ascii="David" w:hAnsi="David" w:cs="David"/>
+                <w:rtl/>
+              </w:rPr>
+              <w:t>22/12/2026</w:t>
+            </w:r>
+          </w:p>
         </w:tc>
         <w:tc>
           <w:tcPr>
             <w:tcW w:w="1379" w:type="dxa"/>
           </w:tcPr>
-          <w:p/>
+          <w:p>
+            <w:pPr>
+              <w:rPr>
+                <w:rFonts w:ascii="David" w:hAnsi="David" w:cs="David"/>
+              </w:rPr>
+            </w:pPr>
+            <w:r>
+              <w:rPr>
+                <w:rFonts w:ascii="David" w:hAnsi="David" w:cs="David"/>
+                <w:rtl/>
+              </w:rPr>
+              <w:t>22/2/2027</w:t>
+            </w:r>
+          </w:p>
         </w:tc>
         <w:tc>
           <w:tcPr>
             <w:tcW w:w="1384" w:type="dxa"/>
           </w:tcPr>
-          <w:p/>
+          <w:p>
+            <w:pPr>
+              <w:rPr>
+                <w:rFonts w:ascii="David" w:hAnsi="David" w:cs="David"/>
+              </w:rPr>
+            </w:pPr>
+          </w:p>
         </w:tc>
         <w:tc>
           <w:tcPr>
             <w:tcW w:w="1377" w:type="dxa"/>
           </w:tcPr>
-          <w:p/>
+          <w:p>
+            <w:pPr>
+              <w:rPr>
+                <w:rFonts w:ascii="David" w:hAnsi="David" w:cs="David"/>
+              </w:rPr>
+            </w:pPr>
+          </w:p>
         </w:tc>
         <w:tc>
           <w:tcPr>
             <w:tcW w:w="1379" w:type="dxa"/>
           </w:tcPr>
-          <w:p/>
+          <w:p>
+            <w:pPr>
+              <w:rPr>
+                <w:rFonts w:ascii="David" w:hAnsi="David" w:cs="David"/>
+              </w:rPr>
+            </w:pPr>
+          </w:p>
         </w:tc>
       </w:tr>
       <w:tr>
@@ -2011,43 +3553,163 @@
             <w:tcW w:w="1393" w:type="dxa"/>
           </w:tcPr>
           <w:p>
+            <w:pPr>
+              <w:rPr>
+                <w:rFonts w:ascii="David" w:hAnsi="David" w:cs="David"/>
+              </w:rPr>
+            </w:pPr>
             <w:r>
               <w:rPr>
+                <w:rFonts w:ascii="David" w:hAnsi="David" w:cs="David"/>
                 <w:rtl/>
               </w:rPr>
-              <w:t>קוד (לפרוט לאבנים גדולות)</w:t>
+              <w:t xml:space="preserve">קוד </w:t>
             </w:r>
+            <w:r>
+              <w:rPr>
+                <w:rFonts w:ascii="David" w:hAnsi="David" w:cs="David"/>
+                <w:rtl/>
+              </w:rPr>
+              <w:t xml:space="preserve"> - </w:t>
+            </w:r>
+            <w:r>
+              <w:rPr>
+                <w:rFonts w:ascii="David" w:hAnsi="David" w:cs="David"/>
+                <w:rtl/>
+              </w:rPr>
+              <w:t>פיתוח תקשורת שרת לקוח בסיסית</w:t>
+            </w:r>
           </w:p>
         </w:tc>
         <w:tc>
           <w:tcPr>
             <w:tcW w:w="1384" w:type="dxa"/>
           </w:tcPr>
-          <w:p/>
+          <w:p>
+            <w:pPr>
+              <w:rPr>
+                <w:rFonts w:ascii="David" w:hAnsi="David" w:cs="David"/>
+              </w:rPr>
+            </w:pPr>
+            <w:r>
+              <w:rPr>
+                <w:rFonts w:ascii="David" w:hAnsi="David" w:cs="David"/>
+                <w:rtl/>
+              </w:rPr>
+              <w:t>23/2/2027</w:t>
+            </w:r>
+          </w:p>
         </w:tc>
         <w:tc>
           <w:tcPr>
             <w:tcW w:w="1379" w:type="dxa"/>
           </w:tcPr>
-          <w:p/>
+          <w:p>
+            <w:pPr>
+              <w:rPr>
+                <w:rFonts w:ascii="David" w:hAnsi="David" w:cs="David"/>
+              </w:rPr>
+            </w:pPr>
+            <w:r>
+              <w:rPr>
+                <w:rFonts w:ascii="David" w:hAnsi="David" w:cs="David" w:hint="cs"/>
+                <w:rtl/>
+              </w:rPr>
+              <w:t>2</w:t>
+            </w:r>
+            <w:r>
+              <w:rPr>
+                <w:rFonts w:ascii="David" w:hAnsi="David" w:cs="David" w:hint="cs"/>
+                <w:rtl/>
+              </w:rPr>
+              <w:t>7</w:t>
+            </w:r>
+            <w:r>
+              <w:rPr>
+                <w:rFonts w:ascii="David" w:hAnsi="David" w:cs="David" w:hint="cs"/>
+                <w:rtl/>
+              </w:rPr>
+              <w:t>/</w:t>
+            </w:r>
+            <w:r>
+              <w:rPr>
+                <w:rFonts w:ascii="David" w:hAnsi="David" w:cs="David" w:hint="cs"/>
+                <w:rtl/>
+              </w:rPr>
+              <w:t>2</w:t>
+            </w:r>
+            <w:r>
+              <w:rPr>
+                <w:rFonts w:ascii="David" w:hAnsi="David" w:cs="David" w:hint="cs"/>
+                <w:rtl/>
+              </w:rPr>
+              <w:t>/2027</w:t>
+            </w:r>
+          </w:p>
         </w:tc>
         <w:tc>
           <w:tcPr>
             <w:tcW w:w="1384" w:type="dxa"/>
           </w:tcPr>
-          <w:p/>
+          <w:p>
+            <w:pPr>
+              <w:rPr>
+                <w:rFonts w:ascii="David" w:hAnsi="David" w:cs="David"/>
+              </w:rPr>
+            </w:pPr>
+          </w:p>
         </w:tc>
         <w:tc>
           <w:tcPr>
             <w:tcW w:w="1377" w:type="dxa"/>
           </w:tcPr>
-          <w:p/>
+          <w:p>
+            <w:pPr>
+              <w:rPr>
+                <w:rFonts w:ascii="David" w:hAnsi="David" w:cs="David"/>
+              </w:rPr>
+            </w:pPr>
+          </w:p>
         </w:tc>
         <w:tc>
           <w:tcPr>
             <w:tcW w:w="1379" w:type="dxa"/>
           </w:tcPr>
-          <w:p/>
+          <w:p>
+            <w:pPr>
+              <w:rPr>
+                <w:rFonts w:ascii="David" w:hAnsi="David" w:cs="David"/>
+              </w:rPr>
+            </w:pPr>
+            <w:r>
+              <w:rPr>
+                <w:rFonts w:ascii="David" w:hAnsi="David" w:cs="David" w:hint="cs"/>
+                <w:rtl/>
+              </w:rPr>
+              <w:t xml:space="preserve">יצירת כל הקבצים והמחלקות של תקשורת בסיסית של </w:t>
+            </w:r>
+            <w:r>
+              <w:rPr>
+                <w:rFonts w:ascii="David" w:hAnsi="David" w:cs="David" w:hint="cs"/>
+                <w:rtl/>
+              </w:rPr>
+              <w:t xml:space="preserve">לקוח ושל </w:t>
+            </w:r>
+            <w:r>
+              <w:rPr>
+                <w:rFonts w:ascii="David" w:hAnsi="David" w:cs="David" w:hint="cs"/>
+                <w:rtl/>
+              </w:rPr>
+              <w:t xml:space="preserve">שרת </w:t>
+            </w:r>
+            <w:r>
+              <w:rPr>
+                <w:rFonts w:ascii="David" w:hAnsi="David" w:cs="David" w:hint="cs"/>
+                <w:rtl/>
+              </w:rPr>
+              <w:t>שמטפל בכמה לקוחות</w:t>
+            </w:r>
+          </w:p>
         </w:tc>
       </w:tr>
       <w:tr>
@@ -2056,8 +3718,588 @@
             <w:tcW w:w="1393" w:type="dxa"/>
           </w:tcPr>
           <w:p>
+            <w:pPr>
+              <w:rPr>
+                <w:rFonts w:ascii="David" w:hAnsi="David" w:cs="David"/>
+                <w:rtl/>
+              </w:rPr>
+            </w:pPr>
             <w:r>
               <w:rPr>
+                <w:rFonts w:ascii="David" w:hAnsi="David" w:cs="David" w:hint="cs"/>
+                <w:rtl/>
+              </w:rPr>
+              <w:t xml:space="preserve">קוד </w:t>
+            </w:r>
+            <w:r>
+              <w:rPr>
+                <w:rFonts w:ascii="David" w:hAnsi="David" w:cs="David"/>
+                <w:rtl/>
+              </w:rPr>
+              <w:t>–</w:t>
+            </w:r>
+            <w:r>
+              <w:rPr>
+                <w:rFonts w:ascii="David" w:hAnsi="David" w:cs="David" w:hint="cs"/>
+                <w:rtl/>
+              </w:rPr>
+              <w:t xml:space="preserve"> </w:t>
+            </w:r>
+            <w:r>
+              <w:rPr>
+                <w:rFonts w:ascii="David" w:hAnsi="David" w:cs="David" w:hint="cs"/>
+                <w:rtl/>
+              </w:rPr>
+              <w:t>זיהוי תנועה באמצעות מצלמה</w:t>
+            </w:r>
+          </w:p>
+        </w:tc>
+        <w:tc>
+          <w:tcPr>
+            <w:tcW w:w="1384" w:type="dxa"/>
+          </w:tcPr>
+          <w:p>
+            <w:pPr>
+              <w:rPr>
+                <w:rFonts w:ascii="David" w:hAnsi="David" w:cs="David"/>
+              </w:rPr>
+            </w:pPr>
+            <w:r>
+              <w:rPr>
+                <w:rFonts w:ascii="David" w:hAnsi="David" w:cs="David" w:hint="cs"/>
+                <w:rtl/>
+              </w:rPr>
+              <w:t>28/2</w:t>
+            </w:r>
+            <w:r>
+              <w:rPr>
+                <w:rFonts w:ascii="David" w:hAnsi="David" w:cs="David" w:hint="cs"/>
+                <w:rtl/>
+              </w:rPr>
+              <w:t>/2027</w:t>
+            </w:r>
+          </w:p>
+        </w:tc>
+        <w:tc>
+          <w:tcPr>
+            <w:tcW w:w="1379" w:type="dxa"/>
+          </w:tcPr>
+          <w:p>
+            <w:pPr>
+              <w:rPr>
+                <w:rFonts w:ascii="David" w:hAnsi="David" w:cs="David"/>
+              </w:rPr>
+            </w:pPr>
+            <w:r>
+              <w:rPr>
+                <w:rFonts w:ascii="David" w:hAnsi="David" w:cs="David" w:hint="cs"/>
+                <w:rtl/>
+              </w:rPr>
+              <w:t>6</w:t>
+            </w:r>
+            <w:r>
+              <w:rPr>
+                <w:rFonts w:ascii="David" w:hAnsi="David" w:cs="David" w:hint="cs"/>
+                <w:rtl/>
+              </w:rPr>
+              <w:t>/</w:t>
+            </w:r>
+            <w:r>
+              <w:rPr>
+                <w:rFonts w:ascii="David" w:hAnsi="David" w:cs="David" w:hint="cs"/>
+                <w:rtl/>
+              </w:rPr>
+              <w:t>3/2027</w:t>
+            </w:r>
+          </w:p>
+        </w:tc>
+        <w:tc>
+          <w:tcPr>
+            <w:tcW w:w="1384" w:type="dxa"/>
+          </w:tcPr>
+          <w:p>
+            <w:pPr>
+              <w:rPr>
+                <w:rFonts w:ascii="David" w:hAnsi="David" w:cs="David"/>
+              </w:rPr>
+            </w:pPr>
+          </w:p>
+        </w:tc>
+        <w:tc>
+          <w:tcPr>
+            <w:tcW w:w="1377" w:type="dxa"/>
+          </w:tcPr>
+          <w:p>
+            <w:pPr>
+              <w:rPr>
+                <w:rFonts w:ascii="David" w:hAnsi="David" w:cs="David"/>
+              </w:rPr>
+            </w:pPr>
+          </w:p>
+        </w:tc>
+        <w:tc>
+          <w:tcPr>
+            <w:tcW w:w="1379" w:type="dxa"/>
+          </w:tcPr>
+          <w:p>
+            <w:pPr>
+              <w:rPr>
+                <w:rFonts w:ascii="David" w:hAnsi="David" w:cs="David"/>
+              </w:rPr>
+            </w:pPr>
+            <w:r>
+              <w:rPr>
+                <w:rFonts w:ascii="David" w:hAnsi="David" w:cs="David" w:hint="cs"/>
+                <w:rtl/>
+              </w:rPr>
+              <w:t>התקנת מצלמות, חיבור המערכת למצלמות</w:t>
+            </w:r>
+            <w:r>
+              <w:rPr>
+                <w:rFonts w:ascii="David" w:hAnsi="David" w:cs="David" w:hint="cs"/>
+                <w:rtl/>
+              </w:rPr>
+              <w:t>, זיהוי תנועה</w:t>
+            </w:r>
+          </w:p>
+        </w:tc>
+      </w:tr>
+      <w:tr>
+        <w:tc>
+          <w:tcPr>
+            <w:tcW w:w="1393" w:type="dxa"/>
+          </w:tcPr>
+          <w:p>
+            <w:pPr>
+              <w:rPr>
+                <w:rFonts w:ascii="David" w:hAnsi="David" w:cs="David"/>
+              </w:rPr>
+            </w:pPr>
+            <w:r>
+              <w:rPr>
+                <w:rFonts w:ascii="David" w:hAnsi="David" w:cs="David" w:hint="cs"/>
+                <w:rtl/>
+              </w:rPr>
+              <w:t xml:space="preserve">קוד </w:t>
+            </w:r>
+            <w:r>
+              <w:rPr>
+                <w:rFonts w:ascii="David" w:hAnsi="David" w:cs="David"/>
+                <w:rtl/>
+              </w:rPr>
+              <w:t>–</w:t>
+            </w:r>
+            <w:r>
+              <w:rPr>
+                <w:rFonts w:ascii="David" w:hAnsi="David" w:cs="David" w:hint="cs"/>
+                <w:rtl/>
+              </w:rPr>
+              <w:t xml:space="preserve"> הוספת סוכן </w:t>
+            </w:r>
+            <w:r>
+              <w:rPr>
+                <w:rFonts w:ascii="David" w:hAnsi="David" w:cs="David"/>
+              </w:rPr>
+              <w:t>ai</w:t>
+            </w:r>
+          </w:p>
+        </w:tc>
+        <w:tc>
+          <w:tcPr>
+            <w:tcW w:w="1384" w:type="dxa"/>
+          </w:tcPr>
+          <w:p>
+            <w:pPr>
+              <w:rPr>
+                <w:rFonts w:ascii="David" w:hAnsi="David" w:cs="David" w:hint="cs"/>
+              </w:rPr>
+            </w:pPr>
+            <w:r>
+              <w:rPr>
+                <w:rFonts w:ascii="David" w:hAnsi="David" w:cs="David" w:hint="cs"/>
+                <w:rtl/>
+              </w:rPr>
+              <w:t>7</w:t>
+            </w:r>
+            <w:r>
+              <w:rPr>
+                <w:rFonts w:ascii="David" w:hAnsi="David" w:cs="David" w:hint="cs"/>
+                <w:rtl/>
+              </w:rPr>
+              <w:t>/3</w:t>
+            </w:r>
+            <w:r>
+              <w:rPr>
+                <w:rFonts w:ascii="David" w:hAnsi="David" w:cs="David" w:hint="cs"/>
+                <w:rtl/>
+              </w:rPr>
+              <w:t>/2027</w:t>
+            </w:r>
+          </w:p>
+        </w:tc>
+        <w:tc>
+          <w:tcPr>
+            <w:tcW w:w="1379" w:type="dxa"/>
+          </w:tcPr>
+          <w:p>
+            <w:pPr>
+              <w:rPr>
+                <w:rFonts w:ascii="David" w:hAnsi="David" w:cs="David"/>
+              </w:rPr>
+            </w:pPr>
+            <w:r>
+              <w:rPr>
+                <w:rFonts w:ascii="David" w:hAnsi="David" w:cs="David" w:hint="cs"/>
+                <w:rtl/>
+              </w:rPr>
+              <w:t>1</w:t>
+            </w:r>
+            <w:r>
+              <w:rPr>
+                <w:rFonts w:ascii="David" w:hAnsi="David" w:cs="David" w:hint="cs"/>
+                <w:rtl/>
+              </w:rPr>
+              <w:t>3</w:t>
+            </w:r>
+            <w:r>
+              <w:rPr>
+                <w:rFonts w:ascii="David" w:hAnsi="David" w:cs="David" w:hint="cs"/>
+                <w:rtl/>
+              </w:rPr>
+              <w:t>/3/2027</w:t>
+            </w:r>
+          </w:p>
+        </w:tc>
+        <w:tc>
+          <w:tcPr>
+            <w:tcW w:w="1384" w:type="dxa"/>
+          </w:tcPr>
+          <w:p>
+            <w:pPr>
+              <w:rPr>
+                <w:rFonts w:ascii="David" w:hAnsi="David" w:cs="David"/>
+              </w:rPr>
+            </w:pPr>
+          </w:p>
+        </w:tc>
+        <w:tc>
+          <w:tcPr>
+            <w:tcW w:w="1377" w:type="dxa"/>
+          </w:tcPr>
+          <w:p>
+            <w:pPr>
+              <w:rPr>
+                <w:rFonts w:ascii="David" w:hAnsi="David" w:cs="David"/>
+              </w:rPr>
+            </w:pPr>
+          </w:p>
+        </w:tc>
+        <w:tc>
+          <w:tcPr>
+            <w:tcW w:w="1379" w:type="dxa"/>
+          </w:tcPr>
+          <w:p>
+            <w:pPr>
+              <w:rPr>
+                <w:rFonts w:ascii="David" w:hAnsi="David" w:cs="David" w:hint="cs"/>
+                <w:rtl/>
+              </w:rPr>
+            </w:pPr>
+            <w:r>
+              <w:rPr>
+                <w:rFonts w:ascii="David" w:hAnsi="David" w:cs="David" w:hint="cs"/>
+                <w:rtl/>
+              </w:rPr>
+              <w:t xml:space="preserve">שליחת התמונה של התנועה לסוכן </w:t>
+            </w:r>
+            <w:r>
+              <w:rPr>
+                <w:rFonts w:ascii="David" w:hAnsi="David" w:cs="David"/>
+              </w:rPr>
+              <w:t>ai</w:t>
+            </w:r>
+            <w:r>
+              <w:rPr>
+                <w:rFonts w:ascii="David" w:hAnsi="David" w:cs="David" w:hint="cs"/>
+                <w:rtl/>
+              </w:rPr>
+              <w:t xml:space="preserve"> שיחליט האם התנועה נגרמה על ידי חיה / בן אדם / לא הצליח לקבוע</w:t>
+            </w:r>
+          </w:p>
+        </w:tc>
+      </w:tr>
+      <w:tr>
+        <w:tc>
+          <w:tcPr>
+            <w:tcW w:w="1393" w:type="dxa"/>
+          </w:tcPr>
+          <w:p>
+            <w:pPr>
+              <w:rPr>
+                <w:rFonts w:ascii="David" w:hAnsi="David" w:cs="David"/>
+                <w:rtl/>
+              </w:rPr>
+            </w:pPr>
+            <w:r>
+              <w:rPr>
+                <w:rFonts w:ascii="David" w:hAnsi="David" w:cs="David" w:hint="cs"/>
+                <w:rtl/>
+              </w:rPr>
+              <w:t xml:space="preserve">קוד </w:t>
+            </w:r>
+            <w:r>
+              <w:rPr>
+                <w:rFonts w:ascii="David" w:hAnsi="David" w:cs="David"/>
+                <w:rtl/>
+              </w:rPr>
+              <w:t>–</w:t>
+            </w:r>
+            <w:r>
+              <w:rPr>
+                <w:rFonts w:ascii="David" w:hAnsi="David" w:cs="David" w:hint="cs"/>
+                <w:rtl/>
+              </w:rPr>
+              <w:t xml:space="preserve"> הוספת התרעות ובקשת תמונה</w:t>
+            </w:r>
+          </w:p>
+        </w:tc>
+        <w:tc>
+          <w:tcPr>
+            <w:tcW w:w="1384" w:type="dxa"/>
+          </w:tcPr>
+          <w:p>
+            <w:pPr>
+              <w:rPr>
+                <w:rFonts w:ascii="David" w:hAnsi="David" w:cs="David"/>
+              </w:rPr>
+            </w:pPr>
+            <w:r>
+              <w:rPr>
+                <w:rFonts w:ascii="David" w:hAnsi="David" w:cs="David" w:hint="cs"/>
+                <w:rtl/>
+              </w:rPr>
+              <w:t>14</w:t>
+            </w:r>
+            <w:r>
+              <w:rPr>
+                <w:rFonts w:ascii="David" w:hAnsi="David" w:cs="David" w:hint="cs"/>
+                <w:rtl/>
+              </w:rPr>
+              <w:t>/3/2027</w:t>
+            </w:r>
+          </w:p>
+        </w:tc>
+        <w:tc>
+          <w:tcPr>
+            <w:tcW w:w="1379" w:type="dxa"/>
+          </w:tcPr>
+          <w:p>
+            <w:pPr>
+              <w:rPr>
+                <w:rFonts w:ascii="David" w:hAnsi="David" w:cs="David"/>
+              </w:rPr>
+            </w:pPr>
+            <w:r>
+              <w:rPr>
+                <w:rFonts w:ascii="David" w:hAnsi="David" w:cs="David" w:hint="cs"/>
+                <w:rtl/>
+              </w:rPr>
+              <w:t>20</w:t>
+            </w:r>
+            <w:r>
+              <w:rPr>
+                <w:rFonts w:ascii="David" w:hAnsi="David" w:cs="David" w:hint="cs"/>
+                <w:rtl/>
+              </w:rPr>
+              <w:t>/3/2027</w:t>
+            </w:r>
+          </w:p>
+        </w:tc>
+        <w:tc>
+          <w:tcPr>
+            <w:tcW w:w="1384" w:type="dxa"/>
+          </w:tcPr>
+          <w:p>
+            <w:pPr>
+              <w:rPr>
+                <w:rFonts w:ascii="David" w:hAnsi="David" w:cs="David"/>
+              </w:rPr>
+            </w:pPr>
+          </w:p>
+        </w:tc>
+        <w:tc>
+          <w:tcPr>
+            <w:tcW w:w="1377" w:type="dxa"/>
+          </w:tcPr>
+          <w:p>
+            <w:pPr>
+              <w:rPr>
+                <w:rFonts w:ascii="David" w:hAnsi="David" w:cs="David"/>
+              </w:rPr>
+            </w:pPr>
+          </w:p>
+        </w:tc>
+        <w:tc>
+          <w:tcPr>
+            <w:tcW w:w="1379" w:type="dxa"/>
+          </w:tcPr>
+          <w:p>
+            <w:pPr>
+              <w:rPr>
+                <w:rFonts w:ascii="David" w:hAnsi="David" w:cs="David"/>
+              </w:rPr>
+            </w:pPr>
+            <w:r>
+              <w:rPr>
+                <w:rFonts w:ascii="David" w:hAnsi="David" w:cs="David" w:hint="cs"/>
+                <w:rtl/>
+              </w:rPr>
+              <w:t xml:space="preserve">שליחת התרעה במקרה שזוהתה תנועה שנגרמה על ידי בן אדם </w:t>
+            </w:r>
+            <w:r>
+              <w:rPr>
+                <w:rFonts w:ascii="David" w:hAnsi="David" w:cs="David" w:hint="cs"/>
+                <w:rtl/>
+              </w:rPr>
+              <w:t xml:space="preserve">/ לא ניתן לקבוע. </w:t>
+            </w:r>
+          </w:p>
+        </w:tc>
+      </w:tr>
+      <w:tr>
+        <w:tc>
+          <w:tcPr>
+            <w:tcW w:w="1393" w:type="dxa"/>
+          </w:tcPr>
+          <w:p>
+            <w:pPr>
+              <w:rPr>
+                <w:rFonts w:ascii="David" w:hAnsi="David" w:cs="David" w:hint="cs"/>
+                <w:rtl/>
+              </w:rPr>
+            </w:pPr>
+            <w:r>
+              <w:rPr>
+                <w:rFonts w:ascii="David" w:hAnsi="David" w:cs="David" w:hint="cs"/>
+                <w:rtl/>
+              </w:rPr>
+              <w:t xml:space="preserve">קוד </w:t>
+            </w:r>
+            <w:r>
+              <w:rPr>
+                <w:rFonts w:ascii="David" w:hAnsi="David" w:cs="David"/>
+                <w:rtl/>
+              </w:rPr>
+              <w:t>–</w:t>
+            </w:r>
+            <w:r>
+              <w:rPr>
+                <w:rFonts w:ascii="David" w:hAnsi="David" w:cs="David" w:hint="cs"/>
+                <w:rtl/>
+              </w:rPr>
+              <w:t xml:space="preserve"> הוספת בקשת תמונה</w:t>
+            </w:r>
+          </w:p>
+        </w:tc>
+        <w:tc>
+          <w:tcPr>
+            <w:tcW w:w="1384" w:type="dxa"/>
+          </w:tcPr>
+          <w:p>
+            <w:pPr>
+              <w:rPr>
+                <w:rFonts w:ascii="David" w:hAnsi="David" w:cs="David" w:hint="cs"/>
+                <w:rtl/>
+              </w:rPr>
+            </w:pPr>
+            <w:r>
+              <w:rPr>
+                <w:rFonts w:ascii="David" w:hAnsi="David" w:cs="David" w:hint="cs"/>
+                <w:rtl/>
+              </w:rPr>
+              <w:t>21/3/2027</w:t>
+            </w:r>
+          </w:p>
+        </w:tc>
+        <w:tc>
+          <w:tcPr>
+            <w:tcW w:w="1379" w:type="dxa"/>
+          </w:tcPr>
+          <w:p>
+            <w:pPr>
+              <w:rPr>
+                <w:rFonts w:ascii="David" w:hAnsi="David" w:cs="David" w:hint="cs"/>
+                <w:rtl/>
+              </w:rPr>
+            </w:pPr>
+            <w:r>
+              <w:rPr>
+                <w:rFonts w:ascii="David" w:hAnsi="David" w:cs="David" w:hint="cs"/>
+                <w:rtl/>
+              </w:rPr>
+              <w:t>27/3/2027</w:t>
+            </w:r>
+          </w:p>
+        </w:tc>
+        <w:tc>
+          <w:tcPr>
+            <w:tcW w:w="1384" w:type="dxa"/>
+          </w:tcPr>
+          <w:p>
+            <w:pPr>
+              <w:rPr>
+                <w:rFonts w:ascii="David" w:hAnsi="David" w:cs="David"/>
+              </w:rPr>
+            </w:pPr>
+          </w:p>
+        </w:tc>
+        <w:tc>
+          <w:tcPr>
+            <w:tcW w:w="1377" w:type="dxa"/>
+          </w:tcPr>
+          <w:p>
+            <w:pPr>
+              <w:rPr>
+                <w:rFonts w:ascii="David" w:hAnsi="David" w:cs="David"/>
+              </w:rPr>
+            </w:pPr>
+          </w:p>
+        </w:tc>
+        <w:tc>
+          <w:tcPr>
+            <w:tcW w:w="1379" w:type="dxa"/>
+          </w:tcPr>
+          <w:p>
+            <w:pPr>
+              <w:rPr>
+                <w:rFonts w:ascii="David" w:hAnsi="David" w:cs="David" w:hint="cs"/>
+                <w:rtl/>
+              </w:rPr>
+            </w:pPr>
+            <w:r>
+              <w:rPr>
+                <w:rFonts w:ascii="David" w:hAnsi="David" w:cs="David" w:hint="cs"/>
+                <w:rtl/>
+              </w:rPr>
+              <w:t>הוספת אפשרות למשתמש לבקש תמונה ממצלמה מסוימת</w:t>
+            </w:r>
+          </w:p>
+        </w:tc>
+      </w:tr>
+      <w:tr>
+        <w:tc>
+          <w:tcPr>
+            <w:tcW w:w="1393" w:type="dxa"/>
+          </w:tcPr>
+          <w:p>
+            <w:pPr>
+              <w:rPr>
+                <w:rFonts w:ascii="David" w:hAnsi="David" w:cs="David"/>
+              </w:rPr>
+            </w:pPr>
+            <w:r>
+              <w:rPr>
+                <w:rFonts w:ascii="David" w:hAnsi="David" w:cs="David"/>
                 <w:rtl/>
               </w:rPr>
               <w:t>גרסה ראשונית</w:t>
@@ -2068,31 +4310,75 @@
           <w:tcPr>
             <w:tcW w:w="1384" w:type="dxa"/>
           </w:tcPr>
-          <w:p/>
+          <w:p>
+            <w:pPr>
+              <w:rPr>
+                <w:rFonts w:ascii="David" w:hAnsi="David" w:cs="David"/>
+              </w:rPr>
+            </w:pPr>
+            <w:r>
+              <w:rPr>
+                <w:rFonts w:ascii="David" w:hAnsi="David" w:cs="David"/>
+                <w:rtl/>
+              </w:rPr>
+              <w:t>23/2/2027</w:t>
+            </w:r>
+          </w:p>
         </w:tc>
         <w:tc>
           <w:tcPr>
             <w:tcW w:w="1379" w:type="dxa"/>
           </w:tcPr>
-          <w:p/>
+          <w:p>
+            <w:pPr>
+              <w:rPr>
+                <w:rFonts w:ascii="David" w:hAnsi="David" w:cs="David"/>
+              </w:rPr>
+            </w:pPr>
+            <w:r>
+              <w:rPr>
+                <w:rFonts w:ascii="David" w:hAnsi="David" w:cs="David"/>
+                <w:rtl/>
+              </w:rPr>
+              <w:t>27/3/2027</w:t>
+            </w:r>
+          </w:p>
         </w:tc>
         <w:tc>
           <w:tcPr>
             <w:tcW w:w="1384" w:type="dxa"/>
           </w:tcPr>
-          <w:p/>
+          <w:p>
+            <w:pPr>
+              <w:rPr>
+                <w:rFonts w:ascii="David" w:hAnsi="David" w:cs="David"/>
+              </w:rPr>
+            </w:pPr>
+          </w:p>
         </w:tc>
         <w:tc>
           <w:tcPr>
             <w:tcW w:w="1377" w:type="dxa"/>
           </w:tcPr>
-          <w:p/>
+          <w:p>
+            <w:pPr>
+              <w:rPr>
+                <w:rFonts w:ascii="David" w:hAnsi="David" w:cs="David"/>
+              </w:rPr>
+            </w:pPr>
+          </w:p>
         </w:tc>
         <w:tc>
           <w:tcPr>
             <w:tcW w:w="1379" w:type="dxa"/>
           </w:tcPr>
-          <w:p/>
+          <w:p>
+            <w:pPr>
+              <w:rPr>
+                <w:rFonts w:ascii="David" w:hAnsi="David" w:cs="David"/>
+              </w:rPr>
+            </w:pPr>
+          </w:p>
         </w:tc>
       </w:tr>
       <w:tr>
@@ -2101,8 +4387,14 @@
             <w:tcW w:w="1393" w:type="dxa"/>
           </w:tcPr>
           <w:p>
+            <w:pPr>
+              <w:rPr>
+                <w:rFonts w:ascii="David" w:hAnsi="David" w:cs="David"/>
+              </w:rPr>
+            </w:pPr>
             <w:r>
               <w:rPr>
+                <w:rFonts w:ascii="David" w:hAnsi="David" w:cs="David"/>
                 <w:rtl/>
               </w:rPr>
               <w:t>מסמך בדיקות</w:t>
@@ -2113,31 +4405,75 @@
           <w:tcPr>
             <w:tcW w:w="1384" w:type="dxa"/>
           </w:tcPr>
-          <w:p/>
+          <w:p>
+            <w:pPr>
+              <w:rPr>
+                <w:rFonts w:ascii="David" w:hAnsi="David" w:cs="David"/>
+              </w:rPr>
+            </w:pPr>
+            <w:r>
+              <w:rPr>
+                <w:rFonts w:ascii="David" w:hAnsi="David" w:cs="David"/>
+                <w:rtl/>
+              </w:rPr>
+              <w:t>28/3/2027</w:t>
+            </w:r>
+          </w:p>
         </w:tc>
         <w:tc>
           <w:tcPr>
             <w:tcW w:w="1379" w:type="dxa"/>
           </w:tcPr>
-          <w:p/>
+          <w:p>
+            <w:pPr>
+              <w:rPr>
+                <w:rFonts w:ascii="David" w:hAnsi="David" w:cs="David"/>
+              </w:rPr>
+            </w:pPr>
+            <w:r>
+              <w:rPr>
+                <w:rFonts w:ascii="David" w:hAnsi="David" w:cs="David"/>
+                <w:rtl/>
+              </w:rPr>
+              <w:t>25/4/2027</w:t>
+            </w:r>
+          </w:p>
         </w:tc>
         <w:tc>
           <w:tcPr>
             <w:tcW w:w="1384" w:type="dxa"/>
           </w:tcPr>
-          <w:p/>
+          <w:p>
+            <w:pPr>
+              <w:rPr>
+                <w:rFonts w:ascii="David" w:hAnsi="David" w:cs="David"/>
+              </w:rPr>
+            </w:pPr>
+          </w:p>
         </w:tc>
         <w:tc>
           <w:tcPr>
             <w:tcW w:w="1377" w:type="dxa"/>
           </w:tcPr>
-          <w:p/>
+          <w:p>
+            <w:pPr>
+              <w:rPr>
+                <w:rFonts w:ascii="David" w:hAnsi="David" w:cs="David"/>
+              </w:rPr>
+            </w:pPr>
+          </w:p>
         </w:tc>
         <w:tc>
           <w:tcPr>
             <w:tcW w:w="1379" w:type="dxa"/>
           </w:tcPr>
-          <w:p/>
+          <w:p>
+            <w:pPr>
+              <w:rPr>
+                <w:rFonts w:ascii="David" w:hAnsi="David" w:cs="David"/>
+              </w:rPr>
+            </w:pPr>
+          </w:p>
         </w:tc>
       </w:tr>
       <w:tr>
@@ -2146,8 +4482,14 @@
             <w:tcW w:w="1393" w:type="dxa"/>
           </w:tcPr>
           <w:p>
+            <w:pPr>
+              <w:rPr>
+                <w:rFonts w:ascii="David" w:hAnsi="David" w:cs="David"/>
+              </w:rPr>
+            </w:pPr>
             <w:r>
               <w:rPr>
+                <w:rFonts w:ascii="David" w:hAnsi="David" w:cs="David"/>
                 <w:rtl/>
               </w:rPr>
               <w:t>מדריך למשתמש</w:t>
@@ -2158,31 +4500,75 @@
           <w:tcPr>
             <w:tcW w:w="1384" w:type="dxa"/>
           </w:tcPr>
-          <w:p/>
+          <w:p>
+            <w:pPr>
+              <w:rPr>
+                <w:rFonts w:ascii="David" w:hAnsi="David" w:cs="David"/>
+              </w:rPr>
+            </w:pPr>
+            <w:r>
+              <w:rPr>
+                <w:rFonts w:ascii="David" w:hAnsi="David" w:cs="David"/>
+                <w:rtl/>
+              </w:rPr>
+              <w:t>28/3/2027</w:t>
+            </w:r>
+          </w:p>
         </w:tc>
         <w:tc>
           <w:tcPr>
             <w:tcW w:w="1379" w:type="dxa"/>
           </w:tcPr>
-          <w:p/>
+          <w:p>
+            <w:pPr>
+              <w:rPr>
+                <w:rFonts w:ascii="David" w:hAnsi="David" w:cs="David"/>
+              </w:rPr>
+            </w:pPr>
+            <w:r>
+              <w:rPr>
+                <w:rFonts w:ascii="David" w:hAnsi="David" w:cs="David"/>
+                <w:rtl/>
+              </w:rPr>
+              <w:t>25/4/2027</w:t>
+            </w:r>
+          </w:p>
         </w:tc>
         <w:tc>
           <w:tcPr>
             <w:tcW w:w="1384" w:type="dxa"/>
           </w:tcPr>
-          <w:p/>
+          <w:p>
+            <w:pPr>
+              <w:rPr>
+                <w:rFonts w:ascii="David" w:hAnsi="David" w:cs="David"/>
+              </w:rPr>
+            </w:pPr>
+          </w:p>
         </w:tc>
         <w:tc>
           <w:tcPr>
             <w:tcW w:w="1377" w:type="dxa"/>
           </w:tcPr>
-          <w:p/>
+          <w:p>
+            <w:pPr>
+              <w:rPr>
+                <w:rFonts w:ascii="David" w:hAnsi="David" w:cs="David"/>
+              </w:rPr>
+            </w:pPr>
+          </w:p>
         </w:tc>
         <w:tc>
           <w:tcPr>
             <w:tcW w:w="1379" w:type="dxa"/>
           </w:tcPr>
-          <w:p/>
+          <w:p>
+            <w:pPr>
+              <w:rPr>
+                <w:rFonts w:ascii="David" w:hAnsi="David" w:cs="David"/>
+              </w:rPr>
+            </w:pPr>
+          </w:p>
         </w:tc>
       </w:tr>
       <w:tr>
@@ -2191,8 +4577,14 @@
             <w:tcW w:w="1393" w:type="dxa"/>
           </w:tcPr>
           <w:p>
+            <w:pPr>
+              <w:rPr>
+                <w:rFonts w:ascii="David" w:hAnsi="David" w:cs="David"/>
+              </w:rPr>
+            </w:pPr>
             <w:r>
               <w:rPr>
+                <w:rFonts w:ascii="David" w:hAnsi="David" w:cs="David"/>
                 <w:rtl/>
               </w:rPr>
               <w:t>גרסה סופית</w:t>
@@ -2203,31 +4595,75 @@
           <w:tcPr>
             <w:tcW w:w="1384" w:type="dxa"/>
           </w:tcPr>
-          <w:p/>
+          <w:p>
+            <w:pPr>
+              <w:rPr>
+                <w:rFonts w:ascii="David" w:hAnsi="David" w:cs="David"/>
+              </w:rPr>
+            </w:pPr>
+            <w:r>
+              <w:rPr>
+                <w:rFonts w:ascii="David" w:hAnsi="David" w:cs="David"/>
+                <w:rtl/>
+              </w:rPr>
+              <w:t>28/3/2027</w:t>
+            </w:r>
+          </w:p>
         </w:tc>
         <w:tc>
           <w:tcPr>
             <w:tcW w:w="1379" w:type="dxa"/>
           </w:tcPr>
-          <w:p/>
+          <w:p>
+            <w:pPr>
+              <w:rPr>
+                <w:rFonts w:ascii="David" w:hAnsi="David" w:cs="David"/>
+              </w:rPr>
+            </w:pPr>
+            <w:r>
+              <w:rPr>
+                <w:rFonts w:ascii="David" w:hAnsi="David" w:cs="David"/>
+                <w:rtl/>
+              </w:rPr>
+              <w:t>1/5/2027</w:t>
+            </w:r>
+          </w:p>
         </w:tc>
         <w:tc>
           <w:tcPr>
             <w:tcW w:w="1384" w:type="dxa"/>
           </w:tcPr>
-          <w:p/>
+          <w:p>
+            <w:pPr>
+              <w:rPr>
+                <w:rFonts w:ascii="David" w:hAnsi="David" w:cs="David"/>
+              </w:rPr>
+            </w:pPr>
+          </w:p>
         </w:tc>
         <w:tc>
           <w:tcPr>
             <w:tcW w:w="1377" w:type="dxa"/>
           </w:tcPr>
-          <w:p/>
+          <w:p>
+            <w:pPr>
+              <w:rPr>
+                <w:rFonts w:ascii="David" w:hAnsi="David" w:cs="David"/>
+              </w:rPr>
+            </w:pPr>
+          </w:p>
         </w:tc>
         <w:tc>
           <w:tcPr>
             <w:tcW w:w="1379" w:type="dxa"/>
           </w:tcPr>
-          <w:p/>
+          <w:p>
+            <w:pPr>
+              <w:rPr>
+                <w:rFonts w:ascii="David" w:hAnsi="David" w:cs="David"/>
+              </w:rPr>
+            </w:pPr>
+          </w:p>
         </w:tc>
       </w:tr>
       <w:tr>
@@ -2236,8 +4672,14 @@
             <w:tcW w:w="1393" w:type="dxa"/>
           </w:tcPr>
           <w:p>
+            <w:pPr>
+              <w:rPr>
+                <w:rFonts w:ascii="David" w:hAnsi="David" w:cs="David"/>
+              </w:rPr>
+            </w:pPr>
             <w:r>
               <w:rPr>
+                <w:rFonts w:ascii="David" w:hAnsi="David" w:cs="David"/>
                 <w:rtl/>
               </w:rPr>
               <w:t>סגירת תיק פרויקט</w:t>
@@ -2248,31 +4690,75 @@
           <w:tcPr>
             <w:tcW w:w="1384" w:type="dxa"/>
           </w:tcPr>
-          <w:p/>
+          <w:p>
+            <w:pPr>
+              <w:rPr>
+                <w:rFonts w:ascii="David" w:hAnsi="David" w:cs="David"/>
+              </w:rPr>
+            </w:pPr>
+            <w:r>
+              <w:rPr>
+                <w:rFonts w:ascii="David" w:hAnsi="David" w:cs="David"/>
+                <w:rtl/>
+              </w:rPr>
+              <w:t>26/4/2027</w:t>
+            </w:r>
+          </w:p>
         </w:tc>
         <w:tc>
           <w:tcPr>
             <w:tcW w:w="1379" w:type="dxa"/>
           </w:tcPr>
-          <w:p/>
+          <w:p>
+            <w:pPr>
+              <w:rPr>
+                <w:rFonts w:ascii="David" w:hAnsi="David" w:cs="David"/>
+              </w:rPr>
+            </w:pPr>
+            <w:r>
+              <w:rPr>
+                <w:rFonts w:ascii="David" w:hAnsi="David" w:cs="David"/>
+                <w:rtl/>
+              </w:rPr>
+              <w:t>1/5/2027</w:t>
+            </w:r>
+          </w:p>
         </w:tc>
         <w:tc>
           <w:tcPr>
             <w:tcW w:w="1384" w:type="dxa"/>
           </w:tcPr>
-          <w:p/>
+          <w:p>
+            <w:pPr>
+              <w:rPr>
+                <w:rFonts w:ascii="David" w:hAnsi="David" w:cs="David"/>
+              </w:rPr>
+            </w:pPr>
+          </w:p>
         </w:tc>
         <w:tc>
           <w:tcPr>
             <w:tcW w:w="1377" w:type="dxa"/>
           </w:tcPr>
-          <w:p/>
+          <w:p>
+            <w:pPr>
+              <w:rPr>
+                <w:rFonts w:ascii="David" w:hAnsi="David" w:cs="David"/>
+              </w:rPr>
+            </w:pPr>
+          </w:p>
         </w:tc>
         <w:tc>
           <w:tcPr>
             <w:tcW w:w="1379" w:type="dxa"/>
           </w:tcPr>
-          <w:p/>
+          <w:p>
+            <w:pPr>
+              <w:rPr>
+                <w:rFonts w:ascii="David" w:hAnsi="David" w:cs="David"/>
+              </w:rPr>
+            </w:pPr>
+          </w:p>
         </w:tc>
       </w:tr>
       <w:tr>
@@ -2281,8 +4767,14 @@
             <w:tcW w:w="1393" w:type="dxa"/>
           </w:tcPr>
           <w:p>
+            <w:pPr>
+              <w:rPr>
+                <w:rFonts w:ascii="David" w:hAnsi="David" w:cs="David"/>
+              </w:rPr>
+            </w:pPr>
             <w:r>
               <w:rPr>
+                <w:rFonts w:ascii="David" w:hAnsi="David" w:cs="David"/>
                 <w:rtl/>
               </w:rPr>
               <w:t>מצגת הסבר</w:t>
@@ -2293,62 +4785,78 @@
           <w:tcPr>
             <w:tcW w:w="1384" w:type="dxa"/>
           </w:tcPr>
-          <w:p/>
+          <w:p>
+            <w:pPr>
+              <w:rPr>
+                <w:rFonts w:ascii="David" w:hAnsi="David" w:cs="David"/>
+              </w:rPr>
+            </w:pPr>
+            <w:r>
+              <w:rPr>
+                <w:rFonts w:ascii="David" w:hAnsi="David" w:cs="David"/>
+                <w:rtl/>
+              </w:rPr>
+              <w:t>20/4/2027</w:t>
+            </w:r>
+          </w:p>
         </w:tc>
         <w:tc>
           <w:tcPr>
             <w:tcW w:w="1379" w:type="dxa"/>
           </w:tcPr>
-          <w:p/>
+          <w:p>
+            <w:pPr>
+              <w:rPr>
+                <w:rFonts w:ascii="David" w:hAnsi="David" w:cs="David"/>
+              </w:rPr>
+            </w:pPr>
+            <w:r>
+              <w:rPr>
+                <w:rFonts w:ascii="David" w:hAnsi="David" w:cs="David"/>
+                <w:rtl/>
+              </w:rPr>
+              <w:t>1/5/2027</w:t>
+            </w:r>
+          </w:p>
         </w:tc>
         <w:tc>
           <w:tcPr>
             <w:tcW w:w="1384" w:type="dxa"/>
           </w:tcPr>
-          <w:p/>
+          <w:p>
+            <w:pPr>
+              <w:rPr>
+                <w:rFonts w:ascii="David" w:hAnsi="David" w:cs="David"/>
+              </w:rPr>
+            </w:pPr>
+          </w:p>
         </w:tc>
         <w:tc>
           <w:tcPr>
             <w:tcW w:w="1377" w:type="dxa"/>
           </w:tcPr>
-          <w:p/>
+          <w:p>
+            <w:pPr>
+              <w:rPr>
+                <w:rFonts w:ascii="David" w:hAnsi="David" w:cs="David"/>
+              </w:rPr>
+            </w:pPr>
+          </w:p>
         </w:tc>
         <w:tc>
           <w:tcPr>
             <w:tcW w:w="1379" w:type="dxa"/>
           </w:tcPr>
-          <w:p/>
+          <w:p>
+            <w:pPr>
+              <w:rPr>
+                <w:rFonts w:ascii="David" w:hAnsi="David" w:cs="David"/>
+              </w:rPr>
+            </w:pPr>
+          </w:p>
         </w:tc>
       </w:tr>
     </w:tbl>
-    <w:p>
-      <w:pPr>
-        <w:numPr>
-          <w:ilvl w:val="0"/>
-          <w:numId w:val="11"/>
-        </w:numPr>
-        <w:pBdr>
-          <w:top w:val="nil"/>
-          <w:left w:val="nil"/>
-          <w:bottom w:val="nil"/>
-          <w:right w:val="nil"/>
-          <w:between w:val="nil"/>
-        </w:pBdr>
-        <w:ind w:left="1440"/>
-        <w:rPr>
-          <w:b/>
-          <w:color w:val="FF0000"/>
-        </w:rPr>
-      </w:pPr>
-      <w:r>
-        <w:rPr>
-          <w:b/>
-          <w:color w:val="FF0000"/>
-          <w:rtl/>
-        </w:rPr>
-        <w:t>לוח הזמנים – הינו מסמך חי ויש לעדכנו לאורך כל הפרויקט</w:t>
-      </w:r>
-    </w:p>
     <w:p>
       <w:pPr>
         <w:ind w:left="720"/>
@@ -7925,6 +10433,7 @@
         </w:rPr>
         <w:t xml:space="preserve"> – קישורים ל </w:t>
       </w:r>
+      <w:proofErr w:type="spellStart"/>
       <w:r>
         <w:rPr>
           <w:color w:val="000000"/>
@@ -7933,6 +10442,7 @@
         </w:rPr>
         <w:t>stackOverflow</w:t>
       </w:r>
+      <w:proofErr w:type="spellEnd"/>
       <w:r>
         <w:rPr>
           <w:color w:val="000000"/>
@@ -8089,9 +10599,10 @@
     <w:p/>
     <w:p/>
     <w:sectPr>
-      <w:headerReference w:type="default" r:id="rId8"/>
-      <w:footerReference w:type="default" r:id="rId9"/>
-      <w:headerReference w:type="first" r:id="rId10"/>
+      <w:headerReference w:type="default" r:id="rId11"/>
+      <w:footerReference w:type="default" r:id="rId12"/>
+      <w:headerReference w:type="first" r:id="rId13"/>
+      <w:footerReference w:type="first" r:id="rId14"/>
       <w:pgSz w:w="11906" w:h="16838"/>
       <w:pgMar w:top="1440" w:right="1800" w:bottom="1440" w:left="1800" w:header="708" w:footer="708" w:gutter="0"/>
       <w:pgNumType w:start="1"/>
@@ -8129,78 +10640,52 @@
 
 <file path=word/footer1.xml><?xml version="1.0" encoding="utf-8"?>
 <w:ftr xmlns:wpc="http://schemas.microsoft.com/office/word/2010/wordprocessingCanvas" xmlns:cx="http://schemas.microsoft.com/office/drawing/2014/chartex" xmlns:cx1="http://schemas.microsoft.com/office/drawing/2015/9/8/chartex" xmlns:cx2="http://schemas.microsoft.com/office/drawing/2015/10/21/chartex" xmlns:cx3="http://schemas.microsoft.com/office/drawing/2016/5/9/chartex" xmlns:cx4="http://schemas.microsoft.com/office/drawing/2016/5/10/chartex" xmlns:cx5="http://schemas.microsoft.com/office/drawing/2016/5/11/chartex" xmlns:cx6="http://schemas.microsoft.com/office/drawing/2016/5/12/chartex" xmlns:cx7="http://schemas.microsoft.com/office/drawing/2016/5/13/chartex" xmlns:cx8="http://schemas.microsoft.com/office/drawing/2016/5/14/chartex" xmlns:mc="http://schemas.openxmlformats.org/markup-compatibility/2006" xmlns:aink="http://schemas.microsoft.com/office/drawing/2016/ink" xmlns:am3d="http://schemas.microsoft.com/office/drawing/2017/model3d" xmlns:o="urn:schemas-microsoft-com:office:office" xmlns:oel="http://schemas.microsoft.com/office/2019/extlst" xmlns:r="http://schemas.openxmlformats.org/officeDocument/2006/relationships" xmlns:m="http://schemas.openxmlformats.org/officeDocument/2006/math" xmlns:v="urn:schemas-microsoft-com:vml" xmlns:wp14="http://schemas.microsoft.com/office/word/2010/wordprocessingDrawing" xmlns:wp="http://schemas.openxmlformats.org/drawingml/2006/wordprocessingDrawing" xmlns:w10="urn:schemas-microsoft-com:office:word" xmlns:w="http://schemas.openxmlformats.org/wordprocessingml/2006/main" xmlns:w14="http://schemas.microsoft.com/office/word/2010/wordml" xmlns:w15="http://schemas.microsoft.com/office/word/2012/wordml" xmlns:w16cex="http://schemas.microsoft.com/office/word/2018/wordml/cex" xmlns:w16cid="http://schemas.microsoft.com/office/word/2016/wordml/cid" xmlns:w16="http://schemas.microsoft.com/office/word/2018/wordml" xmlns:w16du="http://schemas.microsoft.com/office/word/2023/wordml/word16du" xmlns:w16sdtdh="http://schemas.microsoft.com/office/word/2020/wordml/sdtdatahash" xmlns:w16sdtfl="http://schemas.microsoft.com/office/word/2024/wordml/sdtformatlock" xmlns:w16se="http://schemas.microsoft.com/office/word/2015/wordml/symex" xmlns:wpg="http://schemas.microsoft.com/office/word/2010/wordprocessingGroup" xmlns:wpi="http://schemas.microsoft.com/office/word/2010/wordprocessingInk" xmlns:wne="http://schemas.microsoft.com/office/word/2006/wordml" xmlns:wps="http://schemas.microsoft.com/office/word/2010/wordprocessingShape" mc:Ignorable="w14 w15 w16se w16cid w16 w16cex w16sdtdh w16sdtfl w16du wp14">
-  <w:p>
-    <w:pPr>
-      <w:pBdr>
-        <w:top w:val="single" w:sz="24" w:space="1" w:color="622423"/>
-        <w:left w:val="nil"/>
-        <w:bottom w:val="nil"/>
-        <w:right w:val="nil"/>
-        <w:between w:val="nil"/>
-      </w:pBdr>
-      <w:tabs>
-        <w:tab w:val="center" w:pos="4153"/>
-        <w:tab w:val="right" w:pos="8306"/>
-      </w:tabs>
-      <w:spacing w:after="0" w:line="240" w:lineRule="auto"/>
+  <w:sdt>
+    <w:sdtPr>
       <w:rPr>
-        <w:color w:val="000000"/>
-      </w:rPr>
-    </w:pPr>
-    <w:r>
-      <w:rPr>
-        <w:rFonts w:ascii="Cambria" w:eastAsia="Cambria" w:hAnsi="Cambria" w:cs="Cambria"/>
-        <w:color w:val="000000"/>
         <w:rtl/>
       </w:rPr>
-      <w:t>שם התלמיד + ת"ז</w:t>
-    </w:r>
-    <w:r>
-      <w:rPr>
-        <w:color w:val="000000"/>
-      </w:rPr>
-      <w:tab/>
-    </w:r>
-    <w:r>
-      <w:rPr>
-        <w:color w:val="000000"/>
-      </w:rPr>
-      <w:tab/>
-      <w:t xml:space="preserve"> </w:t>
-    </w:r>
-    <w:r>
-      <w:rPr>
-        <w:color w:val="000000"/>
-      </w:rPr>
-      <w:fldChar w:fldCharType="begin"/>
-    </w:r>
-    <w:r>
-      <w:rPr>
-        <w:color w:val="000000"/>
-      </w:rPr>
-      <w:instrText>PAGE</w:instrText>
-    </w:r>
-    <w:r>
-      <w:rPr>
-        <w:color w:val="000000"/>
-      </w:rPr>
-      <w:fldChar w:fldCharType="separate"/>
-    </w:r>
-    <w:r>
+      <w:id w:val="-1280795544"/>
+      <w:docPartObj>
+        <w:docPartGallery w:val="Page Numbers (Bottom of Page)"/>
+        <w:docPartUnique/>
+      </w:docPartObj>
+    </w:sdtPr>
+    <w:sdtEndPr>
       <w:rPr>
         <w:noProof/>
-        <w:color w:val="000000"/>
-        <w:rtl/>
       </w:rPr>
-      <w:t>2</w:t>
-    </w:r>
-    <w:r>
-      <w:rPr>
-        <w:color w:val="000000"/>
-      </w:rPr>
-      <w:fldChar w:fldCharType="end"/>
-    </w:r>
-  </w:p>
+    </w:sdtEndPr>
+    <w:sdtContent>
+      <w:p>
+        <w:pPr>
+          <w:pStyle w:val="Footer"/>
+          <w:jc w:val="center"/>
+        </w:pPr>
+        <w:r>
+          <w:fldChar w:fldCharType="begin"/>
+        </w:r>
+        <w:r>
+          <w:instrText xml:space="preserve"> PAGE   \* MERGEFORMAT </w:instrText>
+        </w:r>
+        <w:r>
+          <w:fldChar w:fldCharType="separate"/>
+        </w:r>
+        <w:r>
+          <w:rPr>
+            <w:noProof/>
+          </w:rPr>
+          <w:t>2</w:t>
+        </w:r>
+        <w:r>
+          <w:rPr>
+            <w:noProof/>
+          </w:rPr>
+          <w:fldChar w:fldCharType="end"/>
+        </w:r>
+      </w:p>
+    </w:sdtContent>
+  </w:sdt>
   <w:p>
     <w:pPr>
       <w:pBdr>
@@ -8223,6 +10708,62 @@
 </w:ftr>
 </file>
 
+<file path=word/footer2.xml><?xml version="1.0" encoding="utf-8"?>
+<w:ftr xmlns:wpc="http://schemas.microsoft.com/office/word/2010/wordprocessingCanvas" xmlns:cx="http://schemas.microsoft.com/office/drawing/2014/chartex" xmlns:cx1="http://schemas.microsoft.com/office/drawing/2015/9/8/chartex" xmlns:cx2="http://schemas.microsoft.com/office/drawing/2015/10/21/chartex" xmlns:cx3="http://schemas.microsoft.com/office/drawing/2016/5/9/chartex" xmlns:cx4="http://schemas.microsoft.com/office/drawing/2016/5/10/chartex" xmlns:cx5="http://schemas.microsoft.com/office/drawing/2016/5/11/chartex" xmlns:cx6="http://schemas.microsoft.com/office/drawing/2016/5/12/chartex" xmlns:cx7="http://schemas.microsoft.com/office/drawing/2016/5/13/chartex" xmlns:cx8="http://schemas.microsoft.com/office/drawing/2016/5/14/chartex" xmlns:mc="http://schemas.openxmlformats.org/markup-compatibility/2006" xmlns:aink="http://schemas.microsoft.com/office/drawing/2016/ink" xmlns:am3d="http://schemas.microsoft.com/office/drawing/2017/model3d" xmlns:o="urn:schemas-microsoft-com:office:office" xmlns:oel="http://schemas.microsoft.com/office/2019/extlst" xmlns:r="http://schemas.openxmlformats.org/officeDocument/2006/relationships" xmlns:m="http://schemas.openxmlformats.org/officeDocument/2006/math" xmlns:v="urn:schemas-microsoft-com:vml" xmlns:wp14="http://schemas.microsoft.com/office/word/2010/wordprocessingDrawing" xmlns:wp="http://schemas.openxmlformats.org/drawingml/2006/wordprocessingDrawing" xmlns:w10="urn:schemas-microsoft-com:office:word" xmlns:w="http://schemas.openxmlformats.org/wordprocessingml/2006/main" xmlns:w14="http://schemas.microsoft.com/office/word/2010/wordml" xmlns:w15="http://schemas.microsoft.com/office/word/2012/wordml" xmlns:w16cex="http://schemas.microsoft.com/office/word/2018/wordml/cex" xmlns:w16cid="http://schemas.microsoft.com/office/word/2016/wordml/cid" xmlns:w16="http://schemas.microsoft.com/office/word/2018/wordml" xmlns:w16du="http://schemas.microsoft.com/office/word/2023/wordml/word16du" xmlns:w16sdtdh="http://schemas.microsoft.com/office/word/2020/wordml/sdtdatahash" xmlns:w16sdtfl="http://schemas.microsoft.com/office/word/2024/wordml/sdtformatlock" xmlns:w16se="http://schemas.microsoft.com/office/word/2015/wordml/symex" xmlns:wpg="http://schemas.microsoft.com/office/word/2010/wordprocessingGroup" xmlns:wpi="http://schemas.microsoft.com/office/word/2010/wordprocessingInk" xmlns:wne="http://schemas.microsoft.com/office/word/2006/wordml" xmlns:wps="http://schemas.microsoft.com/office/word/2010/wordprocessingShape" mc:Ignorable="w14 w15 w16se w16cid w16 w16cex w16sdtdh w16sdtfl w16du wp14">
+  <w:sdt>
+    <w:sdtPr>
+      <w:rPr>
+        <w:rtl/>
+      </w:rPr>
+      <w:id w:val="-1675715819"/>
+      <w:docPartObj>
+        <w:docPartGallery w:val="Page Numbers (Bottom of Page)"/>
+        <w:docPartUnique/>
+      </w:docPartObj>
+    </w:sdtPr>
+    <w:sdtEndPr>
+      <w:rPr>
+        <w:noProof/>
+      </w:rPr>
+    </w:sdtEndPr>
+    <w:sdtContent>
+      <w:p>
+        <w:pPr>
+          <w:pStyle w:val="Footer"/>
+          <w:jc w:val="center"/>
+        </w:pPr>
+        <w:r>
+          <w:fldChar w:fldCharType="begin"/>
+        </w:r>
+        <w:r>
+          <w:instrText xml:space="preserve"> PAGE   \* MERGEFORMAT </w:instrText>
+        </w:r>
+        <w:r>
+          <w:fldChar w:fldCharType="separate"/>
+        </w:r>
+        <w:r>
+          <w:rPr>
+            <w:noProof/>
+          </w:rPr>
+          <w:t>2</w:t>
+        </w:r>
+        <w:r>
+          <w:rPr>
+            <w:noProof/>
+          </w:rPr>
+          <w:fldChar w:fldCharType="end"/>
+        </w:r>
+      </w:p>
+    </w:sdtContent>
+  </w:sdt>
+  <w:p>
+    <w:pPr>
+      <w:pStyle w:val="Footer"/>
+    </w:pPr>
+  </w:p>
+</w:ftr>
+</file>
+
 <file path=word/footnotes.xml><?xml version="1.0" encoding="utf-8"?>
 <w:footnotes xmlns:wpc="http://schemas.microsoft.com/office/word/2010/wordprocessingCanvas" xmlns:cx="http://schemas.microsoft.com/office/drawing/2014/chartex" xmlns:cx1="http://schemas.microsoft.com/office/drawing/2015/9/8/chartex" xmlns:cx2="http://schemas.microsoft.com/office/drawing/2015/10/21/chartex" xmlns:cx3="http://schemas.microsoft.com/office/drawing/2016/5/9/chartex" xmlns:cx4="http://schemas.microsoft.com/office/drawing/2016/5/10/chartex" xmlns:cx5="http://schemas.microsoft.com/office/drawing/2016/5/11/chartex" xmlns:cx6="http://schemas.microsoft.com/office/drawing/2016/5/12/chartex" xmlns:cx7="http://schemas.microsoft.com/office/drawing/2016/5/13/chartex" xmlns:cx8="http://schemas.microsoft.com/office/drawing/2016/5/14/chartex" xmlns:mc="http://schemas.openxmlformats.org/markup-compatibility/2006" xmlns:aink="http://schemas.microsoft.com/office/drawing/2016/ink" xmlns:am3d="http://schemas.microsoft.com/office/drawing/2017/model3d" xmlns:o="urn:schemas-microsoft-com:office:office" xmlns:oel="http://schemas.microsoft.com/office/2019/extlst" xmlns:r="http://schemas.openxmlformats.org/officeDocument/2006/relationships" xmlns:m="http://schemas.openxmlformats.org/officeDocument/2006/math" xmlns:v="urn:schemas-microsoft-com:vml" xmlns:wp14="http://schemas.microsoft.com/office/word/2010/wordprocessingDrawing" xmlns:wp="http://schemas.openxmlformats.org/drawingml/2006/wordprocessingDrawing" xmlns:w10="urn:schemas-microsoft-com:office:word" xmlns:w="http://schemas.openxmlformats.org/wordprocessingml/2006/main" xmlns:w14="http://schemas.microsoft.com/office/word/2010/wordml" xmlns:w15="http://schemas.microsoft.com/office/word/2012/wordml" xmlns:w16cex="http://schemas.microsoft.com/office/word/2018/wordml/cex" xmlns:w16cid="http://schemas.microsoft.com/office/word/2016/wordml/cid" xmlns:w16="http://schemas.microsoft.com/office/word/2018/wordml" xmlns:w16du="http://schemas.microsoft.com/office/word/2023/wordml/word16du" xmlns:w16sdtdh="http://schemas.microsoft.com/office/word/2020/wordml/sdtdatahash" xmlns:w16sdtfl="http://schemas.microsoft.com/office/word/2024/wordml/sdtformatlock" xmlns:w16se="http://schemas.microsoft.com/office/word/2015/wordml/symex" xmlns:wpg="http://schemas.microsoft.com/office/word/2010/wordprocessingGroup" xmlns:wpi="http://schemas.microsoft.com/office/word/2010/wordprocessingInk" xmlns:wne="http://schemas.microsoft.com/office/word/2006/wordml" xmlns:wps="http://schemas.microsoft.com/office/word/2010/wordprocessingShape" mc:Ignorable="w14 w15 w16se w16cid w16 w16cex w16sdtdh w16sdtfl w16du wp14">
   <w:footnote w:type="separator" w:id="-1">
@@ -8255,7 +10796,7 @@
       <w:pBdr>
         <w:top w:val="nil"/>
         <w:left w:val="nil"/>
-        <w:bottom w:val="single" w:sz="24" w:space="1" w:color="622423"/>
+        <w:bottom w:val="nil"/>
         <w:right w:val="nil"/>
         <w:between w:val="nil"/>
       </w:pBdr>
@@ -8264,22 +10805,80 @@
         <w:tab w:val="right" w:pos="8306"/>
       </w:tabs>
       <w:spacing w:after="0" w:line="240" w:lineRule="auto"/>
-      <w:jc w:val="center"/>
       <w:rPr>
         <w:color w:val="000000"/>
-        <w:sz w:val="32"/>
-        <w:szCs w:val="32"/>
+        <w:rtl/>
       </w:rPr>
     </w:pPr>
     <w:r>
       <w:rPr>
-        <w:rFonts w:ascii="Cambria" w:eastAsia="Cambria" w:hAnsi="Cambria" w:cs="Cambria"/>
+        <w:rFonts w:hint="cs"/>
         <w:color w:val="000000"/>
-        <w:sz w:val="32"/>
-        <w:szCs w:val="32"/>
         <w:rtl/>
       </w:rPr>
-      <w:t>תיק פרויקט – תבנית (להחליף בשם הפרויקט)</w:t>
+      <w:t xml:space="preserve">עמית </w:t>
+    </w:r>
+    <w:proofErr w:type="spellStart"/>
+    <w:r>
+      <w:rPr>
+        <w:rFonts w:hint="cs"/>
+        <w:color w:val="000000"/>
+        <w:rtl/>
+      </w:rPr>
+      <w:t>נוטמן</w:t>
+    </w:r>
+    <w:proofErr w:type="spellEnd"/>
+    <w:r>
+      <w:rPr>
+        <w:rFonts w:hint="cs"/>
+        <w:color w:val="000000"/>
+        <w:rtl/>
+      </w:rPr>
+      <w:t xml:space="preserve"> </w:t>
+    </w:r>
+    <w:r>
+      <w:rPr>
+        <w:color w:val="000000"/>
+      </w:rPr>
+      <w:t>/</w:t>
+    </w:r>
+    <w:r>
+      <w:rPr>
+        <w:rFonts w:hint="cs"/>
+        <w:color w:val="000000"/>
+        <w:rtl/>
+      </w:rPr>
+      <w:t xml:space="preserve"> </w:t>
+    </w:r>
+    <w:proofErr w:type="spellStart"/>
+    <w:r>
+      <w:rPr>
+        <w:color w:val="000000"/>
+      </w:rPr>
+      <w:t>safe_home</w:t>
+    </w:r>
+    <w:proofErr w:type="spellEnd"/>
+    <w:r>
+      <w:rPr>
+        <w:rFonts w:hint="cs"/>
+        <w:color w:val="000000"/>
+        <w:rtl/>
+      </w:rPr>
+      <w:t xml:space="preserve">  </w:t>
+    </w:r>
+    <w:r>
+      <w:rPr>
+        <w:color w:val="000000"/>
+      </w:rPr>
+      <w:t>/</w:t>
+    </w:r>
+    <w:r>
+      <w:rPr>
+        <w:rFonts w:hint="cs"/>
+        <w:color w:val="000000"/>
+        <w:rtl/>
+      </w:rPr>
+      <w:t xml:space="preserve"> 218209757</w:t>
     </w:r>
   </w:p>
   <w:p>
@@ -8298,6 +10897,7 @@
       <w:spacing w:after="0" w:line="240" w:lineRule="auto"/>
       <w:rPr>
         <w:color w:val="000000"/>
+        <w:rtl/>
       </w:rPr>
     </w:pPr>
   </w:p>
@@ -9444,6 +12044,118 @@
     </w:lvl>
   </w:abstractNum>
   <w:abstractNum w:abstractNumId="11" w15:restartNumberingAfterBreak="0">
+    <w:nsid w:val="26A00ECA"/>
+    <w:multiLevelType w:val="hybridMultilevel"/>
+    <w:tmpl w:val="B136D426"/>
+    <w:lvl w:ilvl="0" w:tplc="81E8492C">
+      <w:numFmt w:val="bullet"/>
+      <w:lvlText w:val="-"/>
+      <w:lvlJc w:val="left"/>
+      <w:pPr>
+        <w:ind w:left="2200" w:hanging="1480"/>
+      </w:pPr>
+      <w:rPr>
+        <w:rFonts w:ascii="David" w:eastAsia="Calibri" w:hAnsi="David" w:cs="David" w:hint="default"/>
+      </w:rPr>
+    </w:lvl>
+    <w:lvl w:ilvl="1" w:tplc="20000003" w:tentative="1">
+      <w:start w:val="1"/>
+      <w:numFmt w:val="bullet"/>
+      <w:lvlText w:val="o"/>
+      <w:lvlJc w:val="left"/>
+      <w:pPr>
+        <w:ind w:left="1800" w:hanging="360"/>
+      </w:pPr>
+      <w:rPr>
+        <w:rFonts w:ascii="Courier New" w:hAnsi="Courier New" w:cs="Courier New" w:hint="default"/>
+      </w:rPr>
+    </w:lvl>
+    <w:lvl w:ilvl="2" w:tplc="20000005" w:tentative="1">
+      <w:start w:val="1"/>
+      <w:numFmt w:val="bullet"/>
+      <w:lvlText w:val=""/>
+      <w:lvlJc w:val="left"/>
+      <w:pPr>
+        <w:ind w:left="2520" w:hanging="360"/>
+      </w:pPr>
+      <w:rPr>
+        <w:rFonts w:ascii="Wingdings" w:hAnsi="Wingdings" w:hint="default"/>
+      </w:rPr>
+    </w:lvl>
+    <w:lvl w:ilvl="3" w:tplc="20000001" w:tentative="1">
+      <w:start w:val="1"/>
+      <w:numFmt w:val="bullet"/>
+      <w:lvlText w:val=""/>
+      <w:lvlJc w:val="left"/>
+      <w:pPr>
+        <w:ind w:left="3240" w:hanging="360"/>
+      </w:pPr>
+      <w:rPr>
+        <w:rFonts w:ascii="Symbol" w:hAnsi="Symbol" w:hint="default"/>
+      </w:rPr>
+    </w:lvl>
+    <w:lvl w:ilvl="4" w:tplc="20000003" w:tentative="1">
+      <w:start w:val="1"/>
+      <w:numFmt w:val="bullet"/>
+      <w:lvlText w:val="o"/>
+      <w:lvlJc w:val="left"/>
+      <w:pPr>
+        <w:ind w:left="3960" w:hanging="360"/>
+      </w:pPr>
+      <w:rPr>
+        <w:rFonts w:ascii="Courier New" w:hAnsi="Courier New" w:cs="Courier New" w:hint="default"/>
+      </w:rPr>
+    </w:lvl>
+    <w:lvl w:ilvl="5" w:tplc="20000005" w:tentative="1">
+      <w:start w:val="1"/>
+      <w:numFmt w:val="bullet"/>
+      <w:lvlText w:val=""/>
+      <w:lvlJc w:val="left"/>
+      <w:pPr>
+        <w:ind w:left="4680" w:hanging="360"/>
+      </w:pPr>
+      <w:rPr>
+        <w:rFonts w:ascii="Wingdings" w:hAnsi="Wingdings" w:hint="default"/>
+      </w:rPr>
+    </w:lvl>
+    <w:lvl w:ilvl="6" w:tplc="20000001" w:tentative="1">
+      <w:start w:val="1"/>
+      <w:numFmt w:val="bullet"/>
+      <w:lvlText w:val=""/>
+      <w:lvlJc w:val="left"/>
+      <w:pPr>
+        <w:ind w:left="5400" w:hanging="360"/>
+      </w:pPr>
+      <w:rPr>
+        <w:rFonts w:ascii="Symbol" w:hAnsi="Symbol" w:hint="default"/>
+      </w:rPr>
+    </w:lvl>
+    <w:lvl w:ilvl="7" w:tplc="20000003" w:tentative="1">
+      <w:start w:val="1"/>
+      <w:numFmt w:val="bullet"/>
+      <w:lvlText w:val="o"/>
+      <w:lvlJc w:val="left"/>
+      <w:pPr>
+        <w:ind w:left="6120" w:hanging="360"/>
+      </w:pPr>
+      <w:rPr>
+        <w:rFonts w:ascii="Courier New" w:hAnsi="Courier New" w:cs="Courier New" w:hint="default"/>
+      </w:rPr>
+    </w:lvl>
+    <w:lvl w:ilvl="8" w:tplc="20000005" w:tentative="1">
+      <w:start w:val="1"/>
+      <w:numFmt w:val="bullet"/>
+      <w:lvlText w:val=""/>
+      <w:lvlJc w:val="left"/>
+      <w:pPr>
+        <w:ind w:left="6840" w:hanging="360"/>
+      </w:pPr>
+      <w:rPr>
+        <w:rFonts w:ascii="Wingdings" w:hAnsi="Wingdings" w:hint="default"/>
+      </w:rPr>
+    </w:lvl>
+  </w:abstractNum>
+  <w:abstractNum w:abstractNumId="12" w15:restartNumberingAfterBreak="0">
     <w:nsid w:val="386411D4"/>
     <w:multiLevelType w:val="multilevel"/>
     <w:tmpl w:val="661A746E"/>
@@ -9532,7 +12244,7 @@
       </w:pPr>
     </w:lvl>
   </w:abstractNum>
-  <w:abstractNum w:abstractNumId="12" w15:restartNumberingAfterBreak="0">
+  <w:abstractNum w:abstractNumId="13" w15:restartNumberingAfterBreak="0">
     <w:nsid w:val="39750995"/>
     <w:multiLevelType w:val="hybridMultilevel"/>
     <w:tmpl w:val="799610E2"/>
@@ -9618,7 +12330,7 @@
       </w:pPr>
     </w:lvl>
   </w:abstractNum>
-  <w:abstractNum w:abstractNumId="13" w15:restartNumberingAfterBreak="0">
+  <w:abstractNum w:abstractNumId="14" w15:restartNumberingAfterBreak="0">
     <w:nsid w:val="3CE00FB2"/>
     <w:multiLevelType w:val="multilevel"/>
     <w:tmpl w:val="B0DA1FB2"/>
@@ -9704,7 +12416,7 @@
       </w:pPr>
     </w:lvl>
   </w:abstractNum>
-  <w:abstractNum w:abstractNumId="14" w15:restartNumberingAfterBreak="0">
+  <w:abstractNum w:abstractNumId="15" w15:restartNumberingAfterBreak="0">
     <w:nsid w:val="47473F1D"/>
     <w:multiLevelType w:val="multilevel"/>
     <w:tmpl w:val="D86E92E6"/>
@@ -9793,7 +12505,7 @@
       </w:pPr>
     </w:lvl>
   </w:abstractNum>
-  <w:abstractNum w:abstractNumId="15" w15:restartNumberingAfterBreak="0">
+  <w:abstractNum w:abstractNumId="16" w15:restartNumberingAfterBreak="0">
     <w:nsid w:val="52D21876"/>
     <w:multiLevelType w:val="multilevel"/>
     <w:tmpl w:val="1D70DC00"/>
@@ -9882,7 +12594,7 @@
       </w:pPr>
     </w:lvl>
   </w:abstractNum>
-  <w:abstractNum w:abstractNumId="16" w15:restartNumberingAfterBreak="0">
+  <w:abstractNum w:abstractNumId="17" w15:restartNumberingAfterBreak="0">
     <w:nsid w:val="57B86643"/>
     <w:multiLevelType w:val="multilevel"/>
     <w:tmpl w:val="B6A20706"/>
@@ -10031,7 +12743,7 @@
       </w:rPr>
     </w:lvl>
   </w:abstractNum>
-  <w:abstractNum w:abstractNumId="17" w15:restartNumberingAfterBreak="0">
+  <w:abstractNum w:abstractNumId="18" w15:restartNumberingAfterBreak="0">
     <w:nsid w:val="5AEB3DB0"/>
     <w:multiLevelType w:val="multilevel"/>
     <w:tmpl w:val="B8E0D79C"/>
@@ -10144,7 +12856,7 @@
       </w:rPr>
     </w:lvl>
   </w:abstractNum>
-  <w:abstractNum w:abstractNumId="18" w15:restartNumberingAfterBreak="0">
+  <w:abstractNum w:abstractNumId="19" w15:restartNumberingAfterBreak="0">
     <w:nsid w:val="5CCE099D"/>
     <w:multiLevelType w:val="multilevel"/>
     <w:tmpl w:val="E88CD45A"/>
@@ -10257,7 +12969,7 @@
       </w:rPr>
     </w:lvl>
   </w:abstractNum>
-  <w:abstractNum w:abstractNumId="19" w15:restartNumberingAfterBreak="0">
+  <w:abstractNum w:abstractNumId="20" w15:restartNumberingAfterBreak="0">
     <w:nsid w:val="5CCF3C2B"/>
     <w:multiLevelType w:val="multilevel"/>
     <w:tmpl w:val="036CBE12"/>
@@ -10343,7 +13055,7 @@
       </w:pPr>
     </w:lvl>
   </w:abstractNum>
-  <w:abstractNum w:abstractNumId="20" w15:restartNumberingAfterBreak="0">
+  <w:abstractNum w:abstractNumId="21" w15:restartNumberingAfterBreak="0">
     <w:nsid w:val="65B06071"/>
     <w:multiLevelType w:val="multilevel"/>
     <w:tmpl w:val="351AAAA2"/>
@@ -10432,7 +13144,7 @@
       </w:pPr>
     </w:lvl>
   </w:abstractNum>
-  <w:abstractNum w:abstractNumId="21" w15:restartNumberingAfterBreak="0">
+  <w:abstractNum w:abstractNumId="22" w15:restartNumberingAfterBreak="0">
     <w:nsid w:val="6C50048E"/>
     <w:multiLevelType w:val="multilevel"/>
     <w:tmpl w:val="BBC4E1D4"/>
@@ -10521,7 +13233,7 @@
       </w:pPr>
     </w:lvl>
   </w:abstractNum>
-  <w:abstractNum w:abstractNumId="22" w15:restartNumberingAfterBreak="0">
+  <w:abstractNum w:abstractNumId="23" w15:restartNumberingAfterBreak="0">
     <w:nsid w:val="6DA64B0B"/>
     <w:multiLevelType w:val="multilevel"/>
     <w:tmpl w:val="327408DC"/>
@@ -10607,7 +13319,7 @@
       </w:pPr>
     </w:lvl>
   </w:abstractNum>
-  <w:abstractNum w:abstractNumId="23" w15:restartNumberingAfterBreak="0">
+  <w:abstractNum w:abstractNumId="24" w15:restartNumberingAfterBreak="0">
     <w:nsid w:val="7E671BEC"/>
     <w:multiLevelType w:val="multilevel"/>
     <w:tmpl w:val="B016D64A"/>
@@ -10700,28 +13412,28 @@
     <w:abstractNumId w:val="10"/>
   </w:num>
   <w:num w:numId="2" w16cid:durableId="455755309">
-    <w:abstractNumId w:val="22"/>
+    <w:abstractNumId w:val="23"/>
   </w:num>
   <w:num w:numId="3" w16cid:durableId="1505902778">
-    <w:abstractNumId w:val="11"/>
+    <w:abstractNumId w:val="12"/>
   </w:num>
   <w:num w:numId="4" w16cid:durableId="413747897">
-    <w:abstractNumId w:val="19"/>
+    <w:abstractNumId w:val="20"/>
   </w:num>
   <w:num w:numId="5" w16cid:durableId="1006708422">
-    <w:abstractNumId w:val="23"/>
+    <w:abstractNumId w:val="24"/>
   </w:num>
   <w:num w:numId="6" w16cid:durableId="104231002">
-    <w:abstractNumId w:val="15"/>
+    <w:abstractNumId w:val="16"/>
   </w:num>
   <w:num w:numId="7" w16cid:durableId="1333680700">
-    <w:abstractNumId w:val="20"/>
+    <w:abstractNumId w:val="21"/>
   </w:num>
   <w:num w:numId="8" w16cid:durableId="1792359169">
     <w:abstractNumId w:val="9"/>
   </w:num>
   <w:num w:numId="9" w16cid:durableId="313875832">
-    <w:abstractNumId w:val="17"/>
+    <w:abstractNumId w:val="18"/>
   </w:num>
   <w:num w:numId="10" w16cid:durableId="1287467131">
     <w:abstractNumId w:val="3"/>
@@ -10733,19 +13445,19 @@
     <w:abstractNumId w:val="5"/>
   </w:num>
   <w:num w:numId="13" w16cid:durableId="1133131074">
-    <w:abstractNumId w:val="21"/>
+    <w:abstractNumId w:val="22"/>
   </w:num>
   <w:num w:numId="14" w16cid:durableId="754932949">
-    <w:abstractNumId w:val="13"/>
+    <w:abstractNumId w:val="14"/>
   </w:num>
   <w:num w:numId="15" w16cid:durableId="954410715">
     <w:abstractNumId w:val="1"/>
   </w:num>
   <w:num w:numId="16" w16cid:durableId="1869948517">
-    <w:abstractNumId w:val="18"/>
+    <w:abstractNumId w:val="19"/>
   </w:num>
   <w:num w:numId="17" w16cid:durableId="465398370">
-    <w:abstractNumId w:val="14"/>
+    <w:abstractNumId w:val="15"/>
   </w:num>
   <w:num w:numId="18" w16cid:durableId="1664431158">
     <w:abstractNumId w:val="7"/>
@@ -10757,7 +13469,7 @@
     <w:abstractNumId w:val="8"/>
   </w:num>
   <w:num w:numId="21" w16cid:durableId="44959575">
-    <w:abstractNumId w:val="12"/>
+    <w:abstractNumId w:val="13"/>
   </w:num>
   <w:num w:numId="22" w16cid:durableId="1892577391">
     <w:abstractNumId w:val="4"/>
@@ -10766,7 +13478,10 @@
     <w:abstractNumId w:val="0"/>
   </w:num>
   <w:num w:numId="24" w16cid:durableId="1746609038">
-    <w:abstractNumId w:val="16"/>
+    <w:abstractNumId w:val="17"/>
+  </w:num>
+  <w:num w:numId="25" w16cid:durableId="1860384689">
+    <w:abstractNumId w:val="11"/>
   </w:num>
 </w:numbering>
 </file>
@@ -11550,6 +14265,65 @@
       <w:tblStyleColBandSize w:val="1"/>
     </w:tblPr>
   </w:style>
+  <w:style w:type="character" w:styleId="Hyperlink">
+    <w:name w:val="Hyperlink"/>
+    <w:basedOn w:val="DefaultParagraphFont"/>
+    <w:uiPriority w:val="99"/>
+    <w:unhideWhenUsed/>
+    <w:rsid w:val="00FB73CE"/>
+    <w:rPr>
+      <w:color w:val="0000FF" w:themeColor="hyperlink"/>
+      <w:u w:val="single"/>
+    </w:rPr>
+  </w:style>
+  <w:style w:type="character" w:styleId="UnresolvedMention">
+    <w:name w:val="Unresolved Mention"/>
+    <w:basedOn w:val="DefaultParagraphFont"/>
+    <w:uiPriority w:val="99"/>
+    <w:semiHidden/>
+    <w:unhideWhenUsed/>
+    <w:rsid w:val="00FB73CE"/>
+    <w:rPr>
+      <w:color w:val="605E5C"/>
+      <w:shd w:val="clear" w:color="auto" w:fill="E1DFDD"/>
+    </w:rPr>
+  </w:style>
+  <w:style w:type="paragraph" w:styleId="NormalWeb">
+    <w:name w:val="Normal (Web)"/>
+    <w:basedOn w:val="Normal"/>
+    <w:uiPriority w:val="99"/>
+    <w:semiHidden/>
+    <w:unhideWhenUsed/>
+    <w:rsid w:val="0049616D"/>
+    <w:rPr>
+      <w:rFonts w:ascii="Times New Roman" w:hAnsi="Times New Roman" w:cs="Times New Roman"/>
+      <w:sz w:val="24"/>
+      <w:szCs w:val="24"/>
+    </w:rPr>
+  </w:style>
+  <w:style w:type="character" w:styleId="FollowedHyperlink">
+    <w:name w:val="FollowedHyperlink"/>
+    <w:basedOn w:val="DefaultParagraphFont"/>
+    <w:uiPriority w:val="99"/>
+    <w:semiHidden/>
+    <w:unhideWhenUsed/>
+    <w:rsid w:val="00833FE3"/>
+    <w:rPr>
+      <w:color w:val="800080" w:themeColor="followedHyperlink"/>
+      <w:u w:val="single"/>
+    </w:rPr>
+  </w:style>
+  <w:style w:type="character" w:styleId="Strong">
+    <w:name w:val="Strong"/>
+    <w:basedOn w:val="DefaultParagraphFont"/>
+    <w:uiPriority w:val="22"/>
+    <w:qFormat/>
+    <w:rsid w:val="00A823EC"/>
+    <w:rPr>
+      <w:b/>
+      <w:bCs/>
+    </w:rPr>
+  </w:style>
 </w:styles>
 </file>
 
@@ -11844,6 +14618,10 @@
 </go:gDocsCustomXmlDataStorage>
 </file>
 
+<file path=customXml/item2.xml><?xml version="1.0" encoding="utf-8"?>
+<b:Sources xmlns:b="http://schemas.openxmlformats.org/officeDocument/2006/bibliography" xmlns="http://schemas.openxmlformats.org/officeDocument/2006/bibliography" SelectedStyle="\APASixthEditionOfficeOnline.xsl" StyleName="APA" Version="6"/>
+</file>
+
 <file path=customXml/itemProps1.xml><?xml version="1.0" encoding="utf-8"?>
 <ds:datastoreItem xmlns:ds="http://schemas.openxmlformats.org/officeDocument/2006/customXml" ds:itemID="{11111111-1234-1234-1234-123412341234}">
   <ds:schemaRefs>
@@ -11851,4 +14629,12 @@
     <ds:schemaRef ds:uri="http://schemas.openxmlformats.org/officeDocument/2006/relationships"/>
   </ds:schemaRefs>
 </ds:datastoreItem>
+</file>
+
+<file path=customXml/itemProps2.xml><?xml version="1.0" encoding="utf-8"?>
+<ds:datastoreItem xmlns:ds="http://schemas.openxmlformats.org/officeDocument/2006/customXml" ds:itemID="{709D5AC3-358D-4498-AEA9-1A4390EFAF8B}">
+  <ds:schemaRefs>
+    <ds:schemaRef ds:uri="http://schemas.openxmlformats.org/officeDocument/2006/bibliography"/>
+  </ds:schemaRefs>
+</ds:datastoreItem>
 </file>
--- a/תיק פרוייקט.docx
+++ b/תיק פרוייקט.docx
@@ -2071,7 +2071,7 @@
         </w:pBdr>
         <w:spacing w:after="0"/>
         <w:rPr>
-          <w:rFonts w:ascii="David" w:hAnsi="David" w:cs="David" w:hint="cs"/>
+          <w:rFonts w:ascii="David" w:hAnsi="David" w:cs="David"/>
           <w:color w:val="000000"/>
           <w:rtl/>
         </w:rPr>
@@ -2655,7 +2655,7 @@
         <w:spacing w:after="0"/>
         <w:ind w:left="720"/>
         <w:rPr>
-          <w:rFonts w:ascii="David" w:hAnsi="David" w:cs="David" w:hint="cs"/>
+          <w:rFonts w:ascii="David" w:hAnsi="David" w:cs="David"/>
           <w:color w:val="000000"/>
           <w:rtl/>
           <w:lang w:val="en-IL"/>
@@ -2702,7 +2702,7 @@
         <w:spacing w:after="0"/>
         <w:ind w:left="720"/>
         <w:rPr>
-          <w:rFonts w:ascii="David" w:hAnsi="David" w:cs="David" w:hint="cs"/>
+          <w:rFonts w:ascii="David" w:hAnsi="David" w:cs="David"/>
           <w:color w:val="000000"/>
           <w:rtl/>
           <w:lang w:val="en-IL"/>
@@ -2736,23 +2736,6 @@
           <w:rtl/>
         </w:rPr>
         <w:t>פירוט הבדיקות ('קופסא שחורה')</w:t>
-      </w:r>
-    </w:p>
-    <w:p>
-      <w:pPr>
-        <w:ind w:left="720"/>
-        <w:rPr>
-          <w:sz w:val="24"/>
-          <w:szCs w:val="24"/>
-        </w:rPr>
-      </w:pPr>
-      <w:r>
-        <w:rPr>
-          <w:sz w:val="24"/>
-          <w:szCs w:val="24"/>
-          <w:rtl/>
-        </w:rPr>
-        <w:t>(בדיקות לביצוע אך ורק עם קובץ ההרצה, ללא הקוד, בדגש על כך שכל אחד לפי הכתוב בטבלה יצליח לבצע את הבדיקה)</w:t>
       </w:r>
     </w:p>
     <w:tbl>
@@ -2879,25 +2862,105 @@
           <w:tcPr>
             <w:tcW w:w="942" w:type="dxa"/>
           </w:tcPr>
-          <w:p/>
+          <w:p>
+            <w:pPr>
+              <w:rPr>
+                <w:rFonts w:ascii="David" w:hAnsi="David" w:cs="David"/>
+              </w:rPr>
+            </w:pPr>
+            <w:r>
+              <w:rPr>
+                <w:rFonts w:ascii="David" w:hAnsi="David" w:cs="David"/>
+                <w:rtl/>
+              </w:rPr>
+              <w:t>1</w:t>
+            </w:r>
+          </w:p>
         </w:tc>
         <w:tc>
           <w:tcPr>
             <w:tcW w:w="2061" w:type="dxa"/>
           </w:tcPr>
-          <w:p/>
+          <w:p>
+            <w:pPr>
+              <w:rPr>
+                <w:rFonts w:ascii="David" w:hAnsi="David" w:cs="David"/>
+              </w:rPr>
+            </w:pPr>
+            <w:r>
+              <w:rPr>
+                <w:rFonts w:ascii="David" w:hAnsi="David" w:cs="David"/>
+                <w:rtl/>
+              </w:rPr>
+              <w:t>בדיקת זיהוי בן אדם</w:t>
+            </w:r>
+          </w:p>
         </w:tc>
         <w:tc>
           <w:tcPr>
             <w:tcW w:w="2049" w:type="dxa"/>
           </w:tcPr>
-          <w:p/>
+          <w:p>
+            <w:pPr>
+              <w:rPr>
+                <w:rFonts w:ascii="David" w:hAnsi="David" w:cs="David"/>
+              </w:rPr>
+            </w:pPr>
+            <w:r>
+              <w:rPr>
+                <w:rFonts w:ascii="David" w:hAnsi="David" w:cs="David"/>
+                <w:rtl/>
+              </w:rPr>
+              <w:t>אמורה לבדוק שהמערכת מזהה בן אדם ושולחת על כך התרעה</w:t>
+            </w:r>
+          </w:p>
         </w:tc>
         <w:tc>
           <w:tcPr>
             <w:tcW w:w="2164" w:type="dxa"/>
           </w:tcPr>
-          <w:p/>
+          <w:p>
+            <w:pPr>
+              <w:rPr>
+                <w:rFonts w:ascii="David" w:hAnsi="David" w:cs="David"/>
+              </w:rPr>
+            </w:pPr>
+            <w:r>
+              <w:rPr>
+                <w:rFonts w:ascii="David" w:hAnsi="David" w:cs="David"/>
+                <w:rtl/>
+              </w:rPr>
+              <w:t>להפעיל את המערכת</w:t>
+            </w:r>
+            <w:r>
+              <w:rPr>
+                <w:rFonts w:ascii="David" w:hAnsi="David" w:cs="David"/>
+                <w:rtl/>
+              </w:rPr>
+              <w:t xml:space="preserve">, </w:t>
+            </w:r>
+            <w:r>
+              <w:rPr>
+                <w:rFonts w:ascii="David" w:hAnsi="David" w:cs="David"/>
+                <w:rtl/>
+              </w:rPr>
+              <w:t>להיכנס לאחד החדרים שמותקנת בהם מצלמה</w:t>
+            </w:r>
+            <w:r>
+              <w:rPr>
+                <w:rFonts w:ascii="David" w:hAnsi="David" w:cs="David" w:hint="cs"/>
+                <w:rtl/>
+              </w:rPr>
+              <w:t xml:space="preserve"> ולזוז בו</w:t>
+            </w:r>
+            <w:r>
+              <w:rPr>
+                <w:rFonts w:ascii="David" w:hAnsi="David" w:cs="David"/>
+                <w:rtl/>
+              </w:rPr>
+              <w:t>, לבדוק האם התקבלה התרעה מהמצלמה בחדר זה.</w:t>
+            </w:r>
+          </w:p>
         </w:tc>
       </w:tr>
       <w:tr>
@@ -2905,25 +2968,91 @@
           <w:tcPr>
             <w:tcW w:w="942" w:type="dxa"/>
           </w:tcPr>
-          <w:p/>
+          <w:p>
+            <w:pPr>
+              <w:rPr>
+                <w:rFonts w:ascii="David" w:hAnsi="David" w:cs="David"/>
+              </w:rPr>
+            </w:pPr>
+            <w:r>
+              <w:rPr>
+                <w:rFonts w:ascii="David" w:hAnsi="David" w:cs="David"/>
+                <w:rtl/>
+              </w:rPr>
+              <w:t>2</w:t>
+            </w:r>
+          </w:p>
         </w:tc>
         <w:tc>
           <w:tcPr>
             <w:tcW w:w="2061" w:type="dxa"/>
           </w:tcPr>
-          <w:p/>
+          <w:p>
+            <w:pPr>
+              <w:rPr>
+                <w:rFonts w:ascii="David" w:hAnsi="David" w:cs="David"/>
+              </w:rPr>
+            </w:pPr>
+            <w:r>
+              <w:rPr>
+                <w:rFonts w:ascii="David" w:hAnsi="David" w:cs="David"/>
+                <w:rtl/>
+              </w:rPr>
+              <w:t>בדיקת זיהוי חיה</w:t>
+            </w:r>
+          </w:p>
         </w:tc>
         <w:tc>
           <w:tcPr>
             <w:tcW w:w="2049" w:type="dxa"/>
           </w:tcPr>
-          <w:p/>
+          <w:p>
+            <w:pPr>
+              <w:rPr>
+                <w:rFonts w:ascii="David" w:hAnsi="David" w:cs="David"/>
+              </w:rPr>
+            </w:pPr>
+            <w:r>
+              <w:rPr>
+                <w:rFonts w:ascii="David" w:hAnsi="David" w:cs="David"/>
+                <w:rtl/>
+              </w:rPr>
+              <w:t xml:space="preserve">אמורה לבדוק שהמערכת מזהה שהתנועה היא </w:t>
+            </w:r>
+            <w:r>
+              <w:rPr>
+                <w:rFonts w:ascii="David" w:hAnsi="David" w:cs="David"/>
+                <w:rtl/>
+              </w:rPr>
+              <w:t>בגלל חיה והיא לא שולחת על כך התרעה</w:t>
+            </w:r>
+          </w:p>
         </w:tc>
         <w:tc>
           <w:tcPr>
             <w:tcW w:w="2164" w:type="dxa"/>
           </w:tcPr>
-          <w:p/>
+          <w:p>
+            <w:pPr>
+              <w:rPr>
+                <w:rFonts w:ascii="David" w:hAnsi="David" w:cs="David"/>
+              </w:rPr>
+            </w:pPr>
+            <w:r>
+              <w:rPr>
+                <w:rFonts w:ascii="David" w:hAnsi="David" w:cs="David"/>
+                <w:rtl/>
+              </w:rPr>
+              <w:t>להפעיל את המערכת, להכניס חיה (לדוגמה כלב או חתול) לאחד החדרים שמותקנת בהם מצלמה</w:t>
+            </w:r>
+            <w:r>
+              <w:rPr>
+                <w:rFonts w:ascii="David" w:hAnsi="David" w:cs="David"/>
+                <w:rtl/>
+              </w:rPr>
+              <w:t>, לבדוק שלא התקבלה התרעה מהמצלה בחדר זה.</w:t>
+            </w:r>
+          </w:p>
         </w:tc>
       </w:tr>
       <w:tr>
@@ -2931,25 +3060,477 @@
           <w:tcPr>
             <w:tcW w:w="942" w:type="dxa"/>
           </w:tcPr>
-          <w:p/>
+          <w:p>
+            <w:pPr>
+              <w:rPr>
+                <w:rFonts w:ascii="David" w:hAnsi="David" w:cs="David"/>
+              </w:rPr>
+            </w:pPr>
+            <w:r>
+              <w:rPr>
+                <w:rFonts w:ascii="David" w:hAnsi="David" w:cs="David"/>
+                <w:rtl/>
+              </w:rPr>
+              <w:t>3</w:t>
+            </w:r>
+          </w:p>
         </w:tc>
         <w:tc>
           <w:tcPr>
             <w:tcW w:w="2061" w:type="dxa"/>
           </w:tcPr>
-          <w:p/>
+          <w:p>
+            <w:pPr>
+              <w:rPr>
+                <w:rFonts w:ascii="David" w:hAnsi="David" w:cs="David"/>
+              </w:rPr>
+            </w:pPr>
+            <w:r>
+              <w:rPr>
+                <w:rFonts w:ascii="David" w:hAnsi="David" w:cs="David"/>
+                <w:rtl/>
+              </w:rPr>
+              <w:t xml:space="preserve">בדיקת תנועה </w:t>
+            </w:r>
+            <w:r>
+              <w:rPr>
+                <w:rFonts w:ascii="David" w:hAnsi="David" w:cs="David"/>
+                <w:rtl/>
+              </w:rPr>
+              <w:t>ללא זיהוי גורם</w:t>
+            </w:r>
+          </w:p>
         </w:tc>
         <w:tc>
           <w:tcPr>
             <w:tcW w:w="2049" w:type="dxa"/>
           </w:tcPr>
-          <w:p/>
+          <w:p>
+            <w:pPr>
+              <w:rPr>
+                <w:rFonts w:ascii="David" w:hAnsi="David" w:cs="David"/>
+              </w:rPr>
+            </w:pPr>
+            <w:r>
+              <w:rPr>
+                <w:rFonts w:ascii="David" w:hAnsi="David" w:cs="David"/>
+                <w:rtl/>
+              </w:rPr>
+              <w:t>אמורה לבדוק שהמערכת שולחת התרעה על תנועה שהיא לא מזהה ממה היא נגרמה</w:t>
+            </w:r>
+          </w:p>
         </w:tc>
         <w:tc>
           <w:tcPr>
             <w:tcW w:w="2164" w:type="dxa"/>
           </w:tcPr>
-          <w:p/>
+          <w:p>
+            <w:pPr>
+              <w:rPr>
+                <w:rFonts w:ascii="David" w:hAnsi="David" w:cs="David"/>
+              </w:rPr>
+            </w:pPr>
+            <w:r>
+              <w:rPr>
+                <w:rFonts w:ascii="David" w:hAnsi="David" w:cs="David"/>
+                <w:rtl/>
+              </w:rPr>
+              <w:t xml:space="preserve">להפעיל את המערכת, לגרום למשהו בחדר </w:t>
+            </w:r>
+            <w:r>
+              <w:rPr>
+                <w:rFonts w:ascii="David" w:hAnsi="David" w:cs="David"/>
+                <w:rtl/>
+              </w:rPr>
+              <w:t xml:space="preserve">עם מצלמה </w:t>
+            </w:r>
+            <w:r>
+              <w:rPr>
+                <w:rFonts w:ascii="David" w:hAnsi="David" w:cs="David"/>
+                <w:rtl/>
+              </w:rPr>
+              <w:t xml:space="preserve">לזוז, משהו שהוא לא חיה ולא בן אדם (לדוגמה להפעיל </w:t>
+            </w:r>
+            <w:r>
+              <w:rPr>
+                <w:rFonts w:ascii="David" w:hAnsi="David" w:cs="David"/>
+                <w:rtl/>
+              </w:rPr>
+              <w:lastRenderedPageBreak/>
+              <w:t xml:space="preserve">רובוט על שלט שילך בחדר), לבדוק שנשלחה התרעה </w:t>
+            </w:r>
+            <w:r>
+              <w:rPr>
+                <w:rFonts w:ascii="David" w:hAnsi="David" w:cs="David"/>
+                <w:rtl/>
+              </w:rPr>
+              <w:t>מהמצלמה של החדר הזה.</w:t>
+            </w:r>
+          </w:p>
+        </w:tc>
+      </w:tr>
+      <w:tr>
+        <w:tc>
+          <w:tcPr>
+            <w:tcW w:w="942" w:type="dxa"/>
+          </w:tcPr>
+          <w:p>
+            <w:pPr>
+              <w:rPr>
+                <w:rFonts w:ascii="David" w:hAnsi="David" w:cs="David"/>
+                <w:rtl/>
+              </w:rPr>
+            </w:pPr>
+            <w:r>
+              <w:rPr>
+                <w:rFonts w:ascii="David" w:hAnsi="David" w:cs="David"/>
+                <w:rtl/>
+              </w:rPr>
+              <w:lastRenderedPageBreak/>
+              <w:t>4</w:t>
+            </w:r>
+          </w:p>
+        </w:tc>
+        <w:tc>
+          <w:tcPr>
+            <w:tcW w:w="2061" w:type="dxa"/>
+          </w:tcPr>
+          <w:p>
+            <w:pPr>
+              <w:rPr>
+                <w:rFonts w:ascii="David" w:hAnsi="David" w:cs="David"/>
+                <w:rtl/>
+              </w:rPr>
+            </w:pPr>
+            <w:r>
+              <w:rPr>
+                <w:rFonts w:ascii="David" w:hAnsi="David" w:cs="David"/>
+                <w:rtl/>
+              </w:rPr>
+              <w:t>בדיקת זיהוי מיקום התנועה</w:t>
+            </w:r>
+          </w:p>
+        </w:tc>
+        <w:tc>
+          <w:tcPr>
+            <w:tcW w:w="2049" w:type="dxa"/>
+          </w:tcPr>
+          <w:p>
+            <w:pPr>
+              <w:rPr>
+                <w:rFonts w:ascii="David" w:hAnsi="David" w:cs="David"/>
+                <w:rtl/>
+              </w:rPr>
+            </w:pPr>
+            <w:r>
+              <w:rPr>
+                <w:rFonts w:ascii="David" w:hAnsi="David" w:cs="David"/>
+                <w:rtl/>
+              </w:rPr>
+              <w:t>אמורה לבדוק שהמערכת שולחת את המיקום הנכון בו היא זיהתה תנועה</w:t>
+            </w:r>
+          </w:p>
+        </w:tc>
+        <w:tc>
+          <w:tcPr>
+            <w:tcW w:w="2164" w:type="dxa"/>
+          </w:tcPr>
+          <w:p>
+            <w:pPr>
+              <w:rPr>
+                <w:rFonts w:ascii="David" w:hAnsi="David" w:cs="David"/>
+                <w:rtl/>
+              </w:rPr>
+            </w:pPr>
+            <w:r>
+              <w:rPr>
+                <w:rFonts w:ascii="David" w:hAnsi="David" w:cs="David"/>
+                <w:rtl/>
+              </w:rPr>
+              <w:t>להפעיל את המערכת, להיכנס ולזוז בחדר בו מותקנת מצלמה (כמו בסלון), לבדוק שהמערכת התריעה על כך שזוהתה תנועה בחדר זה (הסלון)</w:t>
+            </w:r>
+          </w:p>
+        </w:tc>
+      </w:tr>
+      <w:tr>
+        <w:tc>
+          <w:tcPr>
+            <w:tcW w:w="942" w:type="dxa"/>
+          </w:tcPr>
+          <w:p>
+            <w:pPr>
+              <w:rPr>
+                <w:rFonts w:ascii="David" w:hAnsi="David" w:cs="David"/>
+                <w:rtl/>
+              </w:rPr>
+            </w:pPr>
+            <w:r>
+              <w:rPr>
+                <w:rFonts w:ascii="David" w:hAnsi="David" w:cs="David"/>
+                <w:rtl/>
+              </w:rPr>
+              <w:t>5</w:t>
+            </w:r>
+          </w:p>
+        </w:tc>
+        <w:tc>
+          <w:tcPr>
+            <w:tcW w:w="2061" w:type="dxa"/>
+          </w:tcPr>
+          <w:p>
+            <w:pPr>
+              <w:rPr>
+                <w:rFonts w:ascii="David" w:hAnsi="David" w:cs="David"/>
+                <w:rtl/>
+              </w:rPr>
+            </w:pPr>
+            <w:r>
+              <w:rPr>
+                <w:rFonts w:ascii="David" w:hAnsi="David" w:cs="David" w:hint="cs"/>
+                <w:rtl/>
+              </w:rPr>
+              <w:t>בדיקת בקשת תמונה</w:t>
+            </w:r>
+          </w:p>
+        </w:tc>
+        <w:tc>
+          <w:tcPr>
+            <w:tcW w:w="2049" w:type="dxa"/>
+          </w:tcPr>
+          <w:p>
+            <w:pPr>
+              <w:rPr>
+                <w:rFonts w:ascii="David" w:hAnsi="David" w:cs="David"/>
+                <w:rtl/>
+              </w:rPr>
+            </w:pPr>
+            <w:r>
+              <w:rPr>
+                <w:rFonts w:ascii="David" w:hAnsi="David" w:cs="David" w:hint="cs"/>
+                <w:rtl/>
+              </w:rPr>
+              <w:t>אמורה לבדוק שהמערכת אכן שולחת תמונה מהמקום שהתבקשה לשלוח ממנו תמונה</w:t>
+            </w:r>
+          </w:p>
+        </w:tc>
+        <w:tc>
+          <w:tcPr>
+            <w:tcW w:w="2164" w:type="dxa"/>
+          </w:tcPr>
+          <w:p>
+            <w:pPr>
+              <w:rPr>
+                <w:rFonts w:ascii="David" w:hAnsi="David" w:cs="David"/>
+                <w:rtl/>
+              </w:rPr>
+            </w:pPr>
+            <w:r>
+              <w:rPr>
+                <w:rFonts w:ascii="David" w:hAnsi="David" w:cs="David" w:hint="cs"/>
+                <w:rtl/>
+              </w:rPr>
+              <w:t>להפעיל את המערכת, ללחוץ על כפתור בקשת תמונה, לבחור את החדר הרצוי (לדוגמה סלון), לבדוק שאכן התקבלה תמונה עדכנית של חדר זה</w:t>
+            </w:r>
+          </w:p>
+        </w:tc>
+      </w:tr>
+      <w:tr>
+        <w:tc>
+          <w:tcPr>
+            <w:tcW w:w="942" w:type="dxa"/>
+          </w:tcPr>
+          <w:p>
+            <w:pPr>
+              <w:rPr>
+                <w:rFonts w:ascii="David" w:hAnsi="David" w:cs="David"/>
+                <w:rtl/>
+              </w:rPr>
+            </w:pPr>
+            <w:r>
+              <w:rPr>
+                <w:rFonts w:ascii="David" w:hAnsi="David" w:cs="David"/>
+                <w:rtl/>
+              </w:rPr>
+              <w:t>6</w:t>
+            </w:r>
+          </w:p>
+        </w:tc>
+        <w:tc>
+          <w:tcPr>
+            <w:tcW w:w="2061" w:type="dxa"/>
+          </w:tcPr>
+          <w:p>
+            <w:pPr>
+              <w:rPr>
+                <w:rFonts w:ascii="David" w:hAnsi="David" w:cs="David"/>
+                <w:rtl/>
+              </w:rPr>
+            </w:pPr>
+            <w:r>
+              <w:rPr>
+                <w:rFonts w:ascii="David" w:hAnsi="David" w:cs="David" w:hint="cs"/>
+                <w:rtl/>
+              </w:rPr>
+              <w:t>בדיקת מניעת התרעות חוזרות</w:t>
+            </w:r>
+          </w:p>
+        </w:tc>
+        <w:tc>
+          <w:tcPr>
+            <w:tcW w:w="2049" w:type="dxa"/>
+          </w:tcPr>
+          <w:p>
+            <w:pPr>
+              <w:rPr>
+                <w:rFonts w:ascii="David" w:hAnsi="David" w:cs="David"/>
+                <w:rtl/>
+              </w:rPr>
+            </w:pPr>
+            <w:r>
+              <w:rPr>
+                <w:rFonts w:ascii="David" w:hAnsi="David" w:cs="David" w:hint="cs"/>
+                <w:rtl/>
+              </w:rPr>
+              <w:t xml:space="preserve">אמורה לבדוק שהמערכת </w:t>
+            </w:r>
+            <w:r>
+              <w:rPr>
+                <w:rFonts w:ascii="David" w:hAnsi="David" w:cs="David" w:hint="cs"/>
+                <w:rtl/>
+              </w:rPr>
+              <w:t>לא שולחת מספר התרעות עבור אותה תנועה מתמשכת</w:t>
+            </w:r>
+          </w:p>
+        </w:tc>
+        <w:tc>
+          <w:tcPr>
+            <w:tcW w:w="2164" w:type="dxa"/>
+          </w:tcPr>
+          <w:p>
+            <w:pPr>
+              <w:rPr>
+                <w:rFonts w:ascii="David" w:hAnsi="David" w:cs="David"/>
+                <w:rtl/>
+              </w:rPr>
+            </w:pPr>
+            <w:r>
+              <w:rPr>
+                <w:rFonts w:ascii="David" w:hAnsi="David" w:cs="David" w:hint="cs"/>
+                <w:rtl/>
+              </w:rPr>
+              <w:t xml:space="preserve">להפעיל את המערכת, להיכנס לחדר עם מצלמה, לזוז בו </w:t>
+            </w:r>
+            <w:r>
+              <w:rPr>
+                <w:rFonts w:ascii="David" w:hAnsi="David" w:cs="David" w:hint="cs"/>
+                <w:rtl/>
+              </w:rPr>
+              <w:t>מספר דקות (לדוגמה 10 דקות), לבדוק שלא נשלחו הרבה התרעות עבור התנועה המתמשכת הזו</w:t>
+            </w:r>
+          </w:p>
+        </w:tc>
+      </w:tr>
+      <w:tr>
+        <w:tc>
+          <w:tcPr>
+            <w:tcW w:w="942" w:type="dxa"/>
+          </w:tcPr>
+          <w:p>
+            <w:pPr>
+              <w:rPr>
+                <w:rFonts w:ascii="David" w:hAnsi="David" w:cs="David"/>
+                <w:rtl/>
+              </w:rPr>
+            </w:pPr>
+            <w:r>
+              <w:rPr>
+                <w:rFonts w:ascii="David" w:hAnsi="David" w:cs="David" w:hint="cs"/>
+                <w:rtl/>
+              </w:rPr>
+              <w:t>7</w:t>
+            </w:r>
+          </w:p>
+        </w:tc>
+        <w:tc>
+          <w:tcPr>
+            <w:tcW w:w="2061" w:type="dxa"/>
+          </w:tcPr>
+          <w:p>
+            <w:pPr>
+              <w:rPr>
+                <w:rFonts w:ascii="David" w:hAnsi="David" w:cs="David"/>
+                <w:rtl/>
+              </w:rPr>
+            </w:pPr>
+            <w:r>
+              <w:rPr>
+                <w:rFonts w:ascii="David" w:hAnsi="David" w:cs="David" w:hint="cs"/>
+                <w:rtl/>
+              </w:rPr>
+              <w:t>בדיקת טיפול בכמה לקוחות במקביל</w:t>
+            </w:r>
+          </w:p>
+        </w:tc>
+        <w:tc>
+          <w:tcPr>
+            <w:tcW w:w="2049" w:type="dxa"/>
+          </w:tcPr>
+          <w:p>
+            <w:pPr>
+              <w:rPr>
+                <w:rFonts w:ascii="David" w:hAnsi="David" w:cs="David"/>
+                <w:rtl/>
+              </w:rPr>
+            </w:pPr>
+            <w:r>
+              <w:rPr>
+                <w:rFonts w:ascii="David" w:hAnsi="David" w:cs="David" w:hint="cs"/>
+                <w:rtl/>
+              </w:rPr>
+              <w:t>אמורה לבדוק שהשרת יכול לטפל בכמה לקוחות במקביל ושכל אחד מקבל את ההתרעות שלו מהמצלמות שלו</w:t>
+            </w:r>
+          </w:p>
+        </w:tc>
+        <w:tc>
+          <w:tcPr>
+            <w:tcW w:w="2164" w:type="dxa"/>
+          </w:tcPr>
+          <w:p>
+            <w:pPr>
+              <w:rPr>
+                <w:rFonts w:ascii="David" w:hAnsi="David" w:cs="David"/>
+                <w:rtl/>
+              </w:rPr>
+            </w:pPr>
+            <w:r>
+              <w:rPr>
+                <w:rFonts w:ascii="David" w:hAnsi="David" w:cs="David" w:hint="cs"/>
+                <w:rtl/>
+              </w:rPr>
+              <w:t xml:space="preserve">להפעיל את המערכת מ2 לקוחות שונים במקביל, </w:t>
+            </w:r>
+            <w:r>
+              <w:rPr>
+                <w:rFonts w:ascii="David" w:hAnsi="David" w:cs="David" w:hint="cs"/>
+                <w:rtl/>
+              </w:rPr>
+              <w:t>להיכנס לחדר של הלקוח הראשון</w:t>
+            </w:r>
+            <w:r>
+              <w:rPr>
+                <w:rFonts w:ascii="David" w:hAnsi="David" w:cs="David" w:hint="cs"/>
+                <w:rtl/>
+              </w:rPr>
+              <w:t xml:space="preserve"> שמותקנת בו מצלמה</w:t>
+            </w:r>
+            <w:r>
+              <w:rPr>
+                <w:rFonts w:ascii="David" w:hAnsi="David" w:cs="David" w:hint="cs"/>
+                <w:rtl/>
+              </w:rPr>
+              <w:t xml:space="preserve"> ולזוז שם. לוודא שרק הלקוח הראשון מקבל התרעה והלקוח השני לא.</w:t>
+            </w:r>
+          </w:p>
         </w:tc>
       </w:tr>
     </w:tbl>
@@ -3372,7 +3953,6 @@
                 <w:rFonts w:ascii="David" w:hAnsi="David" w:cs="David"/>
                 <w:rtl/>
               </w:rPr>
-              <w:lastRenderedPageBreak/>
               <w:t>ניתוח</w:t>
             </w:r>
           </w:p>
@@ -3911,30 +4491,87 @@
           <w:p>
             <w:pPr>
               <w:rPr>
+                <w:rFonts w:ascii="David" w:hAnsi="David" w:cs="David"/>
+              </w:rPr>
+            </w:pPr>
+            <w:r>
+              <w:rPr>
                 <w:rFonts w:ascii="David" w:hAnsi="David" w:cs="David" w:hint="cs"/>
-              </w:rPr>
-            </w:pPr>
+                <w:rtl/>
+              </w:rPr>
+              <w:t>7</w:t>
+            </w:r>
             <w:r>
               <w:rPr>
                 <w:rFonts w:ascii="David" w:hAnsi="David" w:cs="David" w:hint="cs"/>
                 <w:rtl/>
               </w:rPr>
-              <w:t>7</w:t>
+              <w:t>/3</w:t>
             </w:r>
             <w:r>
               <w:rPr>
                 <w:rFonts w:ascii="David" w:hAnsi="David" w:cs="David" w:hint="cs"/>
                 <w:rtl/>
               </w:rPr>
-              <w:t>/3</w:t>
-            </w:r>
+              <w:t>/2027</w:t>
+            </w:r>
+          </w:p>
+        </w:tc>
+        <w:tc>
+          <w:tcPr>
+            <w:tcW w:w="1379" w:type="dxa"/>
+          </w:tcPr>
+          <w:p>
+            <w:pPr>
+              <w:rPr>
+                <w:rFonts w:ascii="David" w:hAnsi="David" w:cs="David"/>
+              </w:rPr>
+            </w:pPr>
             <w:r>
               <w:rPr>
                 <w:rFonts w:ascii="David" w:hAnsi="David" w:cs="David" w:hint="cs"/>
                 <w:rtl/>
               </w:rPr>
-              <w:t>/2027</w:t>
-            </w:r>
+              <w:t>1</w:t>
+            </w:r>
+            <w:r>
+              <w:rPr>
+                <w:rFonts w:ascii="David" w:hAnsi="David" w:cs="David" w:hint="cs"/>
+                <w:rtl/>
+              </w:rPr>
+              <w:t>3</w:t>
+            </w:r>
+            <w:r>
+              <w:rPr>
+                <w:rFonts w:ascii="David" w:hAnsi="David" w:cs="David" w:hint="cs"/>
+                <w:rtl/>
+              </w:rPr>
+              <w:t>/3/2027</w:t>
+            </w:r>
+          </w:p>
+        </w:tc>
+        <w:tc>
+          <w:tcPr>
+            <w:tcW w:w="1384" w:type="dxa"/>
+          </w:tcPr>
+          <w:p>
+            <w:pPr>
+              <w:rPr>
+                <w:rFonts w:ascii="David" w:hAnsi="David" w:cs="David"/>
+              </w:rPr>
+            </w:pPr>
+          </w:p>
+        </w:tc>
+        <w:tc>
+          <w:tcPr>
+            <w:tcW w:w="1377" w:type="dxa"/>
+          </w:tcPr>
+          <w:p>
+            <w:pPr>
+              <w:rPr>
+                <w:rFonts w:ascii="David" w:hAnsi="David" w:cs="David"/>
+              </w:rPr>
+            </w:pPr>
           </w:p>
         </w:tc>
         <w:tc>
@@ -3945,6 +4582,7 @@
             <w:pPr>
               <w:rPr>
                 <w:rFonts w:ascii="David" w:hAnsi="David" w:cs="David"/>
+                <w:rtl/>
               </w:rPr>
             </w:pPr>
             <w:r>
@@ -3952,70 +4590,13 @@
                 <w:rFonts w:ascii="David" w:hAnsi="David" w:cs="David" w:hint="cs"/>
                 <w:rtl/>
               </w:rPr>
-              <w:t>1</w:t>
-            </w:r>
-            <w:r>
-              <w:rPr>
-                <w:rFonts w:ascii="David" w:hAnsi="David" w:cs="David" w:hint="cs"/>
-                <w:rtl/>
-              </w:rPr>
-              <w:t>3</w:t>
-            </w:r>
-            <w:r>
-              <w:rPr>
-                <w:rFonts w:ascii="David" w:hAnsi="David" w:cs="David" w:hint="cs"/>
-                <w:rtl/>
-              </w:rPr>
-              <w:t>/3/2027</w:t>
-            </w:r>
-          </w:p>
-        </w:tc>
-        <w:tc>
-          <w:tcPr>
-            <w:tcW w:w="1384" w:type="dxa"/>
-          </w:tcPr>
-          <w:p>
-            <w:pPr>
-              <w:rPr>
-                <w:rFonts w:ascii="David" w:hAnsi="David" w:cs="David"/>
-              </w:rPr>
-            </w:pPr>
-          </w:p>
-        </w:tc>
-        <w:tc>
-          <w:tcPr>
-            <w:tcW w:w="1377" w:type="dxa"/>
-          </w:tcPr>
-          <w:p>
-            <w:pPr>
-              <w:rPr>
-                <w:rFonts w:ascii="David" w:hAnsi="David" w:cs="David"/>
-              </w:rPr>
-            </w:pPr>
-          </w:p>
-        </w:tc>
-        <w:tc>
-          <w:tcPr>
-            <w:tcW w:w="1379" w:type="dxa"/>
-          </w:tcPr>
-          <w:p>
-            <w:pPr>
-              <w:rPr>
-                <w:rFonts w:ascii="David" w:hAnsi="David" w:cs="David" w:hint="cs"/>
-                <w:rtl/>
-              </w:rPr>
-            </w:pPr>
-            <w:r>
-              <w:rPr>
-                <w:rFonts w:ascii="David" w:hAnsi="David" w:cs="David" w:hint="cs"/>
-                <w:rtl/>
-              </w:rPr>
               <w:t xml:space="preserve">שליחת התמונה של התנועה לסוכן </w:t>
             </w:r>
             <w:r>
               <w:rPr>
                 <w:rFonts w:ascii="David" w:hAnsi="David" w:cs="David"/>
               </w:rPr>
+              <w:lastRenderedPageBreak/>
               <w:t>ai</w:t>
             </w:r>
             <w:r>
@@ -4045,6 +4626,7 @@
                 <w:rFonts w:ascii="David" w:hAnsi="David" w:cs="David" w:hint="cs"/>
                 <w:rtl/>
               </w:rPr>
+              <w:lastRenderedPageBreak/>
               <w:t xml:space="preserve">קוד </w:t>
             </w:r>
             <w:r>
@@ -4174,30 +4756,70 @@
           <w:p>
             <w:pPr>
               <w:rPr>
+                <w:rFonts w:ascii="David" w:hAnsi="David" w:cs="David"/>
+                <w:rtl/>
+              </w:rPr>
+            </w:pPr>
+            <w:r>
+              <w:rPr>
                 <w:rFonts w:ascii="David" w:hAnsi="David" w:cs="David" w:hint="cs"/>
                 <w:rtl/>
               </w:rPr>
-            </w:pPr>
+              <w:t xml:space="preserve">קוד </w:t>
+            </w:r>
+            <w:r>
+              <w:rPr>
+                <w:rFonts w:ascii="David" w:hAnsi="David" w:cs="David"/>
+                <w:rtl/>
+              </w:rPr>
+              <w:t>–</w:t>
+            </w:r>
             <w:r>
               <w:rPr>
                 <w:rFonts w:ascii="David" w:hAnsi="David" w:cs="David" w:hint="cs"/>
                 <w:rtl/>
               </w:rPr>
-              <w:t xml:space="preserve">קוד </w:t>
-            </w:r>
-            <w:r>
-              <w:rPr>
-                <w:rFonts w:ascii="David" w:hAnsi="David" w:cs="David"/>
-                <w:rtl/>
-              </w:rPr>
-              <w:t>–</w:t>
-            </w:r>
+              <w:t xml:space="preserve"> הוספת בקשת תמונה</w:t>
+            </w:r>
+          </w:p>
+        </w:tc>
+        <w:tc>
+          <w:tcPr>
+            <w:tcW w:w="1384" w:type="dxa"/>
+          </w:tcPr>
+          <w:p>
+            <w:pPr>
+              <w:rPr>
+                <w:rFonts w:ascii="David" w:hAnsi="David" w:cs="David"/>
+                <w:rtl/>
+              </w:rPr>
+            </w:pPr>
             <w:r>
               <w:rPr>
                 <w:rFonts w:ascii="David" w:hAnsi="David" w:cs="David" w:hint="cs"/>
                 <w:rtl/>
               </w:rPr>
-              <w:t xml:space="preserve"> הוספת בקשת תמונה</w:t>
+              <w:t>21/3/2027</w:t>
+            </w:r>
+          </w:p>
+        </w:tc>
+        <w:tc>
+          <w:tcPr>
+            <w:tcW w:w="1379" w:type="dxa"/>
+          </w:tcPr>
+          <w:p>
+            <w:pPr>
+              <w:rPr>
+                <w:rFonts w:ascii="David" w:hAnsi="David" w:cs="David"/>
+                <w:rtl/>
+              </w:rPr>
+            </w:pPr>
+            <w:r>
+              <w:rPr>
+                <w:rFonts w:ascii="David" w:hAnsi="David" w:cs="David" w:hint="cs"/>
+                <w:rtl/>
+              </w:rPr>
+              <w:t>27/3/2027</w:t>
             </w:r>
           </w:p>
         </w:tc>
@@ -4208,17 +4830,21 @@
           <w:p>
             <w:pPr>
               <w:rPr>
-                <w:rFonts w:ascii="David" w:hAnsi="David" w:cs="David" w:hint="cs"/>
-                <w:rtl/>
-              </w:rPr>
-            </w:pPr>
-            <w:r>
-              <w:rPr>
-                <w:rFonts w:ascii="David" w:hAnsi="David" w:cs="David" w:hint="cs"/>
-                <w:rtl/>
-              </w:rPr>
-              <w:t>21/3/2027</w:t>
-            </w:r>
+                <w:rFonts w:ascii="David" w:hAnsi="David" w:cs="David"/>
+              </w:rPr>
+            </w:pPr>
+          </w:p>
+        </w:tc>
+        <w:tc>
+          <w:tcPr>
+            <w:tcW w:w="1377" w:type="dxa"/>
+          </w:tcPr>
+          <w:p>
+            <w:pPr>
+              <w:rPr>
+                <w:rFonts w:ascii="David" w:hAnsi="David" w:cs="David"/>
+              </w:rPr>
+            </w:pPr>
           </w:p>
         </w:tc>
         <w:tc>
@@ -4228,51 +4854,7 @@
           <w:p>
             <w:pPr>
               <w:rPr>
-                <w:rFonts w:ascii="David" w:hAnsi="David" w:cs="David" w:hint="cs"/>
-                <w:rtl/>
-              </w:rPr>
-            </w:pPr>
-            <w:r>
-              <w:rPr>
-                <w:rFonts w:ascii="David" w:hAnsi="David" w:cs="David" w:hint="cs"/>
-                <w:rtl/>
-              </w:rPr>
-              <w:t>27/3/2027</w:t>
-            </w:r>
-          </w:p>
-        </w:tc>
-        <w:tc>
-          <w:tcPr>
-            <w:tcW w:w="1384" w:type="dxa"/>
-          </w:tcPr>
-          <w:p>
-            <w:pPr>
-              <w:rPr>
-                <w:rFonts w:ascii="David" w:hAnsi="David" w:cs="David"/>
-              </w:rPr>
-            </w:pPr>
-          </w:p>
-        </w:tc>
-        <w:tc>
-          <w:tcPr>
-            <w:tcW w:w="1377" w:type="dxa"/>
-          </w:tcPr>
-          <w:p>
-            <w:pPr>
-              <w:rPr>
-                <w:rFonts w:ascii="David" w:hAnsi="David" w:cs="David"/>
-              </w:rPr>
-            </w:pPr>
-          </w:p>
-        </w:tc>
-        <w:tc>
-          <w:tcPr>
-            <w:tcW w:w="1379" w:type="dxa"/>
-          </w:tcPr>
-          <w:p>
-            <w:pPr>
-              <w:rPr>
-                <w:rFonts w:ascii="David" w:hAnsi="David" w:cs="David" w:hint="cs"/>
+                <w:rFonts w:ascii="David" w:hAnsi="David" w:cs="David"/>
                 <w:rtl/>
               </w:rPr>
             </w:pPr>
@@ -5238,7 +5820,14 @@
           <w:tcPr>
             <w:tcW w:w="876" w:type="dxa"/>
           </w:tcPr>
-          <w:p/>
+          <w:p>
+            <w:pPr>
+              <w:rPr>
+                <w:rFonts w:hint="cs"/>
+                <w:rtl/>
+              </w:rPr>
+            </w:pPr>
+          </w:p>
         </w:tc>
         <w:tc>
           <w:tcPr>
@@ -14006,6 +14595,7 @@
   <w:style w:type="character" w:default="1" w:styleId="DefaultParagraphFont">
     <w:name w:val="Default Paragraph Font"/>
     <w:uiPriority w:val="1"/>
+    <w:semiHidden/>
     <w:unhideWhenUsed/>
   </w:style>
   <w:style w:type="table" w:default="1" w:styleId="TableNormal">
@@ -14613,28 +15203,28 @@
 </file>
 
 <file path=customXml/item1.xml><?xml version="1.0" encoding="utf-8"?>
+<b:Sources xmlns:b="http://schemas.openxmlformats.org/officeDocument/2006/bibliography" xmlns="http://schemas.openxmlformats.org/officeDocument/2006/bibliography" SelectedStyle="\APASixthEditionOfficeOnline.xsl" StyleName="APA" Version="6"/>
+</file>
+
+<file path=customXml/item2.xml><?xml version="1.0" encoding="utf-8"?>
 <go:gDocsCustomXmlDataStorage xmlns:go="http://customooxmlschemas.google.com/" xmlns:r="http://schemas.openxmlformats.org/officeDocument/2006/relationships">
   <go:docsCustomData xmlns:go="http://customooxmlschemas.google.com/" roundtripDataSignature="AMtx7mj9a3A90PM42x/sipo5ntwfvaMSpA==">AMUW2mWeWHIIh3OLO3ToFPOAIUpaVQNqaHD1JexXxiM4IxRmhvtYkrNl4UGJ+h0PQxE/lT5F0cCdFs0LijweeYn6CS/tBXzO5anhJwrcHGl8S1q5n//ko0Q=</go:docsCustomData>
 </go:gDocsCustomXmlDataStorage>
 </file>
 
-<file path=customXml/item2.xml><?xml version="1.0" encoding="utf-8"?>
-<b:Sources xmlns:b="http://schemas.openxmlformats.org/officeDocument/2006/bibliography" xmlns="http://schemas.openxmlformats.org/officeDocument/2006/bibliography" SelectedStyle="\APASixthEditionOfficeOnline.xsl" StyleName="APA" Version="6"/>
+<file path=customXml/itemProps1.xml><?xml version="1.0" encoding="utf-8"?>
+<ds:datastoreItem xmlns:ds="http://schemas.openxmlformats.org/officeDocument/2006/customXml" ds:itemID="{709D5AC3-358D-4498-AEA9-1A4390EFAF8B}">
+  <ds:schemaRefs>
+    <ds:schemaRef ds:uri="http://schemas.openxmlformats.org/officeDocument/2006/bibliography"/>
+  </ds:schemaRefs>
+</ds:datastoreItem>
 </file>
 
-<file path=customXml/itemProps1.xml><?xml version="1.0" encoding="utf-8"?>
+<file path=customXml/itemProps2.xml><?xml version="1.0" encoding="utf-8"?>
 <ds:datastoreItem xmlns:ds="http://schemas.openxmlformats.org/officeDocument/2006/customXml" ds:itemID="{11111111-1234-1234-1234-123412341234}">
   <ds:schemaRefs>
     <ds:schemaRef ds:uri="http://customooxmlschemas.google.com/"/>
     <ds:schemaRef ds:uri="http://schemas.openxmlformats.org/officeDocument/2006/relationships"/>
   </ds:schemaRefs>
 </ds:datastoreItem>
-</file>
-
-<file path=customXml/itemProps2.xml><?xml version="1.0" encoding="utf-8"?>
-<ds:datastoreItem xmlns:ds="http://schemas.openxmlformats.org/officeDocument/2006/customXml" ds:itemID="{709D5AC3-358D-4498-AEA9-1A4390EFAF8B}">
-  <ds:schemaRefs>
-    <ds:schemaRef ds:uri="http://schemas.openxmlformats.org/officeDocument/2006/bibliography"/>
-  </ds:schemaRefs>
-</ds:datastoreItem>
 </file>